--- a/week3/day11_Sunday/reports/Day_11_report.docx
+++ b/week3/day11_Sunday/reports/Day_11_report.docx
@@ -1,19 +1,20 @@
 
 <file path=word/document.xml><?xml version="1.0" encoding="utf-8"?>
-<w:document xmlns:mc="http://schemas.openxmlformats.org/markup-compatibility/2006" xmlns:o="urn:schemas-microsoft-com:office:office" xmlns:r="http://schemas.openxmlformats.org/officeDocument/2006/relationships" xmlns:m="http://schemas.openxmlformats.org/officeDocument/2006/math" xmlns:v="urn:schemas-microsoft-com:vml" xmlns:wp="http://schemas.openxmlformats.org/drawingml/2006/wordprocessingDrawing" xmlns:w10="urn:schemas-microsoft-com:office:word" xmlns:w="http://schemas.openxmlformats.org/wordprocessingml/2006/main" xmlns:wne="http://schemas.microsoft.com/office/word/2006/wordml" xmlns:sl="http://schemas.openxmlformats.org/schemaLibrary/2006/main" xmlns:a="http://schemas.openxmlformats.org/drawingml/2006/main" xmlns:pic="http://schemas.openxmlformats.org/drawingml/2006/picture" xmlns:c="http://schemas.openxmlformats.org/drawingml/2006/chart" xmlns:lc="http://schemas.openxmlformats.org/drawingml/2006/lockedCanvas" xmlns:dgm="http://schemas.openxmlformats.org/drawingml/2006/diagram" xmlns:wps="http://schemas.microsoft.com/office/word/2010/wordprocessingShape" xmlns:wpg="http://schemas.microsoft.com/office/word/2010/wordprocessingGroup" xmlns:w14="http://schemas.microsoft.com/office/word/2010/wordml" xmlns:w15="http://schemas.microsoft.com/office/word/2012/wordml" xmlns:w16="http://schemas.microsoft.com/office/word/2018/wordml" xmlns:w16cex="http://schemas.microsoft.com/office/word/2018/wordml/cex" xmlns:w16cid="http://schemas.microsoft.com/office/word/2016/wordml/cid" xmlns="http://schemas.microsoft.com/office/tasks/2019/documenttasks" xmlns:cr="http://schemas.microsoft.com/office/comments/2020/reactions">
+<w:document xmlns:wpc="http://schemas.microsoft.com/office/word/2010/wordprocessingCanvas" xmlns:cx="http://schemas.microsoft.com/office/drawing/2014/chartex" xmlns:cx1="http://schemas.microsoft.com/office/drawing/2015/9/8/chartex" xmlns:cx2="http://schemas.microsoft.com/office/drawing/2015/10/21/chartex" xmlns:cx3="http://schemas.microsoft.com/office/drawing/2016/5/9/chartex" xmlns:cx4="http://schemas.microsoft.com/office/drawing/2016/5/10/chartex" xmlns:cx5="http://schemas.microsoft.com/office/drawing/2016/5/11/chartex" xmlns:cx6="http://schemas.microsoft.com/office/drawing/2016/5/12/chartex" xmlns:cx7="http://schemas.microsoft.com/office/drawing/2016/5/13/chartex" xmlns:cx8="http://schemas.microsoft.com/office/drawing/2016/5/14/chartex" xmlns:mc="http://schemas.openxmlformats.org/markup-compatibility/2006" xmlns:aink="http://schemas.microsoft.com/office/drawing/2016/ink" xmlns:am3d="http://schemas.microsoft.com/office/drawing/2017/model3d" xmlns:o="urn:schemas-microsoft-com:office:office" xmlns:oel="http://schemas.microsoft.com/office/2019/extlst" xmlns:r="http://schemas.openxmlformats.org/officeDocument/2006/relationships" xmlns:m="http://schemas.openxmlformats.org/officeDocument/2006/math" xmlns:v="urn:schemas-microsoft-com:vml" xmlns:wp14="http://schemas.microsoft.com/office/word/2010/wordprocessingDrawing" xmlns:wp="http://schemas.openxmlformats.org/drawingml/2006/wordprocessingDrawing" xmlns:w10="urn:schemas-microsoft-com:office:word" xmlns:w="http://schemas.openxmlformats.org/wordprocessingml/2006/main" xmlns:w14="http://schemas.microsoft.com/office/word/2010/wordml" xmlns:w15="http://schemas.microsoft.com/office/word/2012/wordml" xmlns:w16cex="http://schemas.microsoft.com/office/word/2018/wordml/cex" xmlns:w16cid="http://schemas.microsoft.com/office/word/2016/wordml/cid" xmlns:w16="http://schemas.microsoft.com/office/word/2018/wordml" xmlns:w16du="http://schemas.microsoft.com/office/word/2023/wordml/word16du" xmlns:w16sdtdh="http://schemas.microsoft.com/office/word/2020/wordml/sdtdatahash" xmlns:w16sdtfl="http://schemas.microsoft.com/office/word/2024/wordml/sdtformatlock" xmlns:w16se="http://schemas.microsoft.com/office/word/2015/wordml/symex" xmlns:wpg="http://schemas.microsoft.com/office/word/2010/wordprocessingGroup" xmlns:wpi="http://schemas.microsoft.com/office/word/2010/wordprocessingInk" xmlns:wne="http://schemas.microsoft.com/office/word/2006/wordml" xmlns:wps="http://schemas.microsoft.com/office/word/2010/wordprocessingShape" mc:Ignorable="w14 w15 w16se w16cid w16 w16cex w16sdtdh w16sdtfl w16du wp14">
   <w:body>
     <w:p>
       <w:pPr>
-        <w:spacing w:after="0" w:lineRule="auto"/>
-        <w:ind w:left="-720" w:right="11624" w:firstLine="0"/>
-        <w:rPr/>
+        <w:spacing w:after="0"/>
+        <w:ind w:left="-720" w:right="11624"/>
       </w:pPr>
       <w:r>
-        <w:rPr/>
+        <w:rPr>
+          <w:noProof/>
+        </w:rPr>
         <mc:AlternateContent>
           <mc:Choice Requires="wpg">
             <w:drawing>
-              <wp:anchor allowOverlap="1" behindDoc="0" distB="0" distT="0" distL="114300" distR="114300" hidden="0" layoutInCell="1" locked="0" relativeHeight="0" simplePos="0">
+              <wp:anchor distT="0" distB="0" distL="114300" distR="114300" simplePos="0" relativeHeight="251658240" behindDoc="0" locked="0" layoutInCell="1" hidden="0" allowOverlap="1" wp14:anchorId="4B2E7EE3" wp14:editId="51C6A521">
                 <wp:simplePos x="0" y="0"/>
                 <wp:positionH relativeFrom="page">
                   <wp:posOffset>0</wp:posOffset>
@@ -22,22 +23,24 @@
                   <wp:posOffset>0</wp:posOffset>
                 </wp:positionV>
                 <wp:extent cx="7772400" cy="10058397"/>
-                <wp:effectExtent b="0" l="0" r="0" t="0"/>
-                <wp:wrapTopAndBottom distB="0" distT="0"/>
-                <wp:docPr id="2" name=""/>
-                <a:graphic>
+                <wp:effectExtent l="0" t="0" r="0" b="0"/>
+                <wp:wrapTopAndBottom distT="0" distB="0"/>
+                <wp:docPr id="2" name="Group 2"/>
+                <wp:cNvGraphicFramePr/>
+                <a:graphic xmlns:a="http://schemas.openxmlformats.org/drawingml/2006/main">
                   <a:graphicData uri="http://schemas.microsoft.com/office/word/2010/wordprocessingGroup">
                     <wpg:wgp>
                       <wpg:cNvGrpSpPr/>
                       <wpg:grpSpPr>
                         <a:xfrm>
-                          <a:off x="1459800" y="0"/>
+                          <a:off x="0" y="0"/>
                           <a:ext cx="7772400" cy="10058397"/>
                           <a:chOff x="1459800" y="0"/>
                           <a:chExt cx="7772400" cy="7560000"/>
                         </a:xfrm>
                       </wpg:grpSpPr>
                       <wpg:grpSp>
+                        <wpg:cNvPr id="2038638826" name="Group 2038638826"/>
                         <wpg:cNvGrpSpPr/>
                         <wpg:grpSpPr>
                           <a:xfrm>
@@ -48,8 +51,8 @@
                           </a:xfrm>
                         </wpg:grpSpPr>
                         <wps:wsp>
+                          <wps:cNvPr id="276526563" name="Rectangle 276526563"/>
                           <wps:cNvSpPr/>
-                          <wps:cNvPr id="3" name="Shape 3"/>
                           <wps:spPr>
                             <a:xfrm>
                               <a:off x="1459800" y="0"/>
@@ -67,19 +70,18 @@
                             <w:txbxContent>
                               <w:p>
                                 <w:pPr>
-                                  <w:spacing w:after="0" w:before="0" w:line="240"/>
-                                  <w:ind w:left="0" w:right="0" w:firstLine="0"/>
-                                  <w:jc w:val="left"/>
+                                  <w:spacing w:after="0" w:line="240" w:lineRule="auto"/>
                                   <w:textDirection w:val="btLr"/>
                                 </w:pPr>
                               </w:p>
                             </w:txbxContent>
                           </wps:txbx>
-                          <wps:bodyPr anchorCtr="0" anchor="ctr" bIns="91425" lIns="91425" spcFirstLastPara="1" rIns="91425" wrap="square" tIns="91425">
+                          <wps:bodyPr spcFirstLastPara="1" wrap="square" lIns="91425" tIns="91425" rIns="91425" bIns="91425" anchor="ctr" anchorCtr="0">
                             <a:noAutofit/>
                           </wps:bodyPr>
                         </wps:wsp>
                         <wpg:grpSp>
+                          <wpg:cNvPr id="72916944" name="Group 72916944"/>
                           <wpg:cNvGrpSpPr/>
                           <wpg:grpSpPr>
                             <a:xfrm>
@@ -90,8 +92,8 @@
                             </a:xfrm>
                           </wpg:grpSpPr>
                           <wps:wsp>
+                            <wps:cNvPr id="151896113" name="Rectangle 151896113"/>
                             <wps:cNvSpPr/>
-                            <wps:cNvPr id="13" name="Shape 13"/>
                             <wps:spPr>
                               <a:xfrm>
                                 <a:off x="1459800" y="0"/>
@@ -109,19 +111,18 @@
                               <w:txbxContent>
                                 <w:p>
                                   <w:pPr>
-                                    <w:spacing w:after="0" w:before="0" w:line="240"/>
-                                    <w:ind w:left="0" w:right="0" w:firstLine="0"/>
-                                    <w:jc w:val="left"/>
+                                    <w:spacing w:after="0" w:line="240" w:lineRule="auto"/>
                                     <w:textDirection w:val="btLr"/>
                                   </w:pPr>
                                 </w:p>
                               </w:txbxContent>
                             </wps:txbx>
-                            <wps:bodyPr anchorCtr="0" anchor="ctr" bIns="91425" lIns="91425" spcFirstLastPara="1" rIns="91425" wrap="square" tIns="91425">
+                            <wps:bodyPr spcFirstLastPara="1" wrap="square" lIns="91425" tIns="91425" rIns="91425" bIns="91425" anchor="ctr" anchorCtr="0">
                               <a:noAutofit/>
                             </wps:bodyPr>
                           </wps:wsp>
                           <wpg:grpSp>
+                            <wpg:cNvPr id="585465404" name="Group 585465404"/>
                             <wpg:cNvGrpSpPr/>
                             <wpg:grpSpPr>
                               <a:xfrm>
@@ -132,8 +133,8 @@
                               </a:xfrm>
                             </wpg:grpSpPr>
                             <wps:wsp>
+                              <wps:cNvPr id="192502594" name="Rectangle 192502594"/>
                               <wps:cNvSpPr/>
-                              <wps:cNvPr id="15" name="Shape 15"/>
                               <wps:spPr>
                                 <a:xfrm>
                                   <a:off x="0" y="0"/>
@@ -151,21 +152,19 @@
                                 <w:txbxContent>
                                   <w:p>
                                     <w:pPr>
-                                      <w:spacing w:after="0" w:before="0" w:line="240"/>
-                                      <w:ind w:left="0" w:right="0" w:firstLine="0"/>
-                                      <w:jc w:val="left"/>
+                                      <w:spacing w:after="0" w:line="240" w:lineRule="auto"/>
                                       <w:textDirection w:val="btLr"/>
                                     </w:pPr>
                                   </w:p>
                                 </w:txbxContent>
                               </wps:txbx>
-                              <wps:bodyPr anchorCtr="0" anchor="ctr" bIns="91425" lIns="91425" spcFirstLastPara="1" rIns="91425" wrap="square" tIns="91425">
+                              <wps:bodyPr spcFirstLastPara="1" wrap="square" lIns="91425" tIns="91425" rIns="91425" bIns="91425" anchor="ctr" anchorCtr="0">
                                 <a:noAutofit/>
                               </wps:bodyPr>
                             </wps:wsp>
                             <wps:wsp>
+                              <wps:cNvPr id="888242164" name="Rectangle 888242164"/>
                               <wps:cNvSpPr/>
-                              <wps:cNvPr id="16" name="Shape 16"/>
                               <wps:spPr>
                                 <a:xfrm>
                                   <a:off x="1805051" y="486410"/>
@@ -183,32 +182,23 @@
                                 <w:txbxContent>
                                   <w:p>
                                     <w:pPr>
-                                      <w:spacing w:after="160" w:before="0" w:line="258.99999618530273"/>
-                                      <w:ind w:left="0" w:right="0" w:firstLine="0"/>
-                                      <w:jc w:val="left"/>
+                                      <w:spacing w:line="258" w:lineRule="auto"/>
                                       <w:textDirection w:val="btLr"/>
                                     </w:pPr>
                                     <w:r>
                                       <w:rPr>
-                                        <w:rFonts w:ascii="Calibri" w:cs="Calibri" w:eastAsia="Calibri" w:hAnsi="Calibri"/>
-                                        <w:b w:val="0"/>
-                                        <w:i w:val="0"/>
-                                        <w:smallCaps w:val="0"/>
-                                        <w:strike w:val="0"/>
                                         <w:color w:val="000000"/>
-                                        <w:sz w:val="22"/>
-                                        <w:vertAlign w:val="baseline"/>
                                       </w:rPr>
                                       <w:t xml:space="preserve"> </w:t>
                                     </w:r>
                                   </w:p>
                                 </w:txbxContent>
                               </wps:txbx>
-                              <wps:bodyPr anchorCtr="0" anchor="t" bIns="0" lIns="0" spcFirstLastPara="1" rIns="0" wrap="square" tIns="0">
+                              <wps:bodyPr spcFirstLastPara="1" wrap="square" lIns="0" tIns="0" rIns="0" bIns="0" anchor="t" anchorCtr="0">
                                 <a:noAutofit/>
                               </wps:bodyPr>
                             </wps:wsp>
-                            <pic:pic>
+                            <pic:pic xmlns:pic="http://schemas.openxmlformats.org/drawingml/2006/picture">
                               <pic:nvPicPr>
                                 <pic:cNvPr id="17" name="Shape 17"/>
                                 <pic:cNvPicPr preferRelativeResize="0"/>
@@ -217,7 +207,7 @@
                                 <a:blip r:embed="rId7">
                                   <a:alphaModFix/>
                                 </a:blip>
-                                <a:srcRect b="0" l="0" r="0" t="0"/>
+                                <a:srcRect/>
                                 <a:stretch/>
                               </pic:blipFill>
                               <pic:spPr>
@@ -235,8 +225,8 @@
                               </pic:spPr>
                             </pic:pic>
                             <wps:wsp>
+                              <wps:cNvPr id="13724952" name="Rectangle 13724952"/>
                               <wps:cNvSpPr/>
-                              <wps:cNvPr id="18" name="Shape 18"/>
                               <wps:spPr>
                                 <a:xfrm>
                                   <a:off x="1805051" y="632318"/>
@@ -254,34 +244,26 @@
                                 <w:txbxContent>
                                   <w:p>
                                     <w:pPr>
-                                      <w:spacing w:after="160" w:before="0" w:line="258.99999618530273"/>
-                                      <w:ind w:left="0" w:right="0" w:firstLine="0"/>
-                                      <w:jc w:val="left"/>
+                                      <w:spacing w:line="258" w:lineRule="auto"/>
                                       <w:textDirection w:val="btLr"/>
                                     </w:pPr>
                                     <w:r>
                                       <w:rPr>
-                                        <w:rFonts w:ascii="Arial" w:cs="Arial" w:eastAsia="Arial" w:hAnsi="Arial"/>
-                                        <w:b w:val="0"/>
-                                        <w:i w:val="0"/>
-                                        <w:smallCaps w:val="0"/>
-                                        <w:strike w:val="0"/>
+                                        <w:rFonts w:ascii="Arial" w:eastAsia="Arial" w:hAnsi="Arial" w:cs="Arial"/>
                                         <w:color w:val="000000"/>
-                                        <w:sz w:val="22"/>
-                                        <w:vertAlign w:val="baseline"/>
                                       </w:rPr>
                                       <w:t xml:space="preserve"> </w:t>
                                     </w:r>
                                   </w:p>
                                 </w:txbxContent>
                               </wps:txbx>
-                              <wps:bodyPr anchorCtr="0" anchor="t" bIns="0" lIns="0" spcFirstLastPara="1" rIns="0" wrap="square" tIns="0">
+                              <wps:bodyPr spcFirstLastPara="1" wrap="square" lIns="0" tIns="0" rIns="0" bIns="0" anchor="t" anchorCtr="0">
                                 <a:noAutofit/>
                               </wps:bodyPr>
                             </wps:wsp>
                             <wps:wsp>
+                              <wps:cNvPr id="615040300" name="Rectangle 615040300"/>
                               <wps:cNvSpPr/>
-                              <wps:cNvPr id="19" name="Shape 19"/>
                               <wps:spPr>
                                 <a:xfrm>
                                   <a:off x="1805051" y="806054"/>
@@ -299,34 +281,26 @@
                                 <w:txbxContent>
                                   <w:p>
                                     <w:pPr>
-                                      <w:spacing w:after="160" w:before="0" w:line="258.99999618530273"/>
-                                      <w:ind w:left="0" w:right="0" w:firstLine="0"/>
-                                      <w:jc w:val="left"/>
+                                      <w:spacing w:line="258" w:lineRule="auto"/>
                                       <w:textDirection w:val="btLr"/>
                                     </w:pPr>
                                     <w:r>
                                       <w:rPr>
-                                        <w:rFonts w:ascii="Arial" w:cs="Arial" w:eastAsia="Arial" w:hAnsi="Arial"/>
-                                        <w:b w:val="0"/>
-                                        <w:i w:val="0"/>
-                                        <w:smallCaps w:val="0"/>
-                                        <w:strike w:val="0"/>
+                                        <w:rFonts w:ascii="Arial" w:eastAsia="Arial" w:hAnsi="Arial" w:cs="Arial"/>
                                         <w:color w:val="000000"/>
-                                        <w:sz w:val="22"/>
-                                        <w:vertAlign w:val="baseline"/>
                                       </w:rPr>
                                       <w:t xml:space="preserve"> </w:t>
                                     </w:r>
                                   </w:p>
                                 </w:txbxContent>
                               </wps:txbx>
-                              <wps:bodyPr anchorCtr="0" anchor="t" bIns="0" lIns="0" spcFirstLastPara="1" rIns="0" wrap="square" tIns="0">
+                              <wps:bodyPr spcFirstLastPara="1" wrap="square" lIns="0" tIns="0" rIns="0" bIns="0" anchor="t" anchorCtr="0">
                                 <a:noAutofit/>
                               </wps:bodyPr>
                             </wps:wsp>
                             <wps:wsp>
+                              <wps:cNvPr id="1895020962" name="Rectangle 1895020962"/>
                               <wps:cNvSpPr/>
-                              <wps:cNvPr id="20" name="Shape 20"/>
                               <wps:spPr>
                                 <a:xfrm>
                                   <a:off x="457505" y="979790"/>
@@ -344,34 +318,26 @@
                                 <w:txbxContent>
                                   <w:p>
                                     <w:pPr>
-                                      <w:spacing w:after="160" w:before="0" w:line="258.99999618530273"/>
-                                      <w:ind w:left="0" w:right="0" w:firstLine="0"/>
-                                      <w:jc w:val="left"/>
+                                      <w:spacing w:line="258" w:lineRule="auto"/>
                                       <w:textDirection w:val="btLr"/>
                                     </w:pPr>
                                     <w:r>
                                       <w:rPr>
-                                        <w:rFonts w:ascii="Arial" w:cs="Arial" w:eastAsia="Arial" w:hAnsi="Arial"/>
-                                        <w:b w:val="0"/>
-                                        <w:i w:val="0"/>
-                                        <w:smallCaps w:val="0"/>
-                                        <w:strike w:val="0"/>
+                                        <w:rFonts w:ascii="Arial" w:eastAsia="Arial" w:hAnsi="Arial" w:cs="Arial"/>
                                         <w:color w:val="000000"/>
-                                        <w:sz w:val="22"/>
-                                        <w:vertAlign w:val="baseline"/>
                                       </w:rPr>
                                       <w:t xml:space="preserve"> </w:t>
                                     </w:r>
                                   </w:p>
                                 </w:txbxContent>
                               </wps:txbx>
-                              <wps:bodyPr anchorCtr="0" anchor="t" bIns="0" lIns="0" spcFirstLastPara="1" rIns="0" wrap="square" tIns="0">
+                              <wps:bodyPr spcFirstLastPara="1" wrap="square" lIns="0" tIns="0" rIns="0" bIns="0" anchor="t" anchorCtr="0">
                                 <a:noAutofit/>
                               </wps:bodyPr>
                             </wps:wsp>
                             <wps:wsp>
+                              <wps:cNvPr id="10874914" name="Rectangle 10874914"/>
                               <wps:cNvSpPr/>
-                              <wps:cNvPr id="21" name="Shape 21"/>
                               <wps:spPr>
                                 <a:xfrm>
                                   <a:off x="457505" y="1153526"/>
@@ -389,34 +355,26 @@
                                 <w:txbxContent>
                                   <w:p>
                                     <w:pPr>
-                                      <w:spacing w:after="160" w:before="0" w:line="258.99999618530273"/>
-                                      <w:ind w:left="0" w:right="0" w:firstLine="0"/>
-                                      <w:jc w:val="left"/>
+                                      <w:spacing w:line="258" w:lineRule="auto"/>
                                       <w:textDirection w:val="btLr"/>
                                     </w:pPr>
                                     <w:r>
                                       <w:rPr>
-                                        <w:rFonts w:ascii="Arial" w:cs="Arial" w:eastAsia="Arial" w:hAnsi="Arial"/>
-                                        <w:b w:val="0"/>
-                                        <w:i w:val="0"/>
-                                        <w:smallCaps w:val="0"/>
-                                        <w:strike w:val="0"/>
+                                        <w:rFonts w:ascii="Arial" w:eastAsia="Arial" w:hAnsi="Arial" w:cs="Arial"/>
                                         <w:color w:val="000000"/>
-                                        <w:sz w:val="22"/>
-                                        <w:vertAlign w:val="baseline"/>
                                       </w:rPr>
                                       <w:t xml:space="preserve"> </w:t>
                                     </w:r>
                                   </w:p>
                                 </w:txbxContent>
                               </wps:txbx>
-                              <wps:bodyPr anchorCtr="0" anchor="t" bIns="0" lIns="0" spcFirstLastPara="1" rIns="0" wrap="square" tIns="0">
+                              <wps:bodyPr spcFirstLastPara="1" wrap="square" lIns="0" tIns="0" rIns="0" bIns="0" anchor="t" anchorCtr="0">
                                 <a:noAutofit/>
                               </wps:bodyPr>
                             </wps:wsp>
                             <wps:wsp>
+                              <wps:cNvPr id="1537972975" name="Rectangle 1537972975"/>
                               <wps:cNvSpPr/>
-                              <wps:cNvPr id="22" name="Shape 22"/>
                               <wps:spPr>
                                 <a:xfrm>
                                   <a:off x="457505" y="1324214"/>
@@ -434,34 +392,26 @@
                                 <w:txbxContent>
                                   <w:p>
                                     <w:pPr>
-                                      <w:spacing w:after="160" w:before="0" w:line="258.99999618530273"/>
-                                      <w:ind w:left="0" w:right="0" w:firstLine="0"/>
-                                      <w:jc w:val="left"/>
+                                      <w:spacing w:line="258" w:lineRule="auto"/>
                                       <w:textDirection w:val="btLr"/>
                                     </w:pPr>
                                     <w:r>
                                       <w:rPr>
-                                        <w:rFonts w:ascii="Arial" w:cs="Arial" w:eastAsia="Arial" w:hAnsi="Arial"/>
-                                        <w:b w:val="0"/>
-                                        <w:i w:val="0"/>
-                                        <w:smallCaps w:val="0"/>
-                                        <w:strike w:val="0"/>
+                                        <w:rFonts w:ascii="Arial" w:eastAsia="Arial" w:hAnsi="Arial" w:cs="Arial"/>
                                         <w:color w:val="000000"/>
-                                        <w:sz w:val="22"/>
-                                        <w:vertAlign w:val="baseline"/>
                                       </w:rPr>
                                       <w:t xml:space="preserve"> </w:t>
                                     </w:r>
                                   </w:p>
                                 </w:txbxContent>
                               </wps:txbx>
-                              <wps:bodyPr anchorCtr="0" anchor="t" bIns="0" lIns="0" spcFirstLastPara="1" rIns="0" wrap="square" tIns="0">
+                              <wps:bodyPr spcFirstLastPara="1" wrap="square" lIns="0" tIns="0" rIns="0" bIns="0" anchor="t" anchorCtr="0">
                                 <a:noAutofit/>
                               </wps:bodyPr>
                             </wps:wsp>
                             <wps:wsp>
+                              <wps:cNvPr id="834290386" name="Rectangle 834290386"/>
                               <wps:cNvSpPr/>
-                              <wps:cNvPr id="23" name="Shape 23"/>
                               <wps:spPr>
                                 <a:xfrm>
                                   <a:off x="457505" y="1498330"/>
@@ -479,34 +429,26 @@
                                 <w:txbxContent>
                                   <w:p>
                                     <w:pPr>
-                                      <w:spacing w:after="160" w:before="0" w:line="258.99999618530273"/>
-                                      <w:ind w:left="0" w:right="0" w:firstLine="0"/>
-                                      <w:jc w:val="left"/>
+                                      <w:spacing w:line="258" w:lineRule="auto"/>
                                       <w:textDirection w:val="btLr"/>
                                     </w:pPr>
                                     <w:r>
                                       <w:rPr>
-                                        <w:rFonts w:ascii="Arial" w:cs="Arial" w:eastAsia="Arial" w:hAnsi="Arial"/>
-                                        <w:b w:val="0"/>
-                                        <w:i w:val="0"/>
-                                        <w:smallCaps w:val="0"/>
-                                        <w:strike w:val="0"/>
+                                        <w:rFonts w:ascii="Arial" w:eastAsia="Arial" w:hAnsi="Arial" w:cs="Arial"/>
                                         <w:color w:val="000000"/>
-                                        <w:sz w:val="22"/>
-                                        <w:vertAlign w:val="baseline"/>
                                       </w:rPr>
                                       <w:t xml:space="preserve"> </w:t>
                                     </w:r>
                                   </w:p>
                                 </w:txbxContent>
                               </wps:txbx>
-                              <wps:bodyPr anchorCtr="0" anchor="t" bIns="0" lIns="0" spcFirstLastPara="1" rIns="0" wrap="square" tIns="0">
+                              <wps:bodyPr spcFirstLastPara="1" wrap="square" lIns="0" tIns="0" rIns="0" bIns="0" anchor="t" anchorCtr="0">
                                 <a:noAutofit/>
                               </wps:bodyPr>
                             </wps:wsp>
                             <wps:wsp>
+                              <wps:cNvPr id="357414950" name="Rectangle 357414950"/>
                               <wps:cNvSpPr/>
-                              <wps:cNvPr id="24" name="Shape 24"/>
                               <wps:spPr>
                                 <a:xfrm>
                                   <a:off x="457505" y="1672067"/>
@@ -524,34 +466,26 @@
                                 <w:txbxContent>
                                   <w:p>
                                     <w:pPr>
-                                      <w:spacing w:after="160" w:before="0" w:line="258.99999618530273"/>
-                                      <w:ind w:left="0" w:right="0" w:firstLine="0"/>
-                                      <w:jc w:val="left"/>
+                                      <w:spacing w:line="258" w:lineRule="auto"/>
                                       <w:textDirection w:val="btLr"/>
                                     </w:pPr>
                                     <w:r>
                                       <w:rPr>
-                                        <w:rFonts w:ascii="Arial" w:cs="Arial" w:eastAsia="Arial" w:hAnsi="Arial"/>
-                                        <w:b w:val="0"/>
-                                        <w:i w:val="0"/>
-                                        <w:smallCaps w:val="0"/>
-                                        <w:strike w:val="0"/>
+                                        <w:rFonts w:ascii="Arial" w:eastAsia="Arial" w:hAnsi="Arial" w:cs="Arial"/>
                                         <w:color w:val="000000"/>
-                                        <w:sz w:val="22"/>
-                                        <w:vertAlign w:val="baseline"/>
                                       </w:rPr>
                                       <w:t xml:space="preserve"> </w:t>
                                     </w:r>
                                   </w:p>
                                 </w:txbxContent>
                               </wps:txbx>
-                              <wps:bodyPr anchorCtr="0" anchor="t" bIns="0" lIns="0" spcFirstLastPara="1" rIns="0" wrap="square" tIns="0">
+                              <wps:bodyPr spcFirstLastPara="1" wrap="square" lIns="0" tIns="0" rIns="0" bIns="0" anchor="t" anchorCtr="0">
                                 <a:noAutofit/>
                               </wps:bodyPr>
                             </wps:wsp>
                             <wps:wsp>
+                              <wps:cNvPr id="943508960" name="Rectangle 943508960"/>
                               <wps:cNvSpPr/>
-                              <wps:cNvPr id="25" name="Shape 25"/>
                               <wps:spPr>
                                 <a:xfrm>
                                   <a:off x="457505" y="1845803"/>
@@ -569,34 +503,26 @@
                                 <w:txbxContent>
                                   <w:p>
                                     <w:pPr>
-                                      <w:spacing w:after="160" w:before="0" w:line="258.99999618530273"/>
-                                      <w:ind w:left="0" w:right="0" w:firstLine="0"/>
-                                      <w:jc w:val="left"/>
+                                      <w:spacing w:line="258" w:lineRule="auto"/>
                                       <w:textDirection w:val="btLr"/>
                                     </w:pPr>
                                     <w:r>
                                       <w:rPr>
-                                        <w:rFonts w:ascii="Arial" w:cs="Arial" w:eastAsia="Arial" w:hAnsi="Arial"/>
-                                        <w:b w:val="0"/>
-                                        <w:i w:val="0"/>
-                                        <w:smallCaps w:val="0"/>
-                                        <w:strike w:val="0"/>
+                                        <w:rFonts w:ascii="Arial" w:eastAsia="Arial" w:hAnsi="Arial" w:cs="Arial"/>
                                         <w:color w:val="000000"/>
-                                        <w:sz w:val="22"/>
-                                        <w:vertAlign w:val="baseline"/>
                                       </w:rPr>
                                       <w:t xml:space="preserve"> </w:t>
                                     </w:r>
                                   </w:p>
                                 </w:txbxContent>
                               </wps:txbx>
-                              <wps:bodyPr anchorCtr="0" anchor="t" bIns="0" lIns="0" spcFirstLastPara="1" rIns="0" wrap="square" tIns="0">
+                              <wps:bodyPr spcFirstLastPara="1" wrap="square" lIns="0" tIns="0" rIns="0" bIns="0" anchor="t" anchorCtr="0">
                                 <a:noAutofit/>
                               </wps:bodyPr>
                             </wps:wsp>
                             <wps:wsp>
+                              <wps:cNvPr id="27452608" name="Rectangle 27452608"/>
                               <wps:cNvSpPr/>
-                              <wps:cNvPr id="26" name="Shape 26"/>
                               <wps:spPr>
                                 <a:xfrm>
                                   <a:off x="457505" y="2019539"/>
@@ -614,34 +540,26 @@
                                 <w:txbxContent>
                                   <w:p>
                                     <w:pPr>
-                                      <w:spacing w:after="160" w:before="0" w:line="258.99999618530273"/>
-                                      <w:ind w:left="0" w:right="0" w:firstLine="0"/>
-                                      <w:jc w:val="left"/>
+                                      <w:spacing w:line="258" w:lineRule="auto"/>
                                       <w:textDirection w:val="btLr"/>
                                     </w:pPr>
                                     <w:r>
                                       <w:rPr>
-                                        <w:rFonts w:ascii="Arial" w:cs="Arial" w:eastAsia="Arial" w:hAnsi="Arial"/>
-                                        <w:b w:val="0"/>
-                                        <w:i w:val="0"/>
-                                        <w:smallCaps w:val="0"/>
-                                        <w:strike w:val="0"/>
+                                        <w:rFonts w:ascii="Arial" w:eastAsia="Arial" w:hAnsi="Arial" w:cs="Arial"/>
                                         <w:color w:val="000000"/>
-                                        <w:sz w:val="22"/>
-                                        <w:vertAlign w:val="baseline"/>
                                       </w:rPr>
                                       <w:t xml:space="preserve"> </w:t>
                                     </w:r>
                                   </w:p>
                                 </w:txbxContent>
                               </wps:txbx>
-                              <wps:bodyPr anchorCtr="0" anchor="t" bIns="0" lIns="0" spcFirstLastPara="1" rIns="0" wrap="square" tIns="0">
+                              <wps:bodyPr spcFirstLastPara="1" wrap="square" lIns="0" tIns="0" rIns="0" bIns="0" anchor="t" anchorCtr="0">
                                 <a:noAutofit/>
                               </wps:bodyPr>
                             </wps:wsp>
                             <wps:wsp>
+                              <wps:cNvPr id="164336142" name="Rectangle 164336142"/>
                               <wps:cNvSpPr/>
-                              <wps:cNvPr id="27" name="Shape 27"/>
                               <wps:spPr>
                                 <a:xfrm>
                                   <a:off x="457505" y="2193275"/>
@@ -659,34 +577,26 @@
                                 <w:txbxContent>
                                   <w:p>
                                     <w:pPr>
-                                      <w:spacing w:after="160" w:before="0" w:line="258.99999618530273"/>
-                                      <w:ind w:left="0" w:right="0" w:firstLine="0"/>
-                                      <w:jc w:val="left"/>
+                                      <w:spacing w:line="258" w:lineRule="auto"/>
                                       <w:textDirection w:val="btLr"/>
                                     </w:pPr>
                                     <w:r>
                                       <w:rPr>
-                                        <w:rFonts w:ascii="Arial" w:cs="Arial" w:eastAsia="Arial" w:hAnsi="Arial"/>
-                                        <w:b w:val="0"/>
-                                        <w:i w:val="0"/>
-                                        <w:smallCaps w:val="0"/>
-                                        <w:strike w:val="0"/>
+                                        <w:rFonts w:ascii="Arial" w:eastAsia="Arial" w:hAnsi="Arial" w:cs="Arial"/>
                                         <w:color w:val="000000"/>
-                                        <w:sz w:val="22"/>
-                                        <w:vertAlign w:val="baseline"/>
                                       </w:rPr>
                                       <w:t xml:space="preserve"> </w:t>
                                     </w:r>
                                   </w:p>
                                 </w:txbxContent>
                               </wps:txbx>
-                              <wps:bodyPr anchorCtr="0" anchor="t" bIns="0" lIns="0" spcFirstLastPara="1" rIns="0" wrap="square" tIns="0">
+                              <wps:bodyPr spcFirstLastPara="1" wrap="square" lIns="0" tIns="0" rIns="0" bIns="0" anchor="t" anchorCtr="0">
                                 <a:noAutofit/>
                               </wps:bodyPr>
                             </wps:wsp>
                             <wps:wsp>
+                              <wps:cNvPr id="341350394" name="Rectangle 341350394"/>
                               <wps:cNvSpPr/>
-                              <wps:cNvPr id="28" name="Shape 28"/>
                               <wps:spPr>
                                 <a:xfrm>
                                   <a:off x="457505" y="2367011"/>
@@ -704,34 +614,26 @@
                                 <w:txbxContent>
                                   <w:p>
                                     <w:pPr>
-                                      <w:spacing w:after="160" w:before="0" w:line="258.99999618530273"/>
-                                      <w:ind w:left="0" w:right="0" w:firstLine="0"/>
-                                      <w:jc w:val="left"/>
+                                      <w:spacing w:line="258" w:lineRule="auto"/>
                                       <w:textDirection w:val="btLr"/>
                                     </w:pPr>
                                     <w:r>
                                       <w:rPr>
-                                        <w:rFonts w:ascii="Arial" w:cs="Arial" w:eastAsia="Arial" w:hAnsi="Arial"/>
-                                        <w:b w:val="0"/>
-                                        <w:i w:val="0"/>
-                                        <w:smallCaps w:val="0"/>
-                                        <w:strike w:val="0"/>
+                                        <w:rFonts w:ascii="Arial" w:eastAsia="Arial" w:hAnsi="Arial" w:cs="Arial"/>
                                         <w:color w:val="000000"/>
-                                        <w:sz w:val="22"/>
-                                        <w:vertAlign w:val="baseline"/>
                                       </w:rPr>
                                       <w:t xml:space="preserve"> </w:t>
                                     </w:r>
                                   </w:p>
                                 </w:txbxContent>
                               </wps:txbx>
-                              <wps:bodyPr anchorCtr="0" anchor="t" bIns="0" lIns="0" spcFirstLastPara="1" rIns="0" wrap="square" tIns="0">
+                              <wps:bodyPr spcFirstLastPara="1" wrap="square" lIns="0" tIns="0" rIns="0" bIns="0" anchor="t" anchorCtr="0">
                                 <a:noAutofit/>
                               </wps:bodyPr>
                             </wps:wsp>
                             <wps:wsp>
+                              <wps:cNvPr id="1789627042" name="Rectangle 1789627042"/>
                               <wps:cNvSpPr/>
-                              <wps:cNvPr id="29" name="Shape 29"/>
                               <wps:spPr>
                                 <a:xfrm>
                                   <a:off x="457505" y="2541001"/>
@@ -749,34 +651,26 @@
                                 <w:txbxContent>
                                   <w:p>
                                     <w:pPr>
-                                      <w:spacing w:after="160" w:before="0" w:line="258.99999618530273"/>
-                                      <w:ind w:left="0" w:right="0" w:firstLine="0"/>
-                                      <w:jc w:val="left"/>
+                                      <w:spacing w:line="258" w:lineRule="auto"/>
                                       <w:textDirection w:val="btLr"/>
                                     </w:pPr>
                                     <w:r>
                                       <w:rPr>
-                                        <w:rFonts w:ascii="Arial" w:cs="Arial" w:eastAsia="Arial" w:hAnsi="Arial"/>
-                                        <w:b w:val="0"/>
-                                        <w:i w:val="0"/>
-                                        <w:smallCaps w:val="0"/>
-                                        <w:strike w:val="0"/>
+                                        <w:rFonts w:ascii="Arial" w:eastAsia="Arial" w:hAnsi="Arial" w:cs="Arial"/>
                                         <w:color w:val="000000"/>
-                                        <w:sz w:val="22"/>
-                                        <w:vertAlign w:val="baseline"/>
                                       </w:rPr>
                                       <w:t xml:space="preserve"> </w:t>
                                     </w:r>
                                   </w:p>
                                 </w:txbxContent>
                               </wps:txbx>
-                              <wps:bodyPr anchorCtr="0" anchor="t" bIns="0" lIns="0" spcFirstLastPara="1" rIns="0" wrap="square" tIns="0">
+                              <wps:bodyPr spcFirstLastPara="1" wrap="square" lIns="0" tIns="0" rIns="0" bIns="0" anchor="t" anchorCtr="0">
                                 <a:noAutofit/>
                               </wps:bodyPr>
                             </wps:wsp>
                             <wps:wsp>
+                              <wps:cNvPr id="1887783156" name="Rectangle 1887783156"/>
                               <wps:cNvSpPr/>
-                              <wps:cNvPr id="30" name="Shape 30"/>
                               <wps:spPr>
                                 <a:xfrm>
                                   <a:off x="457505" y="2711689"/>
@@ -794,34 +688,26 @@
                                 <w:txbxContent>
                                   <w:p>
                                     <w:pPr>
-                                      <w:spacing w:after="160" w:before="0" w:line="258.99999618530273"/>
-                                      <w:ind w:left="0" w:right="0" w:firstLine="0"/>
-                                      <w:jc w:val="left"/>
+                                      <w:spacing w:line="258" w:lineRule="auto"/>
                                       <w:textDirection w:val="btLr"/>
                                     </w:pPr>
                                     <w:r>
                                       <w:rPr>
-                                        <w:rFonts w:ascii="Arial" w:cs="Arial" w:eastAsia="Arial" w:hAnsi="Arial"/>
-                                        <w:b w:val="0"/>
-                                        <w:i w:val="0"/>
-                                        <w:smallCaps w:val="0"/>
-                                        <w:strike w:val="0"/>
+                                        <w:rFonts w:ascii="Arial" w:eastAsia="Arial" w:hAnsi="Arial" w:cs="Arial"/>
                                         <w:color w:val="000000"/>
-                                        <w:sz w:val="22"/>
-                                        <w:vertAlign w:val="baseline"/>
                                       </w:rPr>
                                       <w:t xml:space="preserve"> </w:t>
                                     </w:r>
                                   </w:p>
                                 </w:txbxContent>
                               </wps:txbx>
-                              <wps:bodyPr anchorCtr="0" anchor="t" bIns="0" lIns="0" spcFirstLastPara="1" rIns="0" wrap="square" tIns="0">
+                              <wps:bodyPr spcFirstLastPara="1" wrap="square" lIns="0" tIns="0" rIns="0" bIns="0" anchor="t" anchorCtr="0">
                                 <a:noAutofit/>
                               </wps:bodyPr>
                             </wps:wsp>
                             <wps:wsp>
+                              <wps:cNvPr id="149388739" name="Rectangle 149388739"/>
                               <wps:cNvSpPr/>
-                              <wps:cNvPr id="31" name="Shape 31"/>
                               <wps:spPr>
                                 <a:xfrm>
                                   <a:off x="457505" y="2885425"/>
@@ -839,34 +725,26 @@
                                 <w:txbxContent>
                                   <w:p>
                                     <w:pPr>
-                                      <w:spacing w:after="160" w:before="0" w:line="258.99999618530273"/>
-                                      <w:ind w:left="0" w:right="0" w:firstLine="0"/>
-                                      <w:jc w:val="left"/>
+                                      <w:spacing w:line="258" w:lineRule="auto"/>
                                       <w:textDirection w:val="btLr"/>
                                     </w:pPr>
                                     <w:r>
                                       <w:rPr>
-                                        <w:rFonts w:ascii="Arial" w:cs="Arial" w:eastAsia="Arial" w:hAnsi="Arial"/>
-                                        <w:b w:val="0"/>
-                                        <w:i w:val="0"/>
-                                        <w:smallCaps w:val="0"/>
-                                        <w:strike w:val="0"/>
+                                        <w:rFonts w:ascii="Arial" w:eastAsia="Arial" w:hAnsi="Arial" w:cs="Arial"/>
                                         <w:color w:val="000000"/>
-                                        <w:sz w:val="22"/>
-                                        <w:vertAlign w:val="baseline"/>
                                       </w:rPr>
                                       <w:t xml:space="preserve"> </w:t>
                                     </w:r>
                                   </w:p>
                                 </w:txbxContent>
                               </wps:txbx>
-                              <wps:bodyPr anchorCtr="0" anchor="t" bIns="0" lIns="0" spcFirstLastPara="1" rIns="0" wrap="square" tIns="0">
+                              <wps:bodyPr spcFirstLastPara="1" wrap="square" lIns="0" tIns="0" rIns="0" bIns="0" anchor="t" anchorCtr="0">
                                 <a:noAutofit/>
                               </wps:bodyPr>
                             </wps:wsp>
                             <wps:wsp>
+                              <wps:cNvPr id="1120323135" name="Rectangle 1120323135"/>
                               <wps:cNvSpPr/>
-                              <wps:cNvPr id="32" name="Shape 32"/>
                               <wps:spPr>
                                 <a:xfrm>
                                   <a:off x="457505" y="3059161"/>
@@ -884,34 +762,26 @@
                                 <w:txbxContent>
                                   <w:p>
                                     <w:pPr>
-                                      <w:spacing w:after="160" w:before="0" w:line="258.99999618530273"/>
-                                      <w:ind w:left="0" w:right="0" w:firstLine="0"/>
-                                      <w:jc w:val="left"/>
+                                      <w:spacing w:line="258" w:lineRule="auto"/>
                                       <w:textDirection w:val="btLr"/>
                                     </w:pPr>
                                     <w:r>
                                       <w:rPr>
-                                        <w:rFonts w:ascii="Arial" w:cs="Arial" w:eastAsia="Arial" w:hAnsi="Arial"/>
-                                        <w:b w:val="0"/>
-                                        <w:i w:val="0"/>
-                                        <w:smallCaps w:val="0"/>
-                                        <w:strike w:val="0"/>
+                                        <w:rFonts w:ascii="Arial" w:eastAsia="Arial" w:hAnsi="Arial" w:cs="Arial"/>
                                         <w:color w:val="000000"/>
-                                        <w:sz w:val="22"/>
-                                        <w:vertAlign w:val="baseline"/>
                                       </w:rPr>
                                       <w:t xml:space="preserve"> </w:t>
                                     </w:r>
                                   </w:p>
                                 </w:txbxContent>
                               </wps:txbx>
-                              <wps:bodyPr anchorCtr="0" anchor="t" bIns="0" lIns="0" spcFirstLastPara="1" rIns="0" wrap="square" tIns="0">
+                              <wps:bodyPr spcFirstLastPara="1" wrap="square" lIns="0" tIns="0" rIns="0" bIns="0" anchor="t" anchorCtr="0">
                                 <a:noAutofit/>
                               </wps:bodyPr>
                             </wps:wsp>
                             <wps:wsp>
+                              <wps:cNvPr id="291460318" name="Rectangle 291460318"/>
                               <wps:cNvSpPr/>
-                              <wps:cNvPr id="33" name="Shape 33"/>
                               <wps:spPr>
                                 <a:xfrm>
                                   <a:off x="457505" y="3232897"/>
@@ -929,34 +799,26 @@
                                 <w:txbxContent>
                                   <w:p>
                                     <w:pPr>
-                                      <w:spacing w:after="160" w:before="0" w:line="258.99999618530273"/>
-                                      <w:ind w:left="0" w:right="0" w:firstLine="0"/>
-                                      <w:jc w:val="left"/>
+                                      <w:spacing w:line="258" w:lineRule="auto"/>
                                       <w:textDirection w:val="btLr"/>
                                     </w:pPr>
                                     <w:r>
                                       <w:rPr>
-                                        <w:rFonts w:ascii="Arial" w:cs="Arial" w:eastAsia="Arial" w:hAnsi="Arial"/>
-                                        <w:b w:val="0"/>
-                                        <w:i w:val="0"/>
-                                        <w:smallCaps w:val="0"/>
-                                        <w:strike w:val="0"/>
+                                        <w:rFonts w:ascii="Arial" w:eastAsia="Arial" w:hAnsi="Arial" w:cs="Arial"/>
                                         <w:color w:val="000000"/>
-                                        <w:sz w:val="22"/>
-                                        <w:vertAlign w:val="baseline"/>
                                       </w:rPr>
                                       <w:t xml:space="preserve"> </w:t>
                                     </w:r>
                                   </w:p>
                                 </w:txbxContent>
                               </wps:txbx>
-                              <wps:bodyPr anchorCtr="0" anchor="t" bIns="0" lIns="0" spcFirstLastPara="1" rIns="0" wrap="square" tIns="0">
+                              <wps:bodyPr spcFirstLastPara="1" wrap="square" lIns="0" tIns="0" rIns="0" bIns="0" anchor="t" anchorCtr="0">
                                 <a:noAutofit/>
                               </wps:bodyPr>
                             </wps:wsp>
                             <wps:wsp>
+                              <wps:cNvPr id="672959267" name="Rectangle 672959267"/>
                               <wps:cNvSpPr/>
-                              <wps:cNvPr id="34" name="Shape 34"/>
                               <wps:spPr>
                                 <a:xfrm>
                                   <a:off x="457505" y="3406632"/>
@@ -974,34 +836,26 @@
                                 <w:txbxContent>
                                   <w:p>
                                     <w:pPr>
-                                      <w:spacing w:after="160" w:before="0" w:line="258.99999618530273"/>
-                                      <w:ind w:left="0" w:right="0" w:firstLine="0"/>
-                                      <w:jc w:val="left"/>
+                                      <w:spacing w:line="258" w:lineRule="auto"/>
                                       <w:textDirection w:val="btLr"/>
                                     </w:pPr>
                                     <w:r>
                                       <w:rPr>
-                                        <w:rFonts w:ascii="Arial" w:cs="Arial" w:eastAsia="Arial" w:hAnsi="Arial"/>
-                                        <w:b w:val="0"/>
-                                        <w:i w:val="0"/>
-                                        <w:smallCaps w:val="0"/>
-                                        <w:strike w:val="0"/>
+                                        <w:rFonts w:ascii="Arial" w:eastAsia="Arial" w:hAnsi="Arial" w:cs="Arial"/>
                                         <w:color w:val="000000"/>
-                                        <w:sz w:val="22"/>
-                                        <w:vertAlign w:val="baseline"/>
                                       </w:rPr>
                                       <w:t xml:space="preserve"> </w:t>
                                     </w:r>
                                   </w:p>
                                 </w:txbxContent>
                               </wps:txbx>
-                              <wps:bodyPr anchorCtr="0" anchor="t" bIns="0" lIns="0" spcFirstLastPara="1" rIns="0" wrap="square" tIns="0">
+                              <wps:bodyPr spcFirstLastPara="1" wrap="square" lIns="0" tIns="0" rIns="0" bIns="0" anchor="t" anchorCtr="0">
                                 <a:noAutofit/>
                               </wps:bodyPr>
                             </wps:wsp>
                             <wps:wsp>
+                              <wps:cNvPr id="1799444608" name="Rectangle 1799444608"/>
                               <wps:cNvSpPr/>
-                              <wps:cNvPr id="35" name="Shape 35"/>
                               <wps:spPr>
                                 <a:xfrm>
                                   <a:off x="457505" y="3580750"/>
@@ -1019,34 +873,26 @@
                                 <w:txbxContent>
                                   <w:p>
                                     <w:pPr>
-                                      <w:spacing w:after="160" w:before="0" w:line="258.99999618530273"/>
-                                      <w:ind w:left="0" w:right="0" w:firstLine="0"/>
-                                      <w:jc w:val="left"/>
+                                      <w:spacing w:line="258" w:lineRule="auto"/>
                                       <w:textDirection w:val="btLr"/>
                                     </w:pPr>
                                     <w:r>
                                       <w:rPr>
-                                        <w:rFonts w:ascii="Arial" w:cs="Arial" w:eastAsia="Arial" w:hAnsi="Arial"/>
-                                        <w:b w:val="0"/>
-                                        <w:i w:val="0"/>
-                                        <w:smallCaps w:val="0"/>
-                                        <w:strike w:val="0"/>
+                                        <w:rFonts w:ascii="Arial" w:eastAsia="Arial" w:hAnsi="Arial" w:cs="Arial"/>
                                         <w:color w:val="000000"/>
-                                        <w:sz w:val="22"/>
-                                        <w:vertAlign w:val="baseline"/>
                                       </w:rPr>
                                       <w:t xml:space="preserve"> </w:t>
                                     </w:r>
                                   </w:p>
                                 </w:txbxContent>
                               </wps:txbx>
-                              <wps:bodyPr anchorCtr="0" anchor="t" bIns="0" lIns="0" spcFirstLastPara="1" rIns="0" wrap="square" tIns="0">
+                              <wps:bodyPr spcFirstLastPara="1" wrap="square" lIns="0" tIns="0" rIns="0" bIns="0" anchor="t" anchorCtr="0">
                                 <a:noAutofit/>
                               </wps:bodyPr>
                             </wps:wsp>
                             <wps:wsp>
+                              <wps:cNvPr id="500764475" name="Rectangle 500764475"/>
                               <wps:cNvSpPr/>
-                              <wps:cNvPr id="36" name="Shape 36"/>
                               <wps:spPr>
                                 <a:xfrm>
                                   <a:off x="457505" y="3754486"/>
@@ -1064,34 +910,26 @@
                                 <w:txbxContent>
                                   <w:p>
                                     <w:pPr>
-                                      <w:spacing w:after="160" w:before="0" w:line="258.99999618530273"/>
-                                      <w:ind w:left="0" w:right="0" w:firstLine="0"/>
-                                      <w:jc w:val="left"/>
+                                      <w:spacing w:line="258" w:lineRule="auto"/>
                                       <w:textDirection w:val="btLr"/>
                                     </w:pPr>
                                     <w:r>
                                       <w:rPr>
-                                        <w:rFonts w:ascii="Arial" w:cs="Arial" w:eastAsia="Arial" w:hAnsi="Arial"/>
-                                        <w:b w:val="0"/>
-                                        <w:i w:val="0"/>
-                                        <w:smallCaps w:val="0"/>
-                                        <w:strike w:val="0"/>
+                                        <w:rFonts w:ascii="Arial" w:eastAsia="Arial" w:hAnsi="Arial" w:cs="Arial"/>
                                         <w:color w:val="000000"/>
-                                        <w:sz w:val="22"/>
-                                        <w:vertAlign w:val="baseline"/>
                                       </w:rPr>
                                       <w:t xml:space="preserve"> </w:t>
                                     </w:r>
                                   </w:p>
                                 </w:txbxContent>
                               </wps:txbx>
-                              <wps:bodyPr anchorCtr="0" anchor="t" bIns="0" lIns="0" spcFirstLastPara="1" rIns="0" wrap="square" tIns="0">
+                              <wps:bodyPr spcFirstLastPara="1" wrap="square" lIns="0" tIns="0" rIns="0" bIns="0" anchor="t" anchorCtr="0">
                                 <a:noAutofit/>
                               </wps:bodyPr>
                             </wps:wsp>
                             <wps:wsp>
+                              <wps:cNvPr id="596068337" name="Rectangle 596068337"/>
                               <wps:cNvSpPr/>
-                              <wps:cNvPr id="37" name="Shape 37"/>
                               <wps:spPr>
                                 <a:xfrm>
                                   <a:off x="457505" y="3928222"/>
@@ -1109,34 +947,26 @@
                                 <w:txbxContent>
                                   <w:p>
                                     <w:pPr>
-                                      <w:spacing w:after="160" w:before="0" w:line="258.99999618530273"/>
-                                      <w:ind w:left="0" w:right="0" w:firstLine="0"/>
-                                      <w:jc w:val="left"/>
+                                      <w:spacing w:line="258" w:lineRule="auto"/>
                                       <w:textDirection w:val="btLr"/>
                                     </w:pPr>
                                     <w:r>
                                       <w:rPr>
-                                        <w:rFonts w:ascii="Arial" w:cs="Arial" w:eastAsia="Arial" w:hAnsi="Arial"/>
-                                        <w:b w:val="0"/>
-                                        <w:i w:val="0"/>
-                                        <w:smallCaps w:val="0"/>
-                                        <w:strike w:val="0"/>
+                                        <w:rFonts w:ascii="Arial" w:eastAsia="Arial" w:hAnsi="Arial" w:cs="Arial"/>
                                         <w:color w:val="000000"/>
-                                        <w:sz w:val="22"/>
-                                        <w:vertAlign w:val="baseline"/>
                                       </w:rPr>
                                       <w:t xml:space="preserve"> </w:t>
                                     </w:r>
                                   </w:p>
                                 </w:txbxContent>
                               </wps:txbx>
-                              <wps:bodyPr anchorCtr="0" anchor="t" bIns="0" lIns="0" spcFirstLastPara="1" rIns="0" wrap="square" tIns="0">
+                              <wps:bodyPr spcFirstLastPara="1" wrap="square" lIns="0" tIns="0" rIns="0" bIns="0" anchor="t" anchorCtr="0">
                                 <a:noAutofit/>
                               </wps:bodyPr>
                             </wps:wsp>
                             <wps:wsp>
+                              <wps:cNvPr id="1232089573" name="Rectangle 1232089573"/>
                               <wps:cNvSpPr/>
-                              <wps:cNvPr id="38" name="Shape 38"/>
                               <wps:spPr>
                                 <a:xfrm>
                                   <a:off x="457505" y="4098910"/>
@@ -1154,34 +984,26 @@
                                 <w:txbxContent>
                                   <w:p>
                                     <w:pPr>
-                                      <w:spacing w:after="160" w:before="0" w:line="258.99999618530273"/>
-                                      <w:ind w:left="0" w:right="0" w:firstLine="0"/>
-                                      <w:jc w:val="left"/>
+                                      <w:spacing w:line="258" w:lineRule="auto"/>
                                       <w:textDirection w:val="btLr"/>
                                     </w:pPr>
                                     <w:r>
                                       <w:rPr>
-                                        <w:rFonts w:ascii="Arial" w:cs="Arial" w:eastAsia="Arial" w:hAnsi="Arial"/>
-                                        <w:b w:val="0"/>
-                                        <w:i w:val="0"/>
-                                        <w:smallCaps w:val="0"/>
-                                        <w:strike w:val="0"/>
+                                        <w:rFonts w:ascii="Arial" w:eastAsia="Arial" w:hAnsi="Arial" w:cs="Arial"/>
                                         <w:color w:val="000000"/>
-                                        <w:sz w:val="22"/>
-                                        <w:vertAlign w:val="baseline"/>
                                       </w:rPr>
                                       <w:t xml:space="preserve"> </w:t>
                                     </w:r>
                                   </w:p>
                                 </w:txbxContent>
                               </wps:txbx>
-                              <wps:bodyPr anchorCtr="0" anchor="t" bIns="0" lIns="0" spcFirstLastPara="1" rIns="0" wrap="square" tIns="0">
+                              <wps:bodyPr spcFirstLastPara="1" wrap="square" lIns="0" tIns="0" rIns="0" bIns="0" anchor="t" anchorCtr="0">
                                 <a:noAutofit/>
                               </wps:bodyPr>
                             </wps:wsp>
                             <wps:wsp>
+                              <wps:cNvPr id="105591162" name="Rectangle 105591162"/>
                               <wps:cNvSpPr/>
-                              <wps:cNvPr id="39" name="Shape 39"/>
                               <wps:spPr>
                                 <a:xfrm>
                                   <a:off x="457505" y="4272646"/>
@@ -1199,34 +1021,26 @@
                                 <w:txbxContent>
                                   <w:p>
                                     <w:pPr>
-                                      <w:spacing w:after="160" w:before="0" w:line="258.99999618530273"/>
-                                      <w:ind w:left="0" w:right="0" w:firstLine="0"/>
-                                      <w:jc w:val="left"/>
+                                      <w:spacing w:line="258" w:lineRule="auto"/>
                                       <w:textDirection w:val="btLr"/>
                                     </w:pPr>
                                     <w:r>
                                       <w:rPr>
-                                        <w:rFonts w:ascii="Arial" w:cs="Arial" w:eastAsia="Arial" w:hAnsi="Arial"/>
-                                        <w:b w:val="0"/>
-                                        <w:i w:val="0"/>
-                                        <w:smallCaps w:val="0"/>
-                                        <w:strike w:val="0"/>
+                                        <w:rFonts w:ascii="Arial" w:eastAsia="Arial" w:hAnsi="Arial" w:cs="Arial"/>
                                         <w:color w:val="000000"/>
-                                        <w:sz w:val="22"/>
-                                        <w:vertAlign w:val="baseline"/>
                                       </w:rPr>
                                       <w:t xml:space="preserve"> </w:t>
                                     </w:r>
                                   </w:p>
                                 </w:txbxContent>
                               </wps:txbx>
-                              <wps:bodyPr anchorCtr="0" anchor="t" bIns="0" lIns="0" spcFirstLastPara="1" rIns="0" wrap="square" tIns="0">
+                              <wps:bodyPr spcFirstLastPara="1" wrap="square" lIns="0" tIns="0" rIns="0" bIns="0" anchor="t" anchorCtr="0">
                                 <a:noAutofit/>
                               </wps:bodyPr>
                             </wps:wsp>
                             <wps:wsp>
+                              <wps:cNvPr id="1663834833" name="Rectangle 1663834833"/>
                               <wps:cNvSpPr/>
-                              <wps:cNvPr id="40" name="Shape 40"/>
                               <wps:spPr>
                                 <a:xfrm>
                                   <a:off x="457505" y="4446382"/>
@@ -1244,34 +1058,26 @@
                                 <w:txbxContent>
                                   <w:p>
                                     <w:pPr>
-                                      <w:spacing w:after="160" w:before="0" w:line="258.99999618530273"/>
-                                      <w:ind w:left="0" w:right="0" w:firstLine="0"/>
-                                      <w:jc w:val="left"/>
+                                      <w:spacing w:line="258" w:lineRule="auto"/>
                                       <w:textDirection w:val="btLr"/>
                                     </w:pPr>
                                     <w:r>
                                       <w:rPr>
-                                        <w:rFonts w:ascii="Arial" w:cs="Arial" w:eastAsia="Arial" w:hAnsi="Arial"/>
-                                        <w:b w:val="0"/>
-                                        <w:i w:val="0"/>
-                                        <w:smallCaps w:val="0"/>
-                                        <w:strike w:val="0"/>
+                                        <w:rFonts w:ascii="Arial" w:eastAsia="Arial" w:hAnsi="Arial" w:cs="Arial"/>
                                         <w:color w:val="000000"/>
-                                        <w:sz w:val="22"/>
-                                        <w:vertAlign w:val="baseline"/>
                                       </w:rPr>
                                       <w:t xml:space="preserve"> </w:t>
                                     </w:r>
                                   </w:p>
                                 </w:txbxContent>
                               </wps:txbx>
-                              <wps:bodyPr anchorCtr="0" anchor="t" bIns="0" lIns="0" spcFirstLastPara="1" rIns="0" wrap="square" tIns="0">
+                              <wps:bodyPr spcFirstLastPara="1" wrap="square" lIns="0" tIns="0" rIns="0" bIns="0" anchor="t" anchorCtr="0">
                                 <a:noAutofit/>
                               </wps:bodyPr>
                             </wps:wsp>
                             <wps:wsp>
+                              <wps:cNvPr id="1667987891" name="Rectangle 1667987891"/>
                               <wps:cNvSpPr/>
-                              <wps:cNvPr id="41" name="Shape 41"/>
                               <wps:spPr>
                                 <a:xfrm>
                                   <a:off x="457505" y="4620118"/>
@@ -1289,34 +1095,26 @@
                                 <w:txbxContent>
                                   <w:p>
                                     <w:pPr>
-                                      <w:spacing w:after="160" w:before="0" w:line="258.99999618530273"/>
-                                      <w:ind w:left="0" w:right="0" w:firstLine="0"/>
-                                      <w:jc w:val="left"/>
+                                      <w:spacing w:line="258" w:lineRule="auto"/>
                                       <w:textDirection w:val="btLr"/>
                                     </w:pPr>
                                     <w:r>
                                       <w:rPr>
-                                        <w:rFonts w:ascii="Arial" w:cs="Arial" w:eastAsia="Arial" w:hAnsi="Arial"/>
-                                        <w:b w:val="0"/>
-                                        <w:i w:val="0"/>
-                                        <w:smallCaps w:val="0"/>
-                                        <w:strike w:val="0"/>
+                                        <w:rFonts w:ascii="Arial" w:eastAsia="Arial" w:hAnsi="Arial" w:cs="Arial"/>
                                         <w:color w:val="000000"/>
-                                        <w:sz w:val="22"/>
-                                        <w:vertAlign w:val="baseline"/>
                                       </w:rPr>
                                       <w:t xml:space="preserve"> </w:t>
                                     </w:r>
                                   </w:p>
                                 </w:txbxContent>
                               </wps:txbx>
-                              <wps:bodyPr anchorCtr="0" anchor="t" bIns="0" lIns="0" spcFirstLastPara="1" rIns="0" wrap="square" tIns="0">
+                              <wps:bodyPr spcFirstLastPara="1" wrap="square" lIns="0" tIns="0" rIns="0" bIns="0" anchor="t" anchorCtr="0">
                                 <a:noAutofit/>
                               </wps:bodyPr>
                             </wps:wsp>
                             <wps:wsp>
+                              <wps:cNvPr id="1446212606" name="Rectangle 1446212606"/>
                               <wps:cNvSpPr/>
-                              <wps:cNvPr id="42" name="Shape 42"/>
                               <wps:spPr>
                                 <a:xfrm>
                                   <a:off x="457505" y="4794108"/>
@@ -1334,34 +1132,26 @@
                                 <w:txbxContent>
                                   <w:p>
                                     <w:pPr>
-                                      <w:spacing w:after="160" w:before="0" w:line="258.99999618530273"/>
-                                      <w:ind w:left="0" w:right="0" w:firstLine="0"/>
-                                      <w:jc w:val="left"/>
+                                      <w:spacing w:line="258" w:lineRule="auto"/>
                                       <w:textDirection w:val="btLr"/>
                                     </w:pPr>
                                     <w:r>
                                       <w:rPr>
-                                        <w:rFonts w:ascii="Arial" w:cs="Arial" w:eastAsia="Arial" w:hAnsi="Arial"/>
-                                        <w:b w:val="0"/>
-                                        <w:i w:val="0"/>
-                                        <w:smallCaps w:val="0"/>
-                                        <w:strike w:val="0"/>
+                                        <w:rFonts w:ascii="Arial" w:eastAsia="Arial" w:hAnsi="Arial" w:cs="Arial"/>
                                         <w:color w:val="000000"/>
-                                        <w:sz w:val="22"/>
-                                        <w:vertAlign w:val="baseline"/>
                                       </w:rPr>
                                       <w:t xml:space="preserve"> </w:t>
                                     </w:r>
                                   </w:p>
                                 </w:txbxContent>
                               </wps:txbx>
-                              <wps:bodyPr anchorCtr="0" anchor="t" bIns="0" lIns="0" spcFirstLastPara="1" rIns="0" wrap="square" tIns="0">
+                              <wps:bodyPr spcFirstLastPara="1" wrap="square" lIns="0" tIns="0" rIns="0" bIns="0" anchor="t" anchorCtr="0">
                                 <a:noAutofit/>
                               </wps:bodyPr>
                             </wps:wsp>
                             <wps:wsp>
+                              <wps:cNvPr id="648551889" name="Rectangle 648551889"/>
                               <wps:cNvSpPr/>
-                              <wps:cNvPr id="43" name="Shape 43"/>
                               <wps:spPr>
                                 <a:xfrm>
                                   <a:off x="457505" y="4989576"/>
@@ -1379,34 +1169,25 @@
                                 <w:txbxContent>
                                   <w:p>
                                     <w:pPr>
-                                      <w:spacing w:after="160" w:before="0" w:line="258.99999618530273"/>
-                                      <w:ind w:left="0" w:right="0" w:firstLine="0"/>
-                                      <w:jc w:val="left"/>
+                                      <w:spacing w:line="258" w:lineRule="auto"/>
                                       <w:textDirection w:val="btLr"/>
                                     </w:pPr>
                                     <w:r>
                                       <w:rPr>
-                                        <w:rFonts w:ascii="Calibri" w:cs="Calibri" w:eastAsia="Calibri" w:hAnsi="Calibri"/>
-                                        <w:b w:val="0"/>
-                                        <w:i w:val="0"/>
-                                        <w:smallCaps w:val="0"/>
-                                        <w:strike w:val="0"/>
                                         <w:color w:val="000000"/>
-                                        <w:sz w:val="22"/>
-                                        <w:vertAlign w:val="baseline"/>
                                       </w:rPr>
                                       <w:t xml:space="preserve"> </w:t>
                                     </w:r>
                                   </w:p>
                                 </w:txbxContent>
                               </wps:txbx>
-                              <wps:bodyPr anchorCtr="0" anchor="t" bIns="0" lIns="0" spcFirstLastPara="1" rIns="0" wrap="square" tIns="0">
+                              <wps:bodyPr spcFirstLastPara="1" wrap="square" lIns="0" tIns="0" rIns="0" bIns="0" anchor="t" anchorCtr="0">
                                 <a:noAutofit/>
                               </wps:bodyPr>
                             </wps:wsp>
                             <wps:wsp>
+                              <wps:cNvPr id="285539741" name="Rectangle 285539741"/>
                               <wps:cNvSpPr/>
-                              <wps:cNvPr id="44" name="Shape 44"/>
                               <wps:spPr>
                                 <a:xfrm>
                                   <a:off x="3009646" y="4967844"/>
@@ -1424,34 +1205,26 @@
                                 <w:txbxContent>
                                   <w:p>
                                     <w:pPr>
-                                      <w:spacing w:after="160" w:before="0" w:line="258.99999618530273"/>
-                                      <w:ind w:left="0" w:right="0" w:firstLine="0"/>
-                                      <w:jc w:val="left"/>
+                                      <w:spacing w:line="258" w:lineRule="auto"/>
                                       <w:textDirection w:val="btLr"/>
                                     </w:pPr>
                                     <w:r>
                                       <w:rPr>
-                                        <w:rFonts w:ascii="Arial" w:cs="Arial" w:eastAsia="Arial" w:hAnsi="Arial"/>
-                                        <w:b w:val="0"/>
-                                        <w:i w:val="0"/>
-                                        <w:smallCaps w:val="0"/>
-                                        <w:strike w:val="0"/>
+                                        <w:rFonts w:ascii="Arial" w:eastAsia="Arial" w:hAnsi="Arial" w:cs="Arial"/>
                                         <w:color w:val="000000"/>
-                                        <w:sz w:val="22"/>
-                                        <w:vertAlign w:val="baseline"/>
                                       </w:rPr>
                                       <w:t xml:space="preserve"> </w:t>
                                     </w:r>
                                   </w:p>
                                 </w:txbxContent>
                               </wps:txbx>
-                              <wps:bodyPr anchorCtr="0" anchor="t" bIns="0" lIns="0" spcFirstLastPara="1" rIns="0" wrap="square" tIns="0">
+                              <wps:bodyPr spcFirstLastPara="1" wrap="square" lIns="0" tIns="0" rIns="0" bIns="0" anchor="t" anchorCtr="0">
                                 <a:noAutofit/>
                               </wps:bodyPr>
                             </wps:wsp>
                             <wps:wsp>
+                              <wps:cNvPr id="1688114074" name="Rectangle 1688114074"/>
                               <wps:cNvSpPr/>
-                              <wps:cNvPr id="45" name="Shape 45"/>
                               <wps:spPr>
                                 <a:xfrm>
                                   <a:off x="457505" y="5141580"/>
@@ -1469,34 +1242,26 @@
                                 <w:txbxContent>
                                   <w:p>
                                     <w:pPr>
-                                      <w:spacing w:after="160" w:before="0" w:line="258.99999618530273"/>
-                                      <w:ind w:left="0" w:right="0" w:firstLine="0"/>
-                                      <w:jc w:val="left"/>
+                                      <w:spacing w:line="258" w:lineRule="auto"/>
                                       <w:textDirection w:val="btLr"/>
                                     </w:pPr>
                                     <w:r>
                                       <w:rPr>
-                                        <w:rFonts w:ascii="Arial" w:cs="Arial" w:eastAsia="Arial" w:hAnsi="Arial"/>
-                                        <w:b w:val="0"/>
-                                        <w:i w:val="0"/>
-                                        <w:smallCaps w:val="0"/>
-                                        <w:strike w:val="0"/>
+                                        <w:rFonts w:ascii="Arial" w:eastAsia="Arial" w:hAnsi="Arial" w:cs="Arial"/>
                                         <w:color w:val="000000"/>
-                                        <w:sz w:val="22"/>
-                                        <w:vertAlign w:val="baseline"/>
                                       </w:rPr>
                                       <w:t xml:space="preserve"> </w:t>
                                     </w:r>
                                   </w:p>
                                 </w:txbxContent>
                               </wps:txbx>
-                              <wps:bodyPr anchorCtr="0" anchor="t" bIns="0" lIns="0" spcFirstLastPara="1" rIns="0" wrap="square" tIns="0">
+                              <wps:bodyPr spcFirstLastPara="1" wrap="square" lIns="0" tIns="0" rIns="0" bIns="0" anchor="t" anchorCtr="0">
                                 <a:noAutofit/>
                               </wps:bodyPr>
                             </wps:wsp>
                             <wps:wsp>
+                              <wps:cNvPr id="827870439" name="Rectangle 827870439"/>
                               <wps:cNvSpPr/>
-                              <wps:cNvPr id="46" name="Shape 46"/>
                               <wps:spPr>
                                 <a:xfrm>
                                   <a:off x="457505" y="5315316"/>
@@ -1514,34 +1279,26 @@
                                 <w:txbxContent>
                                   <w:p>
                                     <w:pPr>
-                                      <w:spacing w:after="160" w:before="0" w:line="258.99999618530273"/>
-                                      <w:ind w:left="0" w:right="0" w:firstLine="0"/>
-                                      <w:jc w:val="left"/>
+                                      <w:spacing w:line="258" w:lineRule="auto"/>
                                       <w:textDirection w:val="btLr"/>
                                     </w:pPr>
                                     <w:r>
                                       <w:rPr>
-                                        <w:rFonts w:ascii="Arial" w:cs="Arial" w:eastAsia="Arial" w:hAnsi="Arial"/>
-                                        <w:b w:val="0"/>
-                                        <w:i w:val="0"/>
-                                        <w:smallCaps w:val="0"/>
-                                        <w:strike w:val="0"/>
+                                        <w:rFonts w:ascii="Arial" w:eastAsia="Arial" w:hAnsi="Arial" w:cs="Arial"/>
                                         <w:color w:val="000000"/>
-                                        <w:sz w:val="22"/>
-                                        <w:vertAlign w:val="baseline"/>
                                       </w:rPr>
                                       <w:t xml:space="preserve"> </w:t>
                                     </w:r>
                                   </w:p>
                                 </w:txbxContent>
                               </wps:txbx>
-                              <wps:bodyPr anchorCtr="0" anchor="t" bIns="0" lIns="0" spcFirstLastPara="1" rIns="0" wrap="square" tIns="0">
+                              <wps:bodyPr spcFirstLastPara="1" wrap="square" lIns="0" tIns="0" rIns="0" bIns="0" anchor="t" anchorCtr="0">
                                 <a:noAutofit/>
                               </wps:bodyPr>
                             </wps:wsp>
                             <wps:wsp>
+                              <wps:cNvPr id="476437116" name="Rectangle 476437116"/>
                               <wps:cNvSpPr/>
-                              <wps:cNvPr id="47" name="Shape 47"/>
                               <wps:spPr>
                                 <a:xfrm>
                                   <a:off x="457505" y="5486004"/>
@@ -1559,34 +1316,26 @@
                                 <w:txbxContent>
                                   <w:p>
                                     <w:pPr>
-                                      <w:spacing w:after="160" w:before="0" w:line="258.99999618530273"/>
-                                      <w:ind w:left="0" w:right="0" w:firstLine="0"/>
-                                      <w:jc w:val="left"/>
+                                      <w:spacing w:line="258" w:lineRule="auto"/>
                                       <w:textDirection w:val="btLr"/>
                                     </w:pPr>
                                     <w:r>
                                       <w:rPr>
-                                        <w:rFonts w:ascii="Arial" w:cs="Arial" w:eastAsia="Arial" w:hAnsi="Arial"/>
-                                        <w:b w:val="0"/>
-                                        <w:i w:val="0"/>
-                                        <w:smallCaps w:val="0"/>
-                                        <w:strike w:val="0"/>
+                                        <w:rFonts w:ascii="Arial" w:eastAsia="Arial" w:hAnsi="Arial" w:cs="Arial"/>
                                         <w:color w:val="000000"/>
-                                        <w:sz w:val="22"/>
-                                        <w:vertAlign w:val="baseline"/>
                                       </w:rPr>
                                       <w:t xml:space="preserve"> </w:t>
                                     </w:r>
                                   </w:p>
                                 </w:txbxContent>
                               </wps:txbx>
-                              <wps:bodyPr anchorCtr="0" anchor="t" bIns="0" lIns="0" spcFirstLastPara="1" rIns="0" wrap="square" tIns="0">
+                              <wps:bodyPr spcFirstLastPara="1" wrap="square" lIns="0" tIns="0" rIns="0" bIns="0" anchor="t" anchorCtr="0">
                                 <a:noAutofit/>
                               </wps:bodyPr>
                             </wps:wsp>
                             <wps:wsp>
+                              <wps:cNvPr id="2042590236" name="Rectangle 2042590236"/>
                               <wps:cNvSpPr/>
-                              <wps:cNvPr id="48" name="Shape 48"/>
                               <wps:spPr>
                                 <a:xfrm>
                                   <a:off x="457505" y="5659740"/>
@@ -1604,34 +1353,26 @@
                                 <w:txbxContent>
                                   <w:p>
                                     <w:pPr>
-                                      <w:spacing w:after="160" w:before="0" w:line="258.99999618530273"/>
-                                      <w:ind w:left="0" w:right="0" w:firstLine="0"/>
-                                      <w:jc w:val="left"/>
+                                      <w:spacing w:line="258" w:lineRule="auto"/>
                                       <w:textDirection w:val="btLr"/>
                                     </w:pPr>
                                     <w:r>
                                       <w:rPr>
-                                        <w:rFonts w:ascii="Arial" w:cs="Arial" w:eastAsia="Arial" w:hAnsi="Arial"/>
-                                        <w:b w:val="0"/>
-                                        <w:i w:val="0"/>
-                                        <w:smallCaps w:val="0"/>
-                                        <w:strike w:val="0"/>
+                                        <w:rFonts w:ascii="Arial" w:eastAsia="Arial" w:hAnsi="Arial" w:cs="Arial"/>
                                         <w:color w:val="000000"/>
-                                        <w:sz w:val="22"/>
-                                        <w:vertAlign w:val="baseline"/>
                                       </w:rPr>
                                       <w:t xml:space="preserve"> </w:t>
                                     </w:r>
                                   </w:p>
                                 </w:txbxContent>
                               </wps:txbx>
-                              <wps:bodyPr anchorCtr="0" anchor="t" bIns="0" lIns="0" spcFirstLastPara="1" rIns="0" wrap="square" tIns="0">
+                              <wps:bodyPr spcFirstLastPara="1" wrap="square" lIns="0" tIns="0" rIns="0" bIns="0" anchor="t" anchorCtr="0">
                                 <a:noAutofit/>
                               </wps:bodyPr>
                             </wps:wsp>
                             <wps:wsp>
+                              <wps:cNvPr id="1379060043" name="Rectangle 1379060043"/>
                               <wps:cNvSpPr/>
-                              <wps:cNvPr id="49" name="Shape 49"/>
                               <wps:spPr>
                                 <a:xfrm>
                                   <a:off x="457505" y="5833730"/>
@@ -1649,34 +1390,26 @@
                                 <w:txbxContent>
                                   <w:p>
                                     <w:pPr>
-                                      <w:spacing w:after="160" w:before="0" w:line="258.99999618530273"/>
-                                      <w:ind w:left="0" w:right="0" w:firstLine="0"/>
-                                      <w:jc w:val="left"/>
+                                      <w:spacing w:line="258" w:lineRule="auto"/>
                                       <w:textDirection w:val="btLr"/>
                                     </w:pPr>
                                     <w:r>
                                       <w:rPr>
-                                        <w:rFonts w:ascii="Arial" w:cs="Arial" w:eastAsia="Arial" w:hAnsi="Arial"/>
-                                        <w:b w:val="0"/>
-                                        <w:i w:val="0"/>
-                                        <w:smallCaps w:val="0"/>
-                                        <w:strike w:val="0"/>
+                                        <w:rFonts w:ascii="Arial" w:eastAsia="Arial" w:hAnsi="Arial" w:cs="Arial"/>
                                         <w:color w:val="000000"/>
-                                        <w:sz w:val="22"/>
-                                        <w:vertAlign w:val="baseline"/>
                                       </w:rPr>
                                       <w:t xml:space="preserve"> </w:t>
                                     </w:r>
                                   </w:p>
                                 </w:txbxContent>
                               </wps:txbx>
-                              <wps:bodyPr anchorCtr="0" anchor="t" bIns="0" lIns="0" spcFirstLastPara="1" rIns="0" wrap="square" tIns="0">
+                              <wps:bodyPr spcFirstLastPara="1" wrap="square" lIns="0" tIns="0" rIns="0" bIns="0" anchor="t" anchorCtr="0">
                                 <a:noAutofit/>
                               </wps:bodyPr>
                             </wps:wsp>
                             <wps:wsp>
+                              <wps:cNvPr id="63836861" name="Rectangle 63836861"/>
                               <wps:cNvSpPr/>
-                              <wps:cNvPr id="50" name="Shape 50"/>
                               <wps:spPr>
                                 <a:xfrm>
                                   <a:off x="457505" y="6007466"/>
@@ -1694,34 +1427,26 @@
                                 <w:txbxContent>
                                   <w:p>
                                     <w:pPr>
-                                      <w:spacing w:after="160" w:before="0" w:line="258.99999618530273"/>
-                                      <w:ind w:left="0" w:right="0" w:firstLine="0"/>
-                                      <w:jc w:val="left"/>
+                                      <w:spacing w:line="258" w:lineRule="auto"/>
                                       <w:textDirection w:val="btLr"/>
                                     </w:pPr>
                                     <w:r>
                                       <w:rPr>
-                                        <w:rFonts w:ascii="Arial" w:cs="Arial" w:eastAsia="Arial" w:hAnsi="Arial"/>
-                                        <w:b w:val="0"/>
-                                        <w:i w:val="0"/>
-                                        <w:smallCaps w:val="0"/>
-                                        <w:strike w:val="0"/>
+                                        <w:rFonts w:ascii="Arial" w:eastAsia="Arial" w:hAnsi="Arial" w:cs="Arial"/>
                                         <w:color w:val="000000"/>
-                                        <w:sz w:val="22"/>
-                                        <w:vertAlign w:val="baseline"/>
                                       </w:rPr>
                                       <w:t xml:space="preserve"> </w:t>
                                     </w:r>
                                   </w:p>
                                 </w:txbxContent>
                               </wps:txbx>
-                              <wps:bodyPr anchorCtr="0" anchor="t" bIns="0" lIns="0" spcFirstLastPara="1" rIns="0" wrap="square" tIns="0">
+                              <wps:bodyPr spcFirstLastPara="1" wrap="square" lIns="0" tIns="0" rIns="0" bIns="0" anchor="t" anchorCtr="0">
                                 <a:noAutofit/>
                               </wps:bodyPr>
                             </wps:wsp>
                             <wps:wsp>
+                              <wps:cNvPr id="1370301068" name="Rectangle 1370301068"/>
                               <wps:cNvSpPr/>
-                              <wps:cNvPr id="51" name="Shape 51"/>
                               <wps:spPr>
                                 <a:xfrm>
                                   <a:off x="457505" y="6181202"/>
@@ -1739,34 +1464,26 @@
                                 <w:txbxContent>
                                   <w:p>
                                     <w:pPr>
-                                      <w:spacing w:after="160" w:before="0" w:line="258.99999618530273"/>
-                                      <w:ind w:left="0" w:right="0" w:firstLine="0"/>
-                                      <w:jc w:val="left"/>
+                                      <w:spacing w:line="258" w:lineRule="auto"/>
                                       <w:textDirection w:val="btLr"/>
                                     </w:pPr>
                                     <w:r>
                                       <w:rPr>
-                                        <w:rFonts w:ascii="Arial" w:cs="Arial" w:eastAsia="Arial" w:hAnsi="Arial"/>
-                                        <w:b w:val="0"/>
-                                        <w:i w:val="0"/>
-                                        <w:smallCaps w:val="0"/>
-                                        <w:strike w:val="0"/>
+                                        <w:rFonts w:ascii="Arial" w:eastAsia="Arial" w:hAnsi="Arial" w:cs="Arial"/>
                                         <w:color w:val="000000"/>
-                                        <w:sz w:val="22"/>
-                                        <w:vertAlign w:val="baseline"/>
                                       </w:rPr>
                                       <w:t xml:space="preserve"> </w:t>
                                     </w:r>
                                   </w:p>
                                 </w:txbxContent>
                               </wps:txbx>
-                              <wps:bodyPr anchorCtr="0" anchor="t" bIns="0" lIns="0" spcFirstLastPara="1" rIns="0" wrap="square" tIns="0">
+                              <wps:bodyPr spcFirstLastPara="1" wrap="square" lIns="0" tIns="0" rIns="0" bIns="0" anchor="t" anchorCtr="0">
                                 <a:noAutofit/>
                               </wps:bodyPr>
                             </wps:wsp>
                             <wps:wsp>
+                              <wps:cNvPr id="108769221" name="Rectangle 108769221"/>
                               <wps:cNvSpPr/>
-                              <wps:cNvPr id="52" name="Shape 52"/>
                               <wps:spPr>
                                 <a:xfrm>
                                   <a:off x="457505" y="6354938"/>
@@ -1784,34 +1501,26 @@
                                 <w:txbxContent>
                                   <w:p>
                                     <w:pPr>
-                                      <w:spacing w:after="160" w:before="0" w:line="258.99999618530273"/>
-                                      <w:ind w:left="0" w:right="0" w:firstLine="0"/>
-                                      <w:jc w:val="left"/>
+                                      <w:spacing w:line="258" w:lineRule="auto"/>
                                       <w:textDirection w:val="btLr"/>
                                     </w:pPr>
                                     <w:r>
                                       <w:rPr>
-                                        <w:rFonts w:ascii="Arial" w:cs="Arial" w:eastAsia="Arial" w:hAnsi="Arial"/>
-                                        <w:b w:val="0"/>
-                                        <w:i w:val="0"/>
-                                        <w:smallCaps w:val="0"/>
-                                        <w:strike w:val="0"/>
+                                        <w:rFonts w:ascii="Arial" w:eastAsia="Arial" w:hAnsi="Arial" w:cs="Arial"/>
                                         <w:color w:val="000000"/>
-                                        <w:sz w:val="22"/>
-                                        <w:vertAlign w:val="baseline"/>
                                       </w:rPr>
                                       <w:t xml:space="preserve"> </w:t>
                                     </w:r>
                                   </w:p>
                                 </w:txbxContent>
                               </wps:txbx>
-                              <wps:bodyPr anchorCtr="0" anchor="t" bIns="0" lIns="0" spcFirstLastPara="1" rIns="0" wrap="square" tIns="0">
+                              <wps:bodyPr spcFirstLastPara="1" wrap="square" lIns="0" tIns="0" rIns="0" bIns="0" anchor="t" anchorCtr="0">
                                 <a:noAutofit/>
                               </wps:bodyPr>
                             </wps:wsp>
                             <wps:wsp>
+                              <wps:cNvPr id="1294146756" name="Rectangle 1294146756"/>
                               <wps:cNvSpPr/>
-                              <wps:cNvPr id="53" name="Shape 53"/>
                               <wps:spPr>
                                 <a:xfrm>
                                   <a:off x="457505" y="6528674"/>
@@ -1829,34 +1538,26 @@
                                 <w:txbxContent>
                                   <w:p>
                                     <w:pPr>
-                                      <w:spacing w:after="160" w:before="0" w:line="258.99999618530273"/>
-                                      <w:ind w:left="0" w:right="0" w:firstLine="0"/>
-                                      <w:jc w:val="left"/>
+                                      <w:spacing w:line="258" w:lineRule="auto"/>
                                       <w:textDirection w:val="btLr"/>
                                     </w:pPr>
                                     <w:r>
                                       <w:rPr>
-                                        <w:rFonts w:ascii="Arial" w:cs="Arial" w:eastAsia="Arial" w:hAnsi="Arial"/>
-                                        <w:b w:val="0"/>
-                                        <w:i w:val="0"/>
-                                        <w:smallCaps w:val="0"/>
-                                        <w:strike w:val="0"/>
+                                        <w:rFonts w:ascii="Arial" w:eastAsia="Arial" w:hAnsi="Arial" w:cs="Arial"/>
                                         <w:color w:val="000000"/>
-                                        <w:sz w:val="22"/>
-                                        <w:vertAlign w:val="baseline"/>
                                       </w:rPr>
                                       <w:t xml:space="preserve"> </w:t>
                                     </w:r>
                                   </w:p>
                                 </w:txbxContent>
                               </wps:txbx>
-                              <wps:bodyPr anchorCtr="0" anchor="t" bIns="0" lIns="0" spcFirstLastPara="1" rIns="0" wrap="square" tIns="0">
+                              <wps:bodyPr spcFirstLastPara="1" wrap="square" lIns="0" tIns="0" rIns="0" bIns="0" anchor="t" anchorCtr="0">
                                 <a:noAutofit/>
                               </wps:bodyPr>
                             </wps:wsp>
                             <wps:wsp>
+                              <wps:cNvPr id="1350061783" name="Rectangle 1350061783"/>
                               <wps:cNvSpPr/>
-                              <wps:cNvPr id="54" name="Shape 54"/>
                               <wps:spPr>
                                 <a:xfrm>
                                   <a:off x="457505" y="6702410"/>
@@ -1874,34 +1575,26 @@
                                 <w:txbxContent>
                                   <w:p>
                                     <w:pPr>
-                                      <w:spacing w:after="160" w:before="0" w:line="258.99999618530273"/>
-                                      <w:ind w:left="0" w:right="0" w:firstLine="0"/>
-                                      <w:jc w:val="left"/>
+                                      <w:spacing w:line="258" w:lineRule="auto"/>
                                       <w:textDirection w:val="btLr"/>
                                     </w:pPr>
                                     <w:r>
                                       <w:rPr>
-                                        <w:rFonts w:ascii="Arial" w:cs="Arial" w:eastAsia="Arial" w:hAnsi="Arial"/>
-                                        <w:b w:val="0"/>
-                                        <w:i w:val="0"/>
-                                        <w:smallCaps w:val="0"/>
-                                        <w:strike w:val="0"/>
+                                        <w:rFonts w:ascii="Arial" w:eastAsia="Arial" w:hAnsi="Arial" w:cs="Arial"/>
                                         <w:color w:val="000000"/>
-                                        <w:sz w:val="22"/>
-                                        <w:vertAlign w:val="baseline"/>
                                       </w:rPr>
                                       <w:t xml:space="preserve"> </w:t>
                                     </w:r>
                                   </w:p>
                                 </w:txbxContent>
                               </wps:txbx>
-                              <wps:bodyPr anchorCtr="0" anchor="t" bIns="0" lIns="0" spcFirstLastPara="1" rIns="0" wrap="square" tIns="0">
+                              <wps:bodyPr spcFirstLastPara="1" wrap="square" lIns="0" tIns="0" rIns="0" bIns="0" anchor="t" anchorCtr="0">
                                 <a:noAutofit/>
                               </wps:bodyPr>
                             </wps:wsp>
                             <wps:wsp>
+                              <wps:cNvPr id="925937922" name="Rectangle 925937922"/>
                               <wps:cNvSpPr/>
-                              <wps:cNvPr id="55" name="Shape 55"/>
                               <wps:spPr>
                                 <a:xfrm>
                                   <a:off x="457505" y="6876527"/>
@@ -1919,34 +1612,26 @@
                                 <w:txbxContent>
                                   <w:p>
                                     <w:pPr>
-                                      <w:spacing w:after="160" w:before="0" w:line="258.99999618530273"/>
-                                      <w:ind w:left="0" w:right="0" w:firstLine="0"/>
-                                      <w:jc w:val="left"/>
+                                      <w:spacing w:line="258" w:lineRule="auto"/>
                                       <w:textDirection w:val="btLr"/>
                                     </w:pPr>
                                     <w:r>
                                       <w:rPr>
-                                        <w:rFonts w:ascii="Arial" w:cs="Arial" w:eastAsia="Arial" w:hAnsi="Arial"/>
-                                        <w:b w:val="0"/>
-                                        <w:i w:val="0"/>
-                                        <w:smallCaps w:val="0"/>
-                                        <w:strike w:val="0"/>
+                                        <w:rFonts w:ascii="Arial" w:eastAsia="Arial" w:hAnsi="Arial" w:cs="Arial"/>
                                         <w:color w:val="000000"/>
-                                        <w:sz w:val="22"/>
-                                        <w:vertAlign w:val="baseline"/>
                                       </w:rPr>
                                       <w:t xml:space="preserve"> </w:t>
                                     </w:r>
                                   </w:p>
                                 </w:txbxContent>
                               </wps:txbx>
-                              <wps:bodyPr anchorCtr="0" anchor="t" bIns="0" lIns="0" spcFirstLastPara="1" rIns="0" wrap="square" tIns="0">
+                              <wps:bodyPr spcFirstLastPara="1" wrap="square" lIns="0" tIns="0" rIns="0" bIns="0" anchor="t" anchorCtr="0">
                                 <a:noAutofit/>
                               </wps:bodyPr>
                             </wps:wsp>
                             <wps:wsp>
+                              <wps:cNvPr id="2125407260" name="Rectangle 2125407260"/>
                               <wps:cNvSpPr/>
-                              <wps:cNvPr id="56" name="Shape 56"/>
                               <wps:spPr>
                                 <a:xfrm>
                                   <a:off x="457505" y="7047215"/>
@@ -1964,34 +1649,26 @@
                                 <w:txbxContent>
                                   <w:p>
                                     <w:pPr>
-                                      <w:spacing w:after="160" w:before="0" w:line="258.99999618530273"/>
-                                      <w:ind w:left="0" w:right="0" w:firstLine="0"/>
-                                      <w:jc w:val="left"/>
+                                      <w:spacing w:line="258" w:lineRule="auto"/>
                                       <w:textDirection w:val="btLr"/>
                                     </w:pPr>
                                     <w:r>
                                       <w:rPr>
-                                        <w:rFonts w:ascii="Arial" w:cs="Arial" w:eastAsia="Arial" w:hAnsi="Arial"/>
-                                        <w:b w:val="0"/>
-                                        <w:i w:val="0"/>
-                                        <w:smallCaps w:val="0"/>
-                                        <w:strike w:val="0"/>
+                                        <w:rFonts w:ascii="Arial" w:eastAsia="Arial" w:hAnsi="Arial" w:cs="Arial"/>
                                         <w:color w:val="000000"/>
-                                        <w:sz w:val="22"/>
-                                        <w:vertAlign w:val="baseline"/>
                                       </w:rPr>
                                       <w:t xml:space="preserve"> </w:t>
                                     </w:r>
                                   </w:p>
                                 </w:txbxContent>
                               </wps:txbx>
-                              <wps:bodyPr anchorCtr="0" anchor="t" bIns="0" lIns="0" spcFirstLastPara="1" rIns="0" wrap="square" tIns="0">
+                              <wps:bodyPr spcFirstLastPara="1" wrap="square" lIns="0" tIns="0" rIns="0" bIns="0" anchor="t" anchorCtr="0">
                                 <a:noAutofit/>
                               </wps:bodyPr>
                             </wps:wsp>
                             <wps:wsp>
+                              <wps:cNvPr id="1291455690" name="Rectangle 1291455690"/>
                               <wps:cNvSpPr/>
-                              <wps:cNvPr id="57" name="Shape 57"/>
                               <wps:spPr>
                                 <a:xfrm>
                                   <a:off x="457505" y="7220951"/>
@@ -2009,34 +1686,26 @@
                                 <w:txbxContent>
                                   <w:p>
                                     <w:pPr>
-                                      <w:spacing w:after="160" w:before="0" w:line="258.99999618530273"/>
-                                      <w:ind w:left="0" w:right="0" w:firstLine="0"/>
-                                      <w:jc w:val="left"/>
+                                      <w:spacing w:line="258" w:lineRule="auto"/>
                                       <w:textDirection w:val="btLr"/>
                                     </w:pPr>
                                     <w:r>
                                       <w:rPr>
-                                        <w:rFonts w:ascii="Arial" w:cs="Arial" w:eastAsia="Arial" w:hAnsi="Arial"/>
-                                        <w:b w:val="0"/>
-                                        <w:i w:val="0"/>
-                                        <w:smallCaps w:val="0"/>
-                                        <w:strike w:val="0"/>
+                                        <w:rFonts w:ascii="Arial" w:eastAsia="Arial" w:hAnsi="Arial" w:cs="Arial"/>
                                         <w:color w:val="000000"/>
-                                        <w:sz w:val="22"/>
-                                        <w:vertAlign w:val="baseline"/>
                                       </w:rPr>
                                       <w:t xml:space="preserve"> </w:t>
                                     </w:r>
                                   </w:p>
                                 </w:txbxContent>
                               </wps:txbx>
-                              <wps:bodyPr anchorCtr="0" anchor="t" bIns="0" lIns="0" spcFirstLastPara="1" rIns="0" wrap="square" tIns="0">
+                              <wps:bodyPr spcFirstLastPara="1" wrap="square" lIns="0" tIns="0" rIns="0" bIns="0" anchor="t" anchorCtr="0">
                                 <a:noAutofit/>
                               </wps:bodyPr>
                             </wps:wsp>
                             <wps:wsp>
+                              <wps:cNvPr id="1580307922" name="Rectangle 1580307922"/>
                               <wps:cNvSpPr/>
-                              <wps:cNvPr id="58" name="Shape 58"/>
                               <wps:spPr>
                                 <a:xfrm>
                                   <a:off x="457505" y="7394687"/>
@@ -2054,34 +1723,26 @@
                                 <w:txbxContent>
                                   <w:p>
                                     <w:pPr>
-                                      <w:spacing w:after="160" w:before="0" w:line="258.99999618530273"/>
-                                      <w:ind w:left="0" w:right="0" w:firstLine="0"/>
-                                      <w:jc w:val="left"/>
+                                      <w:spacing w:line="258" w:lineRule="auto"/>
                                       <w:textDirection w:val="btLr"/>
                                     </w:pPr>
                                     <w:r>
                                       <w:rPr>
-                                        <w:rFonts w:ascii="Arial" w:cs="Arial" w:eastAsia="Arial" w:hAnsi="Arial"/>
-                                        <w:b w:val="0"/>
-                                        <w:i w:val="0"/>
-                                        <w:smallCaps w:val="0"/>
-                                        <w:strike w:val="0"/>
+                                        <w:rFonts w:ascii="Arial" w:eastAsia="Arial" w:hAnsi="Arial" w:cs="Arial"/>
                                         <w:color w:val="000000"/>
-                                        <w:sz w:val="22"/>
-                                        <w:vertAlign w:val="baseline"/>
                                       </w:rPr>
                                       <w:t xml:space="preserve"> </w:t>
                                     </w:r>
                                   </w:p>
                                 </w:txbxContent>
                               </wps:txbx>
-                              <wps:bodyPr anchorCtr="0" anchor="t" bIns="0" lIns="0" spcFirstLastPara="1" rIns="0" wrap="square" tIns="0">
+                              <wps:bodyPr spcFirstLastPara="1" wrap="square" lIns="0" tIns="0" rIns="0" bIns="0" anchor="t" anchorCtr="0">
                                 <a:noAutofit/>
                               </wps:bodyPr>
                             </wps:wsp>
                             <wps:wsp>
+                              <wps:cNvPr id="88181775" name="Rectangle 88181775"/>
                               <wps:cNvSpPr/>
-                              <wps:cNvPr id="59" name="Shape 59"/>
                               <wps:spPr>
                                 <a:xfrm>
                                   <a:off x="457505" y="7568423"/>
@@ -2099,34 +1760,26 @@
                                 <w:txbxContent>
                                   <w:p>
                                     <w:pPr>
-                                      <w:spacing w:after="160" w:before="0" w:line="258.99999618530273"/>
-                                      <w:ind w:left="0" w:right="0" w:firstLine="0"/>
-                                      <w:jc w:val="left"/>
+                                      <w:spacing w:line="258" w:lineRule="auto"/>
                                       <w:textDirection w:val="btLr"/>
                                     </w:pPr>
                                     <w:r>
                                       <w:rPr>
-                                        <w:rFonts w:ascii="Arial" w:cs="Arial" w:eastAsia="Arial" w:hAnsi="Arial"/>
-                                        <w:b w:val="0"/>
-                                        <w:i w:val="0"/>
-                                        <w:smallCaps w:val="0"/>
-                                        <w:strike w:val="0"/>
+                                        <w:rFonts w:ascii="Arial" w:eastAsia="Arial" w:hAnsi="Arial" w:cs="Arial"/>
                                         <w:color w:val="000000"/>
-                                        <w:sz w:val="22"/>
-                                        <w:vertAlign w:val="baseline"/>
                                       </w:rPr>
                                       <w:t xml:space="preserve"> </w:t>
                                     </w:r>
                                   </w:p>
                                 </w:txbxContent>
                               </wps:txbx>
-                              <wps:bodyPr anchorCtr="0" anchor="t" bIns="0" lIns="0" spcFirstLastPara="1" rIns="0" wrap="square" tIns="0">
+                              <wps:bodyPr spcFirstLastPara="1" wrap="square" lIns="0" tIns="0" rIns="0" bIns="0" anchor="t" anchorCtr="0">
                                 <a:noAutofit/>
                               </wps:bodyPr>
                             </wps:wsp>
                             <wps:wsp>
+                              <wps:cNvPr id="41326084" name="Rectangle 41326084"/>
                               <wps:cNvSpPr/>
-                              <wps:cNvPr id="60" name="Shape 60"/>
                               <wps:spPr>
                                 <a:xfrm>
                                   <a:off x="457505" y="7742159"/>
@@ -2144,34 +1797,26 @@
                                 <w:txbxContent>
                                   <w:p>
                                     <w:pPr>
-                                      <w:spacing w:after="160" w:before="0" w:line="258.99999618530273"/>
-                                      <w:ind w:left="0" w:right="0" w:firstLine="0"/>
-                                      <w:jc w:val="left"/>
+                                      <w:spacing w:line="258" w:lineRule="auto"/>
                                       <w:textDirection w:val="btLr"/>
                                     </w:pPr>
                                     <w:r>
                                       <w:rPr>
-                                        <w:rFonts w:ascii="Arial" w:cs="Arial" w:eastAsia="Arial" w:hAnsi="Arial"/>
-                                        <w:b w:val="0"/>
-                                        <w:i w:val="0"/>
-                                        <w:smallCaps w:val="0"/>
-                                        <w:strike w:val="0"/>
+                                        <w:rFonts w:ascii="Arial" w:eastAsia="Arial" w:hAnsi="Arial" w:cs="Arial"/>
                                         <w:color w:val="000000"/>
-                                        <w:sz w:val="22"/>
-                                        <w:vertAlign w:val="baseline"/>
                                       </w:rPr>
                                       <w:t xml:space="preserve"> </w:t>
                                     </w:r>
                                   </w:p>
                                 </w:txbxContent>
                               </wps:txbx>
-                              <wps:bodyPr anchorCtr="0" anchor="t" bIns="0" lIns="0" spcFirstLastPara="1" rIns="0" wrap="square" tIns="0">
+                              <wps:bodyPr spcFirstLastPara="1" wrap="square" lIns="0" tIns="0" rIns="0" bIns="0" anchor="t" anchorCtr="0">
                                 <a:noAutofit/>
                               </wps:bodyPr>
                             </wps:wsp>
                             <wps:wsp>
+                              <wps:cNvPr id="1748558100" name="Rectangle 1748558100"/>
                               <wps:cNvSpPr/>
-                              <wps:cNvPr id="61" name="Shape 61"/>
                               <wps:spPr>
                                 <a:xfrm>
                                   <a:off x="457505" y="7916149"/>
@@ -2189,34 +1834,26 @@
                                 <w:txbxContent>
                                   <w:p>
                                     <w:pPr>
-                                      <w:spacing w:after="160" w:before="0" w:line="258.99999618530273"/>
-                                      <w:ind w:left="0" w:right="0" w:firstLine="0"/>
-                                      <w:jc w:val="left"/>
+                                      <w:spacing w:line="258" w:lineRule="auto"/>
                                       <w:textDirection w:val="btLr"/>
                                     </w:pPr>
                                     <w:r>
                                       <w:rPr>
-                                        <w:rFonts w:ascii="Arial" w:cs="Arial" w:eastAsia="Arial" w:hAnsi="Arial"/>
-                                        <w:b w:val="0"/>
-                                        <w:i w:val="0"/>
-                                        <w:smallCaps w:val="0"/>
-                                        <w:strike w:val="0"/>
+                                        <w:rFonts w:ascii="Arial" w:eastAsia="Arial" w:hAnsi="Arial" w:cs="Arial"/>
                                         <w:color w:val="000000"/>
-                                        <w:sz w:val="22"/>
-                                        <w:vertAlign w:val="baseline"/>
                                       </w:rPr>
                                       <w:t xml:space="preserve"> </w:t>
                                     </w:r>
                                   </w:p>
                                 </w:txbxContent>
                               </wps:txbx>
-                              <wps:bodyPr anchorCtr="0" anchor="t" bIns="0" lIns="0" spcFirstLastPara="1" rIns="0" wrap="square" tIns="0">
+                              <wps:bodyPr spcFirstLastPara="1" wrap="square" lIns="0" tIns="0" rIns="0" bIns="0" anchor="t" anchorCtr="0">
                                 <a:noAutofit/>
                               </wps:bodyPr>
                             </wps:wsp>
                             <wps:wsp>
+                              <wps:cNvPr id="1505847392" name="Rectangle 1505847392"/>
                               <wps:cNvSpPr/>
-                              <wps:cNvPr id="62" name="Shape 62"/>
                               <wps:spPr>
                                 <a:xfrm>
                                   <a:off x="457505" y="8089885"/>
@@ -2234,34 +1871,26 @@
                                 <w:txbxContent>
                                   <w:p>
                                     <w:pPr>
-                                      <w:spacing w:after="160" w:before="0" w:line="258.99999618530273"/>
-                                      <w:ind w:left="0" w:right="0" w:firstLine="0"/>
-                                      <w:jc w:val="left"/>
+                                      <w:spacing w:line="258" w:lineRule="auto"/>
                                       <w:textDirection w:val="btLr"/>
                                     </w:pPr>
                                     <w:r>
                                       <w:rPr>
-                                        <w:rFonts w:ascii="Arial" w:cs="Arial" w:eastAsia="Arial" w:hAnsi="Arial"/>
-                                        <w:b w:val="0"/>
-                                        <w:i w:val="0"/>
-                                        <w:smallCaps w:val="0"/>
-                                        <w:strike w:val="0"/>
+                                        <w:rFonts w:ascii="Arial" w:eastAsia="Arial" w:hAnsi="Arial" w:cs="Arial"/>
                                         <w:color w:val="000000"/>
-                                        <w:sz w:val="22"/>
-                                        <w:vertAlign w:val="baseline"/>
                                       </w:rPr>
                                       <w:t xml:space="preserve"> </w:t>
                                     </w:r>
                                   </w:p>
                                 </w:txbxContent>
                               </wps:txbx>
-                              <wps:bodyPr anchorCtr="0" anchor="t" bIns="0" lIns="0" spcFirstLastPara="1" rIns="0" wrap="square" tIns="0">
+                              <wps:bodyPr spcFirstLastPara="1" wrap="square" lIns="0" tIns="0" rIns="0" bIns="0" anchor="t" anchorCtr="0">
                                 <a:noAutofit/>
                               </wps:bodyPr>
                             </wps:wsp>
                             <wps:wsp>
+                              <wps:cNvPr id="1455820975" name="Rectangle 1455820975"/>
                               <wps:cNvSpPr/>
-                              <wps:cNvPr id="63" name="Shape 63"/>
                               <wps:spPr>
                                 <a:xfrm>
                                   <a:off x="457505" y="8263621"/>
@@ -2279,34 +1908,26 @@
                                 <w:txbxContent>
                                   <w:p>
                                     <w:pPr>
-                                      <w:spacing w:after="160" w:before="0" w:line="258.99999618530273"/>
-                                      <w:ind w:left="0" w:right="0" w:firstLine="0"/>
-                                      <w:jc w:val="left"/>
+                                      <w:spacing w:line="258" w:lineRule="auto"/>
                                       <w:textDirection w:val="btLr"/>
                                     </w:pPr>
                                     <w:r>
                                       <w:rPr>
-                                        <w:rFonts w:ascii="Arial" w:cs="Arial" w:eastAsia="Arial" w:hAnsi="Arial"/>
-                                        <w:b w:val="0"/>
-                                        <w:i w:val="0"/>
-                                        <w:smallCaps w:val="0"/>
-                                        <w:strike w:val="0"/>
+                                        <w:rFonts w:ascii="Arial" w:eastAsia="Arial" w:hAnsi="Arial" w:cs="Arial"/>
                                         <w:color w:val="000000"/>
-                                        <w:sz w:val="22"/>
-                                        <w:vertAlign w:val="baseline"/>
                                       </w:rPr>
                                       <w:t xml:space="preserve"> </w:t>
                                     </w:r>
                                   </w:p>
                                 </w:txbxContent>
                               </wps:txbx>
-                              <wps:bodyPr anchorCtr="0" anchor="t" bIns="0" lIns="0" spcFirstLastPara="1" rIns="0" wrap="square" tIns="0">
+                              <wps:bodyPr spcFirstLastPara="1" wrap="square" lIns="0" tIns="0" rIns="0" bIns="0" anchor="t" anchorCtr="0">
                                 <a:noAutofit/>
                               </wps:bodyPr>
                             </wps:wsp>
                             <wps:wsp>
+                              <wps:cNvPr id="1733742206" name="Rectangle 1733742206"/>
                               <wps:cNvSpPr/>
-                              <wps:cNvPr id="64" name="Shape 64"/>
                               <wps:spPr>
                                 <a:xfrm>
                                   <a:off x="457505" y="8434308"/>
@@ -2324,34 +1945,26 @@
                                 <w:txbxContent>
                                   <w:p>
                                     <w:pPr>
-                                      <w:spacing w:after="160" w:before="0" w:line="258.99999618530273"/>
-                                      <w:ind w:left="0" w:right="0" w:firstLine="0"/>
-                                      <w:jc w:val="left"/>
+                                      <w:spacing w:line="258" w:lineRule="auto"/>
                                       <w:textDirection w:val="btLr"/>
                                     </w:pPr>
                                     <w:r>
                                       <w:rPr>
-                                        <w:rFonts w:ascii="Arial" w:cs="Arial" w:eastAsia="Arial" w:hAnsi="Arial"/>
-                                        <w:b w:val="0"/>
-                                        <w:i w:val="0"/>
-                                        <w:smallCaps w:val="0"/>
-                                        <w:strike w:val="0"/>
+                                        <w:rFonts w:ascii="Arial" w:eastAsia="Arial" w:hAnsi="Arial" w:cs="Arial"/>
                                         <w:color w:val="000000"/>
-                                        <w:sz w:val="22"/>
-                                        <w:vertAlign w:val="baseline"/>
                                       </w:rPr>
                                       <w:t xml:space="preserve"> </w:t>
                                     </w:r>
                                   </w:p>
                                 </w:txbxContent>
                               </wps:txbx>
-                              <wps:bodyPr anchorCtr="0" anchor="t" bIns="0" lIns="0" spcFirstLastPara="1" rIns="0" wrap="square" tIns="0">
+                              <wps:bodyPr spcFirstLastPara="1" wrap="square" lIns="0" tIns="0" rIns="0" bIns="0" anchor="t" anchorCtr="0">
                                 <a:noAutofit/>
                               </wps:bodyPr>
                             </wps:wsp>
                             <wps:wsp>
+                              <wps:cNvPr id="1336745730" name="Rectangle 1336745730"/>
                               <wps:cNvSpPr/>
-                              <wps:cNvPr id="65" name="Shape 65"/>
                               <wps:spPr>
                                 <a:xfrm>
                                   <a:off x="457505" y="8608045"/>
@@ -2369,34 +1982,26 @@
                                 <w:txbxContent>
                                   <w:p>
                                     <w:pPr>
-                                      <w:spacing w:after="160" w:before="0" w:line="258.99999618530273"/>
-                                      <w:ind w:left="0" w:right="0" w:firstLine="0"/>
-                                      <w:jc w:val="left"/>
+                                      <w:spacing w:line="258" w:lineRule="auto"/>
                                       <w:textDirection w:val="btLr"/>
                                     </w:pPr>
                                     <w:r>
                                       <w:rPr>
-                                        <w:rFonts w:ascii="Arial" w:cs="Arial" w:eastAsia="Arial" w:hAnsi="Arial"/>
-                                        <w:b w:val="0"/>
-                                        <w:i w:val="0"/>
-                                        <w:smallCaps w:val="0"/>
-                                        <w:strike w:val="0"/>
+                                        <w:rFonts w:ascii="Arial" w:eastAsia="Arial" w:hAnsi="Arial" w:cs="Arial"/>
                                         <w:color w:val="000000"/>
-                                        <w:sz w:val="22"/>
-                                        <w:vertAlign w:val="baseline"/>
                                       </w:rPr>
                                       <w:t xml:space="preserve"> </w:t>
                                     </w:r>
                                   </w:p>
                                 </w:txbxContent>
                               </wps:txbx>
-                              <wps:bodyPr anchorCtr="0" anchor="t" bIns="0" lIns="0" spcFirstLastPara="1" rIns="0" wrap="square" tIns="0">
+                              <wps:bodyPr spcFirstLastPara="1" wrap="square" lIns="0" tIns="0" rIns="0" bIns="0" anchor="t" anchorCtr="0">
                                 <a:noAutofit/>
                               </wps:bodyPr>
                             </wps:wsp>
                             <wps:wsp>
+                              <wps:cNvPr id="53163719" name="Rectangle 53163719"/>
                               <wps:cNvSpPr/>
-                              <wps:cNvPr id="66" name="Shape 66"/>
                               <wps:spPr>
                                 <a:xfrm>
                                   <a:off x="457505" y="8781807"/>
@@ -2414,34 +2019,26 @@
                                 <w:txbxContent>
                                   <w:p>
                                     <w:pPr>
-                                      <w:spacing w:after="160" w:before="0" w:line="258.99999618530273"/>
-                                      <w:ind w:left="0" w:right="0" w:firstLine="0"/>
-                                      <w:jc w:val="left"/>
+                                      <w:spacing w:line="258" w:lineRule="auto"/>
                                       <w:textDirection w:val="btLr"/>
                                     </w:pPr>
                                     <w:r>
                                       <w:rPr>
-                                        <w:rFonts w:ascii="Arial" w:cs="Arial" w:eastAsia="Arial" w:hAnsi="Arial"/>
-                                        <w:b w:val="0"/>
-                                        <w:i w:val="0"/>
-                                        <w:smallCaps w:val="0"/>
-                                        <w:strike w:val="0"/>
+                                        <w:rFonts w:ascii="Arial" w:eastAsia="Arial" w:hAnsi="Arial" w:cs="Arial"/>
                                         <w:color w:val="000000"/>
-                                        <w:sz w:val="22"/>
-                                        <w:vertAlign w:val="baseline"/>
                                       </w:rPr>
                                       <w:t xml:space="preserve"> </w:t>
                                     </w:r>
                                   </w:p>
                                 </w:txbxContent>
                               </wps:txbx>
-                              <wps:bodyPr anchorCtr="0" anchor="t" bIns="0" lIns="0" spcFirstLastPara="1" rIns="0" wrap="square" tIns="0">
+                              <wps:bodyPr spcFirstLastPara="1" wrap="square" lIns="0" tIns="0" rIns="0" bIns="0" anchor="t" anchorCtr="0">
                                 <a:noAutofit/>
                               </wps:bodyPr>
                             </wps:wsp>
                             <wps:wsp>
+                              <wps:cNvPr id="2063645561" name="Rectangle 2063645561"/>
                               <wps:cNvSpPr/>
-                              <wps:cNvPr id="67" name="Shape 67"/>
                               <wps:spPr>
                                 <a:xfrm>
                                   <a:off x="457505" y="8955847"/>
@@ -2459,34 +2056,26 @@
                                 <w:txbxContent>
                                   <w:p>
                                     <w:pPr>
-                                      <w:spacing w:after="160" w:before="0" w:line="258.99999618530273"/>
-                                      <w:ind w:left="0" w:right="0" w:firstLine="0"/>
-                                      <w:jc w:val="left"/>
+                                      <w:spacing w:line="258" w:lineRule="auto"/>
                                       <w:textDirection w:val="btLr"/>
                                     </w:pPr>
                                     <w:r>
                                       <w:rPr>
-                                        <w:rFonts w:ascii="Arial" w:cs="Arial" w:eastAsia="Arial" w:hAnsi="Arial"/>
-                                        <w:b w:val="0"/>
-                                        <w:i w:val="0"/>
-                                        <w:smallCaps w:val="0"/>
-                                        <w:strike w:val="0"/>
+                                        <w:rFonts w:ascii="Arial" w:eastAsia="Arial" w:hAnsi="Arial" w:cs="Arial"/>
                                         <w:color w:val="000000"/>
-                                        <w:sz w:val="22"/>
-                                        <w:vertAlign w:val="baseline"/>
                                       </w:rPr>
                                       <w:t xml:space="preserve"> </w:t>
                                     </w:r>
                                   </w:p>
                                 </w:txbxContent>
                               </wps:txbx>
-                              <wps:bodyPr anchorCtr="0" anchor="t" bIns="0" lIns="0" spcFirstLastPara="1" rIns="0" wrap="square" tIns="0">
+                              <wps:bodyPr spcFirstLastPara="1" wrap="square" lIns="0" tIns="0" rIns="0" bIns="0" anchor="t" anchorCtr="0">
                                 <a:noAutofit/>
                               </wps:bodyPr>
                             </wps:wsp>
                             <wps:wsp>
+                              <wps:cNvPr id="2019041488" name="Rectangle 2019041488"/>
                               <wps:cNvSpPr/>
-                              <wps:cNvPr id="68" name="Shape 68"/>
                               <wps:spPr>
                                 <a:xfrm>
                                   <a:off x="457505" y="9129583"/>
@@ -2504,34 +2093,26 @@
                                 <w:txbxContent>
                                   <w:p>
                                     <w:pPr>
-                                      <w:spacing w:after="160" w:before="0" w:line="258.99999618530273"/>
-                                      <w:ind w:left="0" w:right="0" w:firstLine="0"/>
-                                      <w:jc w:val="left"/>
+                                      <w:spacing w:line="258" w:lineRule="auto"/>
                                       <w:textDirection w:val="btLr"/>
                                     </w:pPr>
                                     <w:r>
                                       <w:rPr>
-                                        <w:rFonts w:ascii="Arial" w:cs="Arial" w:eastAsia="Arial" w:hAnsi="Arial"/>
-                                        <w:b w:val="0"/>
-                                        <w:i w:val="0"/>
-                                        <w:smallCaps w:val="0"/>
-                                        <w:strike w:val="0"/>
+                                        <w:rFonts w:ascii="Arial" w:eastAsia="Arial" w:hAnsi="Arial" w:cs="Arial"/>
                                         <w:color w:val="000000"/>
-                                        <w:sz w:val="22"/>
-                                        <w:vertAlign w:val="baseline"/>
                                       </w:rPr>
                                       <w:t xml:space="preserve"> </w:t>
                                     </w:r>
                                   </w:p>
                                 </w:txbxContent>
                               </wps:txbx>
-                              <wps:bodyPr anchorCtr="0" anchor="t" bIns="0" lIns="0" spcFirstLastPara="1" rIns="0" wrap="square" tIns="0">
+                              <wps:bodyPr spcFirstLastPara="1" wrap="square" lIns="0" tIns="0" rIns="0" bIns="0" anchor="t" anchorCtr="0">
                                 <a:noAutofit/>
                               </wps:bodyPr>
                             </wps:wsp>
                             <wps:wsp>
+                              <wps:cNvPr id="418714984" name="Rectangle 418714984"/>
                               <wps:cNvSpPr/>
-                              <wps:cNvPr id="69" name="Shape 69"/>
                               <wps:spPr>
                                 <a:xfrm>
                                   <a:off x="457505" y="9303319"/>
@@ -2549,28 +2130,20 @@
                                 <w:txbxContent>
                                   <w:p>
                                     <w:pPr>
-                                      <w:spacing w:after="160" w:before="0" w:line="258.99999618530273"/>
-                                      <w:ind w:left="0" w:right="0" w:firstLine="0"/>
-                                      <w:jc w:val="left"/>
+                                      <w:spacing w:line="258" w:lineRule="auto"/>
                                       <w:textDirection w:val="btLr"/>
                                     </w:pPr>
                                     <w:r>
                                       <w:rPr>
-                                        <w:rFonts w:ascii="Arial" w:cs="Arial" w:eastAsia="Arial" w:hAnsi="Arial"/>
-                                        <w:b w:val="0"/>
-                                        <w:i w:val="0"/>
-                                        <w:smallCaps w:val="0"/>
-                                        <w:strike w:val="0"/>
+                                        <w:rFonts w:ascii="Arial" w:eastAsia="Arial" w:hAnsi="Arial" w:cs="Arial"/>
                                         <w:color w:val="000000"/>
-                                        <w:sz w:val="22"/>
-                                        <w:vertAlign w:val="baseline"/>
                                       </w:rPr>
                                       <w:t xml:space="preserve"> </w:t>
                                     </w:r>
                                   </w:p>
                                 </w:txbxContent>
                               </wps:txbx>
-                              <wps:bodyPr anchorCtr="0" anchor="t" bIns="0" lIns="0" spcFirstLastPara="1" rIns="0" wrap="square" tIns="0">
+                              <wps:bodyPr spcFirstLastPara="1" wrap="square" lIns="0" tIns="0" rIns="0" bIns="0" anchor="t" anchorCtr="0">
                                 <a:noAutofit/>
                               </wps:bodyPr>
                             </wps:wsp>
@@ -2584,266 +2157,1253 @@
             </w:drawing>
           </mc:Choice>
           <mc:Fallback>
-            <w:drawing>
-              <wp:anchor allowOverlap="1" behindDoc="0" distB="0" distT="0" distL="114300" distR="114300" hidden="0" layoutInCell="1" locked="0" relativeHeight="0" simplePos="0">
-                <wp:simplePos x="0" y="0"/>
-                <wp:positionH relativeFrom="page">
-                  <wp:posOffset>0</wp:posOffset>
-                </wp:positionH>
-                <wp:positionV relativeFrom="page">
-                  <wp:posOffset>0</wp:posOffset>
-                </wp:positionV>
-                <wp:extent cx="7772400" cy="10058397"/>
-                <wp:effectExtent b="0" l="0" r="0" t="0"/>
-                <wp:wrapTopAndBottom distB="0" distT="0"/>
-                <wp:docPr id="2" name="image3.png"/>
-                <a:graphic>
-                  <a:graphicData uri="http://schemas.openxmlformats.org/drawingml/2006/picture">
-                    <pic:pic>
-                      <pic:nvPicPr>
-                        <pic:cNvPr id="0" name="image3.png"/>
-                        <pic:cNvPicPr preferRelativeResize="0"/>
-                      </pic:nvPicPr>
-                      <pic:blipFill>
-                        <a:blip r:embed="rId8"/>
-                        <a:srcRect/>
-                        <a:stretch>
-                          <a:fillRect/>
-                        </a:stretch>
-                      </pic:blipFill>
-                      <pic:spPr>
-                        <a:xfrm>
-                          <a:off x="0" y="0"/>
-                          <a:ext cx="7772400" cy="10058397"/>
-                        </a:xfrm>
-                        <a:prstGeom prst="rect"/>
-                        <a:ln/>
-                      </pic:spPr>
-                    </pic:pic>
-                  </a:graphicData>
-                </a:graphic>
-              </wp:anchor>
-            </w:drawing>
+            <w:pict>
+              <v:group w14:anchorId="4B2E7EE3" id="Group 2" o:spid="_x0000_s1026" style="position:absolute;left:0;text-align:left;margin-left:0;margin-top:0;width:612pt;height:11in;z-index:251658240;mso-position-horizontal-relative:page;mso-position-vertical-relative:page" coordorigin="14598" coordsize="77724,75600" o:gfxdata="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">
+                <v:group id="Group 2038638826" o:spid="_x0000_s1027" style="position:absolute;left:14598;width:77724;height:75600" coordorigin="14598" coordsize="77724,75600" o:gfxdata="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">
+                  <v:rect id="Rectangle 276526563" o:spid="_x0000_s1028" style="position:absolute;left:14598;width:77724;height:75600;visibility:visible;mso-wrap-style:square;v-text-anchor:middle" o:gfxdata="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" filled="f" stroked="f">
+                    <v:textbox inset="2.53958mm,2.53958mm,2.53958mm,2.53958mm">
+                      <w:txbxContent>
+                        <w:p>
+                          <w:pPr>
+                            <w:spacing w:after="0" w:line="240" w:lineRule="auto"/>
+                            <w:textDirection w:val="btLr"/>
+                          </w:pPr>
+                        </w:p>
+                      </w:txbxContent>
+                    </v:textbox>
+                  </v:rect>
+                  <v:group id="Group 72916944" o:spid="_x0000_s1029" style="position:absolute;left:14598;width:77724;height:75600" coordorigin="14598" coordsize="77724,75600" o:gfxdata="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">
+                    <v:rect id="Rectangle 151896113" o:spid="_x0000_s1030" style="position:absolute;left:14598;width:77724;height:75600;visibility:visible;mso-wrap-style:square;v-text-anchor:middle" o:gfxdata="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" filled="f" stroked="f">
+                      <v:textbox inset="2.53958mm,2.53958mm,2.53958mm,2.53958mm">
+                        <w:txbxContent>
+                          <w:p>
+                            <w:pPr>
+                              <w:spacing w:after="0" w:line="240" w:lineRule="auto"/>
+                              <w:textDirection w:val="btLr"/>
+                            </w:pPr>
+                          </w:p>
+                        </w:txbxContent>
+                      </v:textbox>
+                    </v:rect>
+                    <v:group id="Group 585465404" o:spid="_x0000_s1031" style="position:absolute;left:14598;width:77724;height:75599" coordsize="77724,100583" o:gfxdata="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">
+                      <v:rect id="Rectangle 192502594" o:spid="_x0000_s1032" style="position:absolute;width:77724;height:100583;visibility:visible;mso-wrap-style:square;v-text-anchor:middle" o:gfxdata="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" filled="f" stroked="f">
+                        <v:textbox inset="2.53958mm,2.53958mm,2.53958mm,2.53958mm">
+                          <w:txbxContent>
+                            <w:p>
+                              <w:pPr>
+                                <w:spacing w:after="0" w:line="240" w:lineRule="auto"/>
+                                <w:textDirection w:val="btLr"/>
+                              </w:pPr>
+                            </w:p>
+                          </w:txbxContent>
+                        </v:textbox>
+                      </v:rect>
+                      <v:rect id="Rectangle 888242164" o:spid="_x0000_s1033" style="position:absolute;left:18050;top:4864;width:421;height:1899;visibility:visible;mso-wrap-style:square;v-text-anchor:top" o:gfxdata="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" filled="f" stroked="f">
+                        <v:textbox inset="0,0,0,0">
+                          <w:txbxContent>
+                            <w:p>
+                              <w:pPr>
+                                <w:spacing w:line="258" w:lineRule="auto"/>
+                                <w:textDirection w:val="btLr"/>
+                              </w:pPr>
+                              <w:r>
+                                <w:rPr>
+                                  <w:color w:val="000000"/>
+                                </w:rPr>
+                                <w:t xml:space="preserve"> </w:t>
+                              </w:r>
+                            </w:p>
+                          </w:txbxContent>
+                        </v:textbox>
+                      </v:rect>
+                      <v:shapetype id="_x0000_t75" coordsize="21600,21600" o:spt="75" o:preferrelative="t" path="m@4@5l@4@11@9@11@9@5xe" filled="f" stroked="f">
+                        <v:stroke joinstyle="miter"/>
+                        <v:formulas>
+                          <v:f eqn="if lineDrawn pixelLineWidth 0"/>
+                          <v:f eqn="sum @0 1 0"/>
+                          <v:f eqn="sum 0 0 @1"/>
+                          <v:f eqn="prod @2 1 2"/>
+                          <v:f eqn="prod @3 21600 pixelWidth"/>
+                          <v:f eqn="prod @3 21600 pixelHeight"/>
+                          <v:f eqn="sum @0 0 1"/>
+                          <v:f eqn="prod @6 1 2"/>
+                          <v:f eqn="prod @7 21600 pixelWidth"/>
+                          <v:f eqn="sum @8 21600 0"/>
+                          <v:f eqn="prod @7 21600 pixelHeight"/>
+                          <v:f eqn="sum @10 21600 0"/>
+                        </v:formulas>
+                        <v:path o:extrusionok="f" gradientshapeok="t" o:connecttype="rect"/>
+                        <o:lock v:ext="edit" aspectratio="t"/>
+                      </v:shapetype>
+                      <v:shape id="Shape 17" o:spid="_x0000_s1034" type="#_x0000_t75" style="position:absolute;width:77724;height:100553;visibility:visible;mso-wrap-style:square" o:preferrelative="f" o:gfxdata="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">
+                        <v:imagedata r:id="rId8" o:title=""/>
+                      </v:shape>
+                      <v:rect id="Rectangle 13724952" o:spid="_x0000_s1035" style="position:absolute;left:18050;top:6323;width:518;height:2079;visibility:visible;mso-wrap-style:square;v-text-anchor:top" o:gfxdata="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" filled="f" stroked="f">
+                        <v:textbox inset="0,0,0,0">
+                          <w:txbxContent>
+                            <w:p>
+                              <w:pPr>
+                                <w:spacing w:line="258" w:lineRule="auto"/>
+                                <w:textDirection w:val="btLr"/>
+                              </w:pPr>
+                              <w:r>
+                                <w:rPr>
+                                  <w:rFonts w:ascii="Arial" w:eastAsia="Arial" w:hAnsi="Arial" w:cs="Arial"/>
+                                  <w:color w:val="000000"/>
+                                </w:rPr>
+                                <w:t xml:space="preserve"> </w:t>
+                              </w:r>
+                            </w:p>
+                          </w:txbxContent>
+                        </v:textbox>
+                      </v:rect>
+                      <v:rect id="Rectangle 615040300" o:spid="_x0000_s1036" style="position:absolute;left:18050;top:8060;width:518;height:2079;visibility:visible;mso-wrap-style:square;v-text-anchor:top" o:gfxdata="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" filled="f" stroked="f">
+                        <v:textbox inset="0,0,0,0">
+                          <w:txbxContent>
+                            <w:p>
+                              <w:pPr>
+                                <w:spacing w:line="258" w:lineRule="auto"/>
+                                <w:textDirection w:val="btLr"/>
+                              </w:pPr>
+                              <w:r>
+                                <w:rPr>
+                                  <w:rFonts w:ascii="Arial" w:eastAsia="Arial" w:hAnsi="Arial" w:cs="Arial"/>
+                                  <w:color w:val="000000"/>
+                                </w:rPr>
+                                <w:t xml:space="preserve"> </w:t>
+                              </w:r>
+                            </w:p>
+                          </w:txbxContent>
+                        </v:textbox>
+                      </v:rect>
+                      <v:rect id="Rectangle 1895020962" o:spid="_x0000_s1037" style="position:absolute;left:4575;top:9797;width:518;height:2080;visibility:visible;mso-wrap-style:square;v-text-anchor:top" o:gfxdata="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" filled="f" stroked="f">
+                        <v:textbox inset="0,0,0,0">
+                          <w:txbxContent>
+                            <w:p>
+                              <w:pPr>
+                                <w:spacing w:line="258" w:lineRule="auto"/>
+                                <w:textDirection w:val="btLr"/>
+                              </w:pPr>
+                              <w:r>
+                                <w:rPr>
+                                  <w:rFonts w:ascii="Arial" w:eastAsia="Arial" w:hAnsi="Arial" w:cs="Arial"/>
+                                  <w:color w:val="000000"/>
+                                </w:rPr>
+                                <w:t xml:space="preserve"> </w:t>
+                              </w:r>
+                            </w:p>
+                          </w:txbxContent>
+                        </v:textbox>
+                      </v:rect>
+                      <v:rect id="Rectangle 10874914" o:spid="_x0000_s1038" style="position:absolute;left:4575;top:11535;width:518;height:2079;visibility:visible;mso-wrap-style:square;v-text-anchor:top" o:gfxdata="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" filled="f" stroked="f">
+                        <v:textbox inset="0,0,0,0">
+                          <w:txbxContent>
+                            <w:p>
+                              <w:pPr>
+                                <w:spacing w:line="258" w:lineRule="auto"/>
+                                <w:textDirection w:val="btLr"/>
+                              </w:pPr>
+                              <w:r>
+                                <w:rPr>
+                                  <w:rFonts w:ascii="Arial" w:eastAsia="Arial" w:hAnsi="Arial" w:cs="Arial"/>
+                                  <w:color w:val="000000"/>
+                                </w:rPr>
+                                <w:t xml:space="preserve"> </w:t>
+                              </w:r>
+                            </w:p>
+                          </w:txbxContent>
+                        </v:textbox>
+                      </v:rect>
+                      <v:rect id="Rectangle 1537972975" o:spid="_x0000_s1039" style="position:absolute;left:4575;top:13242;width:518;height:2079;visibility:visible;mso-wrap-style:square;v-text-anchor:top" o:gfxdata="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" filled="f" stroked="f">
+                        <v:textbox inset="0,0,0,0">
+                          <w:txbxContent>
+                            <w:p>
+                              <w:pPr>
+                                <w:spacing w:line="258" w:lineRule="auto"/>
+                                <w:textDirection w:val="btLr"/>
+                              </w:pPr>
+                              <w:r>
+                                <w:rPr>
+                                  <w:rFonts w:ascii="Arial" w:eastAsia="Arial" w:hAnsi="Arial" w:cs="Arial"/>
+                                  <w:color w:val="000000"/>
+                                </w:rPr>
+                                <w:t xml:space="preserve"> </w:t>
+                              </w:r>
+                            </w:p>
+                          </w:txbxContent>
+                        </v:textbox>
+                      </v:rect>
+                      <v:rect id="Rectangle 834290386" o:spid="_x0000_s1040" style="position:absolute;left:4575;top:14983;width:518;height:2079;visibility:visible;mso-wrap-style:square;v-text-anchor:top" o:gfxdata="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" filled="f" stroked="f">
+                        <v:textbox inset="0,0,0,0">
+                          <w:txbxContent>
+                            <w:p>
+                              <w:pPr>
+                                <w:spacing w:line="258" w:lineRule="auto"/>
+                                <w:textDirection w:val="btLr"/>
+                              </w:pPr>
+                              <w:r>
+                                <w:rPr>
+                                  <w:rFonts w:ascii="Arial" w:eastAsia="Arial" w:hAnsi="Arial" w:cs="Arial"/>
+                                  <w:color w:val="000000"/>
+                                </w:rPr>
+                                <w:t xml:space="preserve"> </w:t>
+                              </w:r>
+                            </w:p>
+                          </w:txbxContent>
+                        </v:textbox>
+                      </v:rect>
+                      <v:rect id="Rectangle 357414950" o:spid="_x0000_s1041" style="position:absolute;left:4575;top:16720;width:518;height:2079;visibility:visible;mso-wrap-style:square;v-text-anchor:top" o:gfxdata="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" filled="f" stroked="f">
+                        <v:textbox inset="0,0,0,0">
+                          <w:txbxContent>
+                            <w:p>
+                              <w:pPr>
+                                <w:spacing w:line="258" w:lineRule="auto"/>
+                                <w:textDirection w:val="btLr"/>
+                              </w:pPr>
+                              <w:r>
+                                <w:rPr>
+                                  <w:rFonts w:ascii="Arial" w:eastAsia="Arial" w:hAnsi="Arial" w:cs="Arial"/>
+                                  <w:color w:val="000000"/>
+                                </w:rPr>
+                                <w:t xml:space="preserve"> </w:t>
+                              </w:r>
+                            </w:p>
+                          </w:txbxContent>
+                        </v:textbox>
+                      </v:rect>
+                      <v:rect id="Rectangle 943508960" o:spid="_x0000_s1042" style="position:absolute;left:4575;top:18458;width:518;height:2079;visibility:visible;mso-wrap-style:square;v-text-anchor:top" o:gfxdata="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" filled="f" stroked="f">
+                        <v:textbox inset="0,0,0,0">
+                          <w:txbxContent>
+                            <w:p>
+                              <w:pPr>
+                                <w:spacing w:line="258" w:lineRule="auto"/>
+                                <w:textDirection w:val="btLr"/>
+                              </w:pPr>
+                              <w:r>
+                                <w:rPr>
+                                  <w:rFonts w:ascii="Arial" w:eastAsia="Arial" w:hAnsi="Arial" w:cs="Arial"/>
+                                  <w:color w:val="000000"/>
+                                </w:rPr>
+                                <w:t xml:space="preserve"> </w:t>
+                              </w:r>
+                            </w:p>
+                          </w:txbxContent>
+                        </v:textbox>
+                      </v:rect>
+                      <v:rect id="Rectangle 27452608" o:spid="_x0000_s1043" style="position:absolute;left:4575;top:20195;width:518;height:2079;visibility:visible;mso-wrap-style:square;v-text-anchor:top" o:gfxdata="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" filled="f" stroked="f">
+                        <v:textbox inset="0,0,0,0">
+                          <w:txbxContent>
+                            <w:p>
+                              <w:pPr>
+                                <w:spacing w:line="258" w:lineRule="auto"/>
+                                <w:textDirection w:val="btLr"/>
+                              </w:pPr>
+                              <w:r>
+                                <w:rPr>
+                                  <w:rFonts w:ascii="Arial" w:eastAsia="Arial" w:hAnsi="Arial" w:cs="Arial"/>
+                                  <w:color w:val="000000"/>
+                                </w:rPr>
+                                <w:t xml:space="preserve"> </w:t>
+                              </w:r>
+                            </w:p>
+                          </w:txbxContent>
+                        </v:textbox>
+                      </v:rect>
+                      <v:rect id="Rectangle 164336142" o:spid="_x0000_s1044" style="position:absolute;left:4575;top:21932;width:518;height:2079;visibility:visible;mso-wrap-style:square;v-text-anchor:top" o:gfxdata="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" filled="f" stroked="f">
+                        <v:textbox inset="0,0,0,0">
+                          <w:txbxContent>
+                            <w:p>
+                              <w:pPr>
+                                <w:spacing w:line="258" w:lineRule="auto"/>
+                                <w:textDirection w:val="btLr"/>
+                              </w:pPr>
+                              <w:r>
+                                <w:rPr>
+                                  <w:rFonts w:ascii="Arial" w:eastAsia="Arial" w:hAnsi="Arial" w:cs="Arial"/>
+                                  <w:color w:val="000000"/>
+                                </w:rPr>
+                                <w:t xml:space="preserve"> </w:t>
+                              </w:r>
+                            </w:p>
+                          </w:txbxContent>
+                        </v:textbox>
+                      </v:rect>
+                      <v:rect id="Rectangle 341350394" o:spid="_x0000_s1045" style="position:absolute;left:4575;top:23670;width:518;height:2079;visibility:visible;mso-wrap-style:square;v-text-anchor:top" o:gfxdata="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" filled="f" stroked="f">
+                        <v:textbox inset="0,0,0,0">
+                          <w:txbxContent>
+                            <w:p>
+                              <w:pPr>
+                                <w:spacing w:line="258" w:lineRule="auto"/>
+                                <w:textDirection w:val="btLr"/>
+                              </w:pPr>
+                              <w:r>
+                                <w:rPr>
+                                  <w:rFonts w:ascii="Arial" w:eastAsia="Arial" w:hAnsi="Arial" w:cs="Arial"/>
+                                  <w:color w:val="000000"/>
+                                </w:rPr>
+                                <w:t xml:space="preserve"> </w:t>
+                              </w:r>
+                            </w:p>
+                          </w:txbxContent>
+                        </v:textbox>
+                      </v:rect>
+                      <v:rect id="Rectangle 1789627042" o:spid="_x0000_s1046" style="position:absolute;left:4575;top:25410;width:518;height:2079;visibility:visible;mso-wrap-style:square;v-text-anchor:top" o:gfxdata="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" filled="f" stroked="f">
+                        <v:textbox inset="0,0,0,0">
+                          <w:txbxContent>
+                            <w:p>
+                              <w:pPr>
+                                <w:spacing w:line="258" w:lineRule="auto"/>
+                                <w:textDirection w:val="btLr"/>
+                              </w:pPr>
+                              <w:r>
+                                <w:rPr>
+                                  <w:rFonts w:ascii="Arial" w:eastAsia="Arial" w:hAnsi="Arial" w:cs="Arial"/>
+                                  <w:color w:val="000000"/>
+                                </w:rPr>
+                                <w:t xml:space="preserve"> </w:t>
+                              </w:r>
+                            </w:p>
+                          </w:txbxContent>
+                        </v:textbox>
+                      </v:rect>
+                      <v:rect id="Rectangle 1887783156" o:spid="_x0000_s1047" style="position:absolute;left:4575;top:27116;width:518;height:2080;visibility:visible;mso-wrap-style:square;v-text-anchor:top" o:gfxdata="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" filled="f" stroked="f">
+                        <v:textbox inset="0,0,0,0">
+                          <w:txbxContent>
+                            <w:p>
+                              <w:pPr>
+                                <w:spacing w:line="258" w:lineRule="auto"/>
+                                <w:textDirection w:val="btLr"/>
+                              </w:pPr>
+                              <w:r>
+                                <w:rPr>
+                                  <w:rFonts w:ascii="Arial" w:eastAsia="Arial" w:hAnsi="Arial" w:cs="Arial"/>
+                                  <w:color w:val="000000"/>
+                                </w:rPr>
+                                <w:t xml:space="preserve"> </w:t>
+                              </w:r>
+                            </w:p>
+                          </w:txbxContent>
+                        </v:textbox>
+                      </v:rect>
+                      <v:rect id="Rectangle 149388739" o:spid="_x0000_s1048" style="position:absolute;left:4575;top:28854;width:518;height:2079;visibility:visible;mso-wrap-style:square;v-text-anchor:top" o:gfxdata="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" filled="f" stroked="f">
+                        <v:textbox inset="0,0,0,0">
+                          <w:txbxContent>
+                            <w:p>
+                              <w:pPr>
+                                <w:spacing w:line="258" w:lineRule="auto"/>
+                                <w:textDirection w:val="btLr"/>
+                              </w:pPr>
+                              <w:r>
+                                <w:rPr>
+                                  <w:rFonts w:ascii="Arial" w:eastAsia="Arial" w:hAnsi="Arial" w:cs="Arial"/>
+                                  <w:color w:val="000000"/>
+                                </w:rPr>
+                                <w:t xml:space="preserve"> </w:t>
+                              </w:r>
+                            </w:p>
+                          </w:txbxContent>
+                        </v:textbox>
+                      </v:rect>
+                      <v:rect id="Rectangle 1120323135" o:spid="_x0000_s1049" style="position:absolute;left:4575;top:30591;width:518;height:2079;visibility:visible;mso-wrap-style:square;v-text-anchor:top" o:gfxdata="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" filled="f" stroked="f">
+                        <v:textbox inset="0,0,0,0">
+                          <w:txbxContent>
+                            <w:p>
+                              <w:pPr>
+                                <w:spacing w:line="258" w:lineRule="auto"/>
+                                <w:textDirection w:val="btLr"/>
+                              </w:pPr>
+                              <w:r>
+                                <w:rPr>
+                                  <w:rFonts w:ascii="Arial" w:eastAsia="Arial" w:hAnsi="Arial" w:cs="Arial"/>
+                                  <w:color w:val="000000"/>
+                                </w:rPr>
+                                <w:t xml:space="preserve"> </w:t>
+                              </w:r>
+                            </w:p>
+                          </w:txbxContent>
+                        </v:textbox>
+                      </v:rect>
+                      <v:rect id="Rectangle 291460318" o:spid="_x0000_s1050" style="position:absolute;left:4575;top:32328;width:518;height:2080;visibility:visible;mso-wrap-style:square;v-text-anchor:top" o:gfxdata="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" filled="f" stroked="f">
+                        <v:textbox inset="0,0,0,0">
+                          <w:txbxContent>
+                            <w:p>
+                              <w:pPr>
+                                <w:spacing w:line="258" w:lineRule="auto"/>
+                                <w:textDirection w:val="btLr"/>
+                              </w:pPr>
+                              <w:r>
+                                <w:rPr>
+                                  <w:rFonts w:ascii="Arial" w:eastAsia="Arial" w:hAnsi="Arial" w:cs="Arial"/>
+                                  <w:color w:val="000000"/>
+                                </w:rPr>
+                                <w:t xml:space="preserve"> </w:t>
+                              </w:r>
+                            </w:p>
+                          </w:txbxContent>
+                        </v:textbox>
+                      </v:rect>
+                      <v:rect id="Rectangle 672959267" o:spid="_x0000_s1051" style="position:absolute;left:4575;top:34066;width:518;height:2079;visibility:visible;mso-wrap-style:square;v-text-anchor:top" o:gfxdata="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" filled="f" stroked="f">
+                        <v:textbox inset="0,0,0,0">
+                          <w:txbxContent>
+                            <w:p>
+                              <w:pPr>
+                                <w:spacing w:line="258" w:lineRule="auto"/>
+                                <w:textDirection w:val="btLr"/>
+                              </w:pPr>
+                              <w:r>
+                                <w:rPr>
+                                  <w:rFonts w:ascii="Arial" w:eastAsia="Arial" w:hAnsi="Arial" w:cs="Arial"/>
+                                  <w:color w:val="000000"/>
+                                </w:rPr>
+                                <w:t xml:space="preserve"> </w:t>
+                              </w:r>
+                            </w:p>
+                          </w:txbxContent>
+                        </v:textbox>
+                      </v:rect>
+                      <v:rect id="Rectangle 1799444608" o:spid="_x0000_s1052" style="position:absolute;left:4575;top:35807;width:518;height:2079;visibility:visible;mso-wrap-style:square;v-text-anchor:top" o:gfxdata="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" filled="f" stroked="f">
+                        <v:textbox inset="0,0,0,0">
+                          <w:txbxContent>
+                            <w:p>
+                              <w:pPr>
+                                <w:spacing w:line="258" w:lineRule="auto"/>
+                                <w:textDirection w:val="btLr"/>
+                              </w:pPr>
+                              <w:r>
+                                <w:rPr>
+                                  <w:rFonts w:ascii="Arial" w:eastAsia="Arial" w:hAnsi="Arial" w:cs="Arial"/>
+                                  <w:color w:val="000000"/>
+                                </w:rPr>
+                                <w:t xml:space="preserve"> </w:t>
+                              </w:r>
+                            </w:p>
+                          </w:txbxContent>
+                        </v:textbox>
+                      </v:rect>
+                      <v:rect id="Rectangle 500764475" o:spid="_x0000_s1053" style="position:absolute;left:4575;top:37544;width:518;height:2080;visibility:visible;mso-wrap-style:square;v-text-anchor:top" o:gfxdata="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" filled="f" stroked="f">
+                        <v:textbox inset="0,0,0,0">
+                          <w:txbxContent>
+                            <w:p>
+                              <w:pPr>
+                                <w:spacing w:line="258" w:lineRule="auto"/>
+                                <w:textDirection w:val="btLr"/>
+                              </w:pPr>
+                              <w:r>
+                                <w:rPr>
+                                  <w:rFonts w:ascii="Arial" w:eastAsia="Arial" w:hAnsi="Arial" w:cs="Arial"/>
+                                  <w:color w:val="000000"/>
+                                </w:rPr>
+                                <w:t xml:space="preserve"> </w:t>
+                              </w:r>
+                            </w:p>
+                          </w:txbxContent>
+                        </v:textbox>
+                      </v:rect>
+                      <v:rect id="Rectangle 596068337" o:spid="_x0000_s1054" style="position:absolute;left:4575;top:39282;width:518;height:2079;visibility:visible;mso-wrap-style:square;v-text-anchor:top" o:gfxdata="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" filled="f" stroked="f">
+                        <v:textbox inset="0,0,0,0">
+                          <w:txbxContent>
+                            <w:p>
+                              <w:pPr>
+                                <w:spacing w:line="258" w:lineRule="auto"/>
+                                <w:textDirection w:val="btLr"/>
+                              </w:pPr>
+                              <w:r>
+                                <w:rPr>
+                                  <w:rFonts w:ascii="Arial" w:eastAsia="Arial" w:hAnsi="Arial" w:cs="Arial"/>
+                                  <w:color w:val="000000"/>
+                                </w:rPr>
+                                <w:t xml:space="preserve"> </w:t>
+                              </w:r>
+                            </w:p>
+                          </w:txbxContent>
+                        </v:textbox>
+                      </v:rect>
+                      <v:rect id="Rectangle 1232089573" o:spid="_x0000_s1055" style="position:absolute;left:4575;top:40989;width:518;height:2079;visibility:visible;mso-wrap-style:square;v-text-anchor:top" o:gfxdata="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" filled="f" stroked="f">
+                        <v:textbox inset="0,0,0,0">
+                          <w:txbxContent>
+                            <w:p>
+                              <w:pPr>
+                                <w:spacing w:line="258" w:lineRule="auto"/>
+                                <w:textDirection w:val="btLr"/>
+                              </w:pPr>
+                              <w:r>
+                                <w:rPr>
+                                  <w:rFonts w:ascii="Arial" w:eastAsia="Arial" w:hAnsi="Arial" w:cs="Arial"/>
+                                  <w:color w:val="000000"/>
+                                </w:rPr>
+                                <w:t xml:space="preserve"> </w:t>
+                              </w:r>
+                            </w:p>
+                          </w:txbxContent>
+                        </v:textbox>
+                      </v:rect>
+                      <v:rect id="Rectangle 105591162" o:spid="_x0000_s1056" style="position:absolute;left:4575;top:42726;width:518;height:2079;visibility:visible;mso-wrap-style:square;v-text-anchor:top" o:gfxdata="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" filled="f" stroked="f">
+                        <v:textbox inset="0,0,0,0">
+                          <w:txbxContent>
+                            <w:p>
+                              <w:pPr>
+                                <w:spacing w:line="258" w:lineRule="auto"/>
+                                <w:textDirection w:val="btLr"/>
+                              </w:pPr>
+                              <w:r>
+                                <w:rPr>
+                                  <w:rFonts w:ascii="Arial" w:eastAsia="Arial" w:hAnsi="Arial" w:cs="Arial"/>
+                                  <w:color w:val="000000"/>
+                                </w:rPr>
+                                <w:t xml:space="preserve"> </w:t>
+                              </w:r>
+                            </w:p>
+                          </w:txbxContent>
+                        </v:textbox>
+                      </v:rect>
+                      <v:rect id="Rectangle 1663834833" o:spid="_x0000_s1057" style="position:absolute;left:4575;top:44463;width:518;height:2080;visibility:visible;mso-wrap-style:square;v-text-anchor:top" o:gfxdata="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" filled="f" stroked="f">
+                        <v:textbox inset="0,0,0,0">
+                          <w:txbxContent>
+                            <w:p>
+                              <w:pPr>
+                                <w:spacing w:line="258" w:lineRule="auto"/>
+                                <w:textDirection w:val="btLr"/>
+                              </w:pPr>
+                              <w:r>
+                                <w:rPr>
+                                  <w:rFonts w:ascii="Arial" w:eastAsia="Arial" w:hAnsi="Arial" w:cs="Arial"/>
+                                  <w:color w:val="000000"/>
+                                </w:rPr>
+                                <w:t xml:space="preserve"> </w:t>
+                              </w:r>
+                            </w:p>
+                          </w:txbxContent>
+                        </v:textbox>
+                      </v:rect>
+                      <v:rect id="Rectangle 1667987891" o:spid="_x0000_s1058" style="position:absolute;left:4575;top:46201;width:518;height:2079;visibility:visible;mso-wrap-style:square;v-text-anchor:top" o:gfxdata="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" filled="f" stroked="f">
+                        <v:textbox inset="0,0,0,0">
+                          <w:txbxContent>
+                            <w:p>
+                              <w:pPr>
+                                <w:spacing w:line="258" w:lineRule="auto"/>
+                                <w:textDirection w:val="btLr"/>
+                              </w:pPr>
+                              <w:r>
+                                <w:rPr>
+                                  <w:rFonts w:ascii="Arial" w:eastAsia="Arial" w:hAnsi="Arial" w:cs="Arial"/>
+                                  <w:color w:val="000000"/>
+                                </w:rPr>
+                                <w:t xml:space="preserve"> </w:t>
+                              </w:r>
+                            </w:p>
+                          </w:txbxContent>
+                        </v:textbox>
+                      </v:rect>
+                      <v:rect id="Rectangle 1446212606" o:spid="_x0000_s1059" style="position:absolute;left:4575;top:47941;width:518;height:2079;visibility:visible;mso-wrap-style:square;v-text-anchor:top" o:gfxdata="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" filled="f" stroked="f">
+                        <v:textbox inset="0,0,0,0">
+                          <w:txbxContent>
+                            <w:p>
+                              <w:pPr>
+                                <w:spacing w:line="258" w:lineRule="auto"/>
+                                <w:textDirection w:val="btLr"/>
+                              </w:pPr>
+                              <w:r>
+                                <w:rPr>
+                                  <w:rFonts w:ascii="Arial" w:eastAsia="Arial" w:hAnsi="Arial" w:cs="Arial"/>
+                                  <w:color w:val="000000"/>
+                                </w:rPr>
+                                <w:t xml:space="preserve"> </w:t>
+                              </w:r>
+                            </w:p>
+                          </w:txbxContent>
+                        </v:textbox>
+                      </v:rect>
+                      <v:rect id="Rectangle 648551889" o:spid="_x0000_s1060" style="position:absolute;left:4575;top:49895;width:421;height:1900;visibility:visible;mso-wrap-style:square;v-text-anchor:top" o:gfxdata="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" filled="f" stroked="f">
+                        <v:textbox inset="0,0,0,0">
+                          <w:txbxContent>
+                            <w:p>
+                              <w:pPr>
+                                <w:spacing w:line="258" w:lineRule="auto"/>
+                                <w:textDirection w:val="btLr"/>
+                              </w:pPr>
+                              <w:r>
+                                <w:rPr>
+                                  <w:color w:val="000000"/>
+                                </w:rPr>
+                                <w:t xml:space="preserve"> </w:t>
+                              </w:r>
+                            </w:p>
+                          </w:txbxContent>
+                        </v:textbox>
+                      </v:rect>
+                      <v:rect id="Rectangle 285539741" o:spid="_x0000_s1061" style="position:absolute;left:30096;top:49678;width:518;height:2079;visibility:visible;mso-wrap-style:square;v-text-anchor:top" o:gfxdata="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" filled="f" stroked="f">
+                        <v:textbox inset="0,0,0,0">
+                          <w:txbxContent>
+                            <w:p>
+                              <w:pPr>
+                                <w:spacing w:line="258" w:lineRule="auto"/>
+                                <w:textDirection w:val="btLr"/>
+                              </w:pPr>
+                              <w:r>
+                                <w:rPr>
+                                  <w:rFonts w:ascii="Arial" w:eastAsia="Arial" w:hAnsi="Arial" w:cs="Arial"/>
+                                  <w:color w:val="000000"/>
+                                </w:rPr>
+                                <w:t xml:space="preserve"> </w:t>
+                              </w:r>
+                            </w:p>
+                          </w:txbxContent>
+                        </v:textbox>
+                      </v:rect>
+                      <v:rect id="Rectangle 1688114074" o:spid="_x0000_s1062" style="position:absolute;left:4575;top:51415;width:518;height:2080;visibility:visible;mso-wrap-style:square;v-text-anchor:top" o:gfxdata="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" filled="f" stroked="f">
+                        <v:textbox inset="0,0,0,0">
+                          <w:txbxContent>
+                            <w:p>
+                              <w:pPr>
+                                <w:spacing w:line="258" w:lineRule="auto"/>
+                                <w:textDirection w:val="btLr"/>
+                              </w:pPr>
+                              <w:r>
+                                <w:rPr>
+                                  <w:rFonts w:ascii="Arial" w:eastAsia="Arial" w:hAnsi="Arial" w:cs="Arial"/>
+                                  <w:color w:val="000000"/>
+                                </w:rPr>
+                                <w:t xml:space="preserve"> </w:t>
+                              </w:r>
+                            </w:p>
+                          </w:txbxContent>
+                        </v:textbox>
+                      </v:rect>
+                      <v:rect id="Rectangle 827870439" o:spid="_x0000_s1063" style="position:absolute;left:4575;top:53153;width:518;height:2079;visibility:visible;mso-wrap-style:square;v-text-anchor:top" o:gfxdata="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" filled="f" stroked="f">
+                        <v:textbox inset="0,0,0,0">
+                          <w:txbxContent>
+                            <w:p>
+                              <w:pPr>
+                                <w:spacing w:line="258" w:lineRule="auto"/>
+                                <w:textDirection w:val="btLr"/>
+                              </w:pPr>
+                              <w:r>
+                                <w:rPr>
+                                  <w:rFonts w:ascii="Arial" w:eastAsia="Arial" w:hAnsi="Arial" w:cs="Arial"/>
+                                  <w:color w:val="000000"/>
+                                </w:rPr>
+                                <w:t xml:space="preserve"> </w:t>
+                              </w:r>
+                            </w:p>
+                          </w:txbxContent>
+                        </v:textbox>
+                      </v:rect>
+                      <v:rect id="Rectangle 476437116" o:spid="_x0000_s1064" style="position:absolute;left:4575;top:54860;width:518;height:2079;visibility:visible;mso-wrap-style:square;v-text-anchor:top" o:gfxdata="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" filled="f" stroked="f">
+                        <v:textbox inset="0,0,0,0">
+                          <w:txbxContent>
+                            <w:p>
+                              <w:pPr>
+                                <w:spacing w:line="258" w:lineRule="auto"/>
+                                <w:textDirection w:val="btLr"/>
+                              </w:pPr>
+                              <w:r>
+                                <w:rPr>
+                                  <w:rFonts w:ascii="Arial" w:eastAsia="Arial" w:hAnsi="Arial" w:cs="Arial"/>
+                                  <w:color w:val="000000"/>
+                                </w:rPr>
+                                <w:t xml:space="preserve"> </w:t>
+                              </w:r>
+                            </w:p>
+                          </w:txbxContent>
+                        </v:textbox>
+                      </v:rect>
+                      <v:rect id="Rectangle 2042590236" o:spid="_x0000_s1065" style="position:absolute;left:4575;top:56597;width:518;height:2079;visibility:visible;mso-wrap-style:square;v-text-anchor:top" o:gfxdata="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" filled="f" stroked="f">
+                        <v:textbox inset="0,0,0,0">
+                          <w:txbxContent>
+                            <w:p>
+                              <w:pPr>
+                                <w:spacing w:line="258" w:lineRule="auto"/>
+                                <w:textDirection w:val="btLr"/>
+                              </w:pPr>
+                              <w:r>
+                                <w:rPr>
+                                  <w:rFonts w:ascii="Arial" w:eastAsia="Arial" w:hAnsi="Arial" w:cs="Arial"/>
+                                  <w:color w:val="000000"/>
+                                </w:rPr>
+                                <w:t xml:space="preserve"> </w:t>
+                              </w:r>
+                            </w:p>
+                          </w:txbxContent>
+                        </v:textbox>
+                      </v:rect>
+                      <v:rect id="Rectangle 1379060043" o:spid="_x0000_s1066" style="position:absolute;left:4575;top:58337;width:518;height:2079;visibility:visible;mso-wrap-style:square;v-text-anchor:top" o:gfxdata="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" filled="f" stroked="f">
+                        <v:textbox inset="0,0,0,0">
+                          <w:txbxContent>
+                            <w:p>
+                              <w:pPr>
+                                <w:spacing w:line="258" w:lineRule="auto"/>
+                                <w:textDirection w:val="btLr"/>
+                              </w:pPr>
+                              <w:r>
+                                <w:rPr>
+                                  <w:rFonts w:ascii="Arial" w:eastAsia="Arial" w:hAnsi="Arial" w:cs="Arial"/>
+                                  <w:color w:val="000000"/>
+                                </w:rPr>
+                                <w:t xml:space="preserve"> </w:t>
+                              </w:r>
+                            </w:p>
+                          </w:txbxContent>
+                        </v:textbox>
+                      </v:rect>
+                      <v:rect id="Rectangle 63836861" o:spid="_x0000_s1067" style="position:absolute;left:4575;top:60074;width:518;height:2079;visibility:visible;mso-wrap-style:square;v-text-anchor:top" o:gfxdata="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" filled="f" stroked="f">
+                        <v:textbox inset="0,0,0,0">
+                          <w:txbxContent>
+                            <w:p>
+                              <w:pPr>
+                                <w:spacing w:line="258" w:lineRule="auto"/>
+                                <w:textDirection w:val="btLr"/>
+                              </w:pPr>
+                              <w:r>
+                                <w:rPr>
+                                  <w:rFonts w:ascii="Arial" w:eastAsia="Arial" w:hAnsi="Arial" w:cs="Arial"/>
+                                  <w:color w:val="000000"/>
+                                </w:rPr>
+                                <w:t xml:space="preserve"> </w:t>
+                              </w:r>
+                            </w:p>
+                          </w:txbxContent>
+                        </v:textbox>
+                      </v:rect>
+                      <v:rect id="Rectangle 1370301068" o:spid="_x0000_s1068" style="position:absolute;left:4575;top:61812;width:518;height:2079;visibility:visible;mso-wrap-style:square;v-text-anchor:top" o:gfxdata="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" filled="f" stroked="f">
+                        <v:textbox inset="0,0,0,0">
+                          <w:txbxContent>
+                            <w:p>
+                              <w:pPr>
+                                <w:spacing w:line="258" w:lineRule="auto"/>
+                                <w:textDirection w:val="btLr"/>
+                              </w:pPr>
+                              <w:r>
+                                <w:rPr>
+                                  <w:rFonts w:ascii="Arial" w:eastAsia="Arial" w:hAnsi="Arial" w:cs="Arial"/>
+                                  <w:color w:val="000000"/>
+                                </w:rPr>
+                                <w:t xml:space="preserve"> </w:t>
+                              </w:r>
+                            </w:p>
+                          </w:txbxContent>
+                        </v:textbox>
+                      </v:rect>
+                      <v:rect id="Rectangle 108769221" o:spid="_x0000_s1069" style="position:absolute;left:4575;top:63549;width:518;height:2079;visibility:visible;mso-wrap-style:square;v-text-anchor:top" o:gfxdata="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" filled="f" stroked="f">
+                        <v:textbox inset="0,0,0,0">
+                          <w:txbxContent>
+                            <w:p>
+                              <w:pPr>
+                                <w:spacing w:line="258" w:lineRule="auto"/>
+                                <w:textDirection w:val="btLr"/>
+                              </w:pPr>
+                              <w:r>
+                                <w:rPr>
+                                  <w:rFonts w:ascii="Arial" w:eastAsia="Arial" w:hAnsi="Arial" w:cs="Arial"/>
+                                  <w:color w:val="000000"/>
+                                </w:rPr>
+                                <w:t xml:space="preserve"> </w:t>
+                              </w:r>
+                            </w:p>
+                          </w:txbxContent>
+                        </v:textbox>
+                      </v:rect>
+                      <v:rect id="Rectangle 1294146756" o:spid="_x0000_s1070" style="position:absolute;left:4575;top:65286;width:518;height:2079;visibility:visible;mso-wrap-style:square;v-text-anchor:top" o:gfxdata="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" filled="f" stroked="f">
+                        <v:textbox inset="0,0,0,0">
+                          <w:txbxContent>
+                            <w:p>
+                              <w:pPr>
+                                <w:spacing w:line="258" w:lineRule="auto"/>
+                                <w:textDirection w:val="btLr"/>
+                              </w:pPr>
+                              <w:r>
+                                <w:rPr>
+                                  <w:rFonts w:ascii="Arial" w:eastAsia="Arial" w:hAnsi="Arial" w:cs="Arial"/>
+                                  <w:color w:val="000000"/>
+                                </w:rPr>
+                                <w:t xml:space="preserve"> </w:t>
+                              </w:r>
+                            </w:p>
+                          </w:txbxContent>
+                        </v:textbox>
+                      </v:rect>
+                      <v:rect id="Rectangle 1350061783" o:spid="_x0000_s1071" style="position:absolute;left:4575;top:67024;width:518;height:2079;visibility:visible;mso-wrap-style:square;v-text-anchor:top" o:gfxdata="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" filled="f" stroked="f">
+                        <v:textbox inset="0,0,0,0">
+                          <w:txbxContent>
+                            <w:p>
+                              <w:pPr>
+                                <w:spacing w:line="258" w:lineRule="auto"/>
+                                <w:textDirection w:val="btLr"/>
+                              </w:pPr>
+                              <w:r>
+                                <w:rPr>
+                                  <w:rFonts w:ascii="Arial" w:eastAsia="Arial" w:hAnsi="Arial" w:cs="Arial"/>
+                                  <w:color w:val="000000"/>
+                                </w:rPr>
+                                <w:t xml:space="preserve"> </w:t>
+                              </w:r>
+                            </w:p>
+                          </w:txbxContent>
+                        </v:textbox>
+                      </v:rect>
+                      <v:rect id="Rectangle 925937922" o:spid="_x0000_s1072" style="position:absolute;left:4575;top:68765;width:518;height:2079;visibility:visible;mso-wrap-style:square;v-text-anchor:top" o:gfxdata="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" filled="f" stroked="f">
+                        <v:textbox inset="0,0,0,0">
+                          <w:txbxContent>
+                            <w:p>
+                              <w:pPr>
+                                <w:spacing w:line="258" w:lineRule="auto"/>
+                                <w:textDirection w:val="btLr"/>
+                              </w:pPr>
+                              <w:r>
+                                <w:rPr>
+                                  <w:rFonts w:ascii="Arial" w:eastAsia="Arial" w:hAnsi="Arial" w:cs="Arial"/>
+                                  <w:color w:val="000000"/>
+                                </w:rPr>
+                                <w:t xml:space="preserve"> </w:t>
+                              </w:r>
+                            </w:p>
+                          </w:txbxContent>
+                        </v:textbox>
+                      </v:rect>
+                      <v:rect id="Rectangle 2125407260" o:spid="_x0000_s1073" style="position:absolute;left:4575;top:70472;width:518;height:2079;visibility:visible;mso-wrap-style:square;v-text-anchor:top" o:gfxdata="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" filled="f" stroked="f">
+                        <v:textbox inset="0,0,0,0">
+                          <w:txbxContent>
+                            <w:p>
+                              <w:pPr>
+                                <w:spacing w:line="258" w:lineRule="auto"/>
+                                <w:textDirection w:val="btLr"/>
+                              </w:pPr>
+                              <w:r>
+                                <w:rPr>
+                                  <w:rFonts w:ascii="Arial" w:eastAsia="Arial" w:hAnsi="Arial" w:cs="Arial"/>
+                                  <w:color w:val="000000"/>
+                                </w:rPr>
+                                <w:t xml:space="preserve"> </w:t>
+                              </w:r>
+                            </w:p>
+                          </w:txbxContent>
+                        </v:textbox>
+                      </v:rect>
+                      <v:rect id="Rectangle 1291455690" o:spid="_x0000_s1074" style="position:absolute;left:4575;top:72209;width:518;height:2079;visibility:visible;mso-wrap-style:square;v-text-anchor:top" o:gfxdata="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" filled="f" stroked="f">
+                        <v:textbox inset="0,0,0,0">
+                          <w:txbxContent>
+                            <w:p>
+                              <w:pPr>
+                                <w:spacing w:line="258" w:lineRule="auto"/>
+                                <w:textDirection w:val="btLr"/>
+                              </w:pPr>
+                              <w:r>
+                                <w:rPr>
+                                  <w:rFonts w:ascii="Arial" w:eastAsia="Arial" w:hAnsi="Arial" w:cs="Arial"/>
+                                  <w:color w:val="000000"/>
+                                </w:rPr>
+                                <w:t xml:space="preserve"> </w:t>
+                              </w:r>
+                            </w:p>
+                          </w:txbxContent>
+                        </v:textbox>
+                      </v:rect>
+                      <v:rect id="Rectangle 1580307922" o:spid="_x0000_s1075" style="position:absolute;left:4575;top:73946;width:518;height:2080;visibility:visible;mso-wrap-style:square;v-text-anchor:top" o:gfxdata="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" filled="f" stroked="f">
+                        <v:textbox inset="0,0,0,0">
+                          <w:txbxContent>
+                            <w:p>
+                              <w:pPr>
+                                <w:spacing w:line="258" w:lineRule="auto"/>
+                                <w:textDirection w:val="btLr"/>
+                              </w:pPr>
+                              <w:r>
+                                <w:rPr>
+                                  <w:rFonts w:ascii="Arial" w:eastAsia="Arial" w:hAnsi="Arial" w:cs="Arial"/>
+                                  <w:color w:val="000000"/>
+                                </w:rPr>
+                                <w:t xml:space="preserve"> </w:t>
+                              </w:r>
+                            </w:p>
+                          </w:txbxContent>
+                        </v:textbox>
+                      </v:rect>
+                      <v:rect id="Rectangle 88181775" o:spid="_x0000_s1076" style="position:absolute;left:4575;top:75684;width:518;height:2079;visibility:visible;mso-wrap-style:square;v-text-anchor:top" o:gfxdata="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" filled="f" stroked="f">
+                        <v:textbox inset="0,0,0,0">
+                          <w:txbxContent>
+                            <w:p>
+                              <w:pPr>
+                                <w:spacing w:line="258" w:lineRule="auto"/>
+                                <w:textDirection w:val="btLr"/>
+                              </w:pPr>
+                              <w:r>
+                                <w:rPr>
+                                  <w:rFonts w:ascii="Arial" w:eastAsia="Arial" w:hAnsi="Arial" w:cs="Arial"/>
+                                  <w:color w:val="000000"/>
+                                </w:rPr>
+                                <w:t xml:space="preserve"> </w:t>
+                              </w:r>
+                            </w:p>
+                          </w:txbxContent>
+                        </v:textbox>
+                      </v:rect>
+                      <v:rect id="Rectangle 41326084" o:spid="_x0000_s1077" style="position:absolute;left:4575;top:77421;width:518;height:2079;visibility:visible;mso-wrap-style:square;v-text-anchor:top" o:gfxdata="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" filled="f" stroked="f">
+                        <v:textbox inset="0,0,0,0">
+                          <w:txbxContent>
+                            <w:p>
+                              <w:pPr>
+                                <w:spacing w:line="258" w:lineRule="auto"/>
+                                <w:textDirection w:val="btLr"/>
+                              </w:pPr>
+                              <w:r>
+                                <w:rPr>
+                                  <w:rFonts w:ascii="Arial" w:eastAsia="Arial" w:hAnsi="Arial" w:cs="Arial"/>
+                                  <w:color w:val="000000"/>
+                                </w:rPr>
+                                <w:t xml:space="preserve"> </w:t>
+                              </w:r>
+                            </w:p>
+                          </w:txbxContent>
+                        </v:textbox>
+                      </v:rect>
+                      <v:rect id="Rectangle 1748558100" o:spid="_x0000_s1078" style="position:absolute;left:4575;top:79161;width:518;height:2079;visibility:visible;mso-wrap-style:square;v-text-anchor:top" o:gfxdata="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" filled="f" stroked="f">
+                        <v:textbox inset="0,0,0,0">
+                          <w:txbxContent>
+                            <w:p>
+                              <w:pPr>
+                                <w:spacing w:line="258" w:lineRule="auto"/>
+                                <w:textDirection w:val="btLr"/>
+                              </w:pPr>
+                              <w:r>
+                                <w:rPr>
+                                  <w:rFonts w:ascii="Arial" w:eastAsia="Arial" w:hAnsi="Arial" w:cs="Arial"/>
+                                  <w:color w:val="000000"/>
+                                </w:rPr>
+                                <w:t xml:space="preserve"> </w:t>
+                              </w:r>
+                            </w:p>
+                          </w:txbxContent>
+                        </v:textbox>
+                      </v:rect>
+                      <v:rect id="Rectangle 1505847392" o:spid="_x0000_s1079" style="position:absolute;left:4575;top:80898;width:518;height:2080;visibility:visible;mso-wrap-style:square;v-text-anchor:top" o:gfxdata="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" filled="f" stroked="f">
+                        <v:textbox inset="0,0,0,0">
+                          <w:txbxContent>
+                            <w:p>
+                              <w:pPr>
+                                <w:spacing w:line="258" w:lineRule="auto"/>
+                                <w:textDirection w:val="btLr"/>
+                              </w:pPr>
+                              <w:r>
+                                <w:rPr>
+                                  <w:rFonts w:ascii="Arial" w:eastAsia="Arial" w:hAnsi="Arial" w:cs="Arial"/>
+                                  <w:color w:val="000000"/>
+                                </w:rPr>
+                                <w:t xml:space="preserve"> </w:t>
+                              </w:r>
+                            </w:p>
+                          </w:txbxContent>
+                        </v:textbox>
+                      </v:rect>
+                      <v:rect id="Rectangle 1455820975" o:spid="_x0000_s1080" style="position:absolute;left:4575;top:82636;width:518;height:2079;visibility:visible;mso-wrap-style:square;v-text-anchor:top" o:gfxdata="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" filled="f" stroked="f">
+                        <v:textbox inset="0,0,0,0">
+                          <w:txbxContent>
+                            <w:p>
+                              <w:pPr>
+                                <w:spacing w:line="258" w:lineRule="auto"/>
+                                <w:textDirection w:val="btLr"/>
+                              </w:pPr>
+                              <w:r>
+                                <w:rPr>
+                                  <w:rFonts w:ascii="Arial" w:eastAsia="Arial" w:hAnsi="Arial" w:cs="Arial"/>
+                                  <w:color w:val="000000"/>
+                                </w:rPr>
+                                <w:t xml:space="preserve"> </w:t>
+                              </w:r>
+                            </w:p>
+                          </w:txbxContent>
+                        </v:textbox>
+                      </v:rect>
+                      <v:rect id="Rectangle 1733742206" o:spid="_x0000_s1081" style="position:absolute;left:4575;top:84343;width:518;height:2079;visibility:visible;mso-wrap-style:square;v-text-anchor:top" o:gfxdata="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" filled="f" stroked="f">
+                        <v:textbox inset="0,0,0,0">
+                          <w:txbxContent>
+                            <w:p>
+                              <w:pPr>
+                                <w:spacing w:line="258" w:lineRule="auto"/>
+                                <w:textDirection w:val="btLr"/>
+                              </w:pPr>
+                              <w:r>
+                                <w:rPr>
+                                  <w:rFonts w:ascii="Arial" w:eastAsia="Arial" w:hAnsi="Arial" w:cs="Arial"/>
+                                  <w:color w:val="000000"/>
+                                </w:rPr>
+                                <w:t xml:space="preserve"> </w:t>
+                              </w:r>
+                            </w:p>
+                          </w:txbxContent>
+                        </v:textbox>
+                      </v:rect>
+                      <v:rect id="Rectangle 1336745730" o:spid="_x0000_s1082" style="position:absolute;left:4575;top:86080;width:518;height:2079;visibility:visible;mso-wrap-style:square;v-text-anchor:top" o:gfxdata="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" filled="f" stroked="f">
+                        <v:textbox inset="0,0,0,0">
+                          <w:txbxContent>
+                            <w:p>
+                              <w:pPr>
+                                <w:spacing w:line="258" w:lineRule="auto"/>
+                                <w:textDirection w:val="btLr"/>
+                              </w:pPr>
+                              <w:r>
+                                <w:rPr>
+                                  <w:rFonts w:ascii="Arial" w:eastAsia="Arial" w:hAnsi="Arial" w:cs="Arial"/>
+                                  <w:color w:val="000000"/>
+                                </w:rPr>
+                                <w:t xml:space="preserve"> </w:t>
+                              </w:r>
+                            </w:p>
+                          </w:txbxContent>
+                        </v:textbox>
+                      </v:rect>
+                      <v:rect id="Rectangle 53163719" o:spid="_x0000_s1083" style="position:absolute;left:4575;top:87818;width:518;height:2079;visibility:visible;mso-wrap-style:square;v-text-anchor:top" o:gfxdata="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" filled="f" stroked="f">
+                        <v:textbox inset="0,0,0,0">
+                          <w:txbxContent>
+                            <w:p>
+                              <w:pPr>
+                                <w:spacing w:line="258" w:lineRule="auto"/>
+                                <w:textDirection w:val="btLr"/>
+                              </w:pPr>
+                              <w:r>
+                                <w:rPr>
+                                  <w:rFonts w:ascii="Arial" w:eastAsia="Arial" w:hAnsi="Arial" w:cs="Arial"/>
+                                  <w:color w:val="000000"/>
+                                </w:rPr>
+                                <w:t xml:space="preserve"> </w:t>
+                              </w:r>
+                            </w:p>
+                          </w:txbxContent>
+                        </v:textbox>
+                      </v:rect>
+                      <v:rect id="Rectangle 2063645561" o:spid="_x0000_s1084" style="position:absolute;left:4575;top:89558;width:518;height:2079;visibility:visible;mso-wrap-style:square;v-text-anchor:top" o:gfxdata="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" filled="f" stroked="f">
+                        <v:textbox inset="0,0,0,0">
+                          <w:txbxContent>
+                            <w:p>
+                              <w:pPr>
+                                <w:spacing w:line="258" w:lineRule="auto"/>
+                                <w:textDirection w:val="btLr"/>
+                              </w:pPr>
+                              <w:r>
+                                <w:rPr>
+                                  <w:rFonts w:ascii="Arial" w:eastAsia="Arial" w:hAnsi="Arial" w:cs="Arial"/>
+                                  <w:color w:val="000000"/>
+                                </w:rPr>
+                                <w:t xml:space="preserve"> </w:t>
+                              </w:r>
+                            </w:p>
+                          </w:txbxContent>
+                        </v:textbox>
+                      </v:rect>
+                      <v:rect id="Rectangle 2019041488" o:spid="_x0000_s1085" style="position:absolute;left:4575;top:91295;width:518;height:2080;visibility:visible;mso-wrap-style:square;v-text-anchor:top" o:gfxdata="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" filled="f" stroked="f">
+                        <v:textbox inset="0,0,0,0">
+                          <w:txbxContent>
+                            <w:p>
+                              <w:pPr>
+                                <w:spacing w:line="258" w:lineRule="auto"/>
+                                <w:textDirection w:val="btLr"/>
+                              </w:pPr>
+                              <w:r>
+                                <w:rPr>
+                                  <w:rFonts w:ascii="Arial" w:eastAsia="Arial" w:hAnsi="Arial" w:cs="Arial"/>
+                                  <w:color w:val="000000"/>
+                                </w:rPr>
+                                <w:t xml:space="preserve"> </w:t>
+                              </w:r>
+                            </w:p>
+                          </w:txbxContent>
+                        </v:textbox>
+                      </v:rect>
+                      <v:rect id="Rectangle 418714984" o:spid="_x0000_s1086" style="position:absolute;left:4575;top:93033;width:518;height:2079;visibility:visible;mso-wrap-style:square;v-text-anchor:top" o:gfxdata="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" filled="f" stroked="f">
+                        <v:textbox inset="0,0,0,0">
+                          <w:txbxContent>
+                            <w:p>
+                              <w:pPr>
+                                <w:spacing w:line="258" w:lineRule="auto"/>
+                                <w:textDirection w:val="btLr"/>
+                              </w:pPr>
+                              <w:r>
+                                <w:rPr>
+                                  <w:rFonts w:ascii="Arial" w:eastAsia="Arial" w:hAnsi="Arial" w:cs="Arial"/>
+                                  <w:color w:val="000000"/>
+                                </w:rPr>
+                                <w:t xml:space="preserve"> </w:t>
+                              </w:r>
+                            </w:p>
+                          </w:txbxContent>
+                        </v:textbox>
+                      </v:rect>
+                    </v:group>
+                  </v:group>
+                </v:group>
+                <w10:wrap type="topAndBottom" anchorx="page" anchory="page"/>
+              </v:group>
+            </w:pict>
           </mc:Fallback>
         </mc:AlternateContent>
       </w:r>
       <w:r>
         <w:br w:type="page"/>
       </w:r>
+    </w:p>
+    <w:p>
+      <w:pPr>
+        <w:spacing w:after="0"/>
+        <w:ind w:left="2122"/>
+      </w:pPr>
       <w:r>
         <w:rPr>
-          <w:rtl w:val="0"/>
+          <w:rFonts w:ascii="Arial" w:eastAsia="Arial" w:hAnsi="Arial" w:cs="Arial"/>
         </w:rPr>
+        <w:lastRenderedPageBreak/>
+        <w:t xml:space="preserve"> </w:t>
       </w:r>
     </w:p>
     <w:p>
       <w:pPr>
-        <w:spacing w:after="0" w:lineRule="auto"/>
-        <w:ind w:left="2122" w:firstLine="0"/>
-        <w:rPr/>
+        <w:spacing w:after="0"/>
       </w:pPr>
       <w:r>
         <w:rPr>
-          <w:rFonts w:ascii="Arial" w:cs="Arial" w:eastAsia="Arial" w:hAnsi="Arial"/>
-          <w:rtl w:val="0"/>
-        </w:rPr>
-        <w:t xml:space="preserve"> </w:t>
-      </w:r>
-      <w:r>
-        <w:rPr>
-          <w:rtl w:val="0"/>
-        </w:rPr>
-      </w:r>
-    </w:p>
-    <w:p>
-      <w:pPr>
-        <w:spacing w:after="0" w:lineRule="auto"/>
-        <w:rPr/>
-      </w:pPr>
-      <w:r>
-        <w:rPr>
-          <w:rFonts w:ascii="Arial" w:cs="Arial" w:eastAsia="Arial" w:hAnsi="Arial"/>
-          <w:rtl w:val="0"/>
+          <w:rFonts w:ascii="Arial" w:eastAsia="Arial" w:hAnsi="Arial" w:cs="Arial"/>
         </w:rPr>
         <w:t xml:space="preserve">                                                              </w:t>
       </w:r>
       <w:r>
         <w:rPr>
-          <w:b w:val="1"/>
-          <w:bCs w:val="1"/>
+          <w:b/>
+          <w:bCs/>
           <w:color w:val="009999"/>
           <w:sz w:val="48"/>
           <w:szCs w:val="48"/>
-          <w:rtl w:val="0"/>
         </w:rPr>
         <w:t xml:space="preserve">Daily Report  </w:t>
-      </w:r>
-      <w:r>
-        <w:rPr>
-          <w:rtl w:val="0"/>
-        </w:rPr>
       </w:r>
     </w:p>
     <w:p>
       <w:pPr>
-        <w:spacing w:after="0" w:lineRule="auto"/>
-        <w:rPr/>
+        <w:spacing w:after="0"/>
       </w:pPr>
       <w:r>
         <w:rPr>
-          <w:b w:val="1"/>
-          <w:bCs w:val="1"/>
+          <w:b/>
+          <w:bCs/>
           <w:sz w:val="48"/>
           <w:szCs w:val="48"/>
-          <w:rtl w:val="0"/>
         </w:rPr>
         <w:t xml:space="preserve"> </w:t>
-      </w:r>
-      <w:r>
-        <w:rPr>
-          <w:rtl w:val="0"/>
-        </w:rPr>
       </w:r>
     </w:p>
     <w:p>
       <w:pPr>
-        <w:spacing w:after="0" w:lineRule="auto"/>
+        <w:spacing w:after="0"/>
         <w:rPr>
-          <w:b w:val="1"/>
-          <w:bCs w:val="1"/>
+          <w:b/>
+          <w:bCs/>
           <w:sz w:val="32"/>
           <w:szCs w:val="32"/>
         </w:rPr>
       </w:pPr>
       <w:r>
         <w:rPr>
-          <w:b w:val="1"/>
-          <w:bCs w:val="1"/>
+          <w:b/>
+          <w:bCs/>
           <w:sz w:val="32"/>
           <w:szCs w:val="32"/>
-          <w:rtl w:val="0"/>
         </w:rPr>
-        <w:t xml:space="preserve">DATE:</w:t>
+        <w:t>DATE:</w:t>
       </w:r>
       <w:r>
         <w:rPr>
           <w:sz w:val="32"/>
           <w:szCs w:val="32"/>
-          <w:rtl w:val="0"/>
         </w:rPr>
         <w:t xml:space="preserve">  2</w:t>
       </w:r>
       <w:r>
         <w:rPr>
-          <w:b w:val="1"/>
-          <w:bCs w:val="1"/>
+          <w:b/>
+          <w:bCs/>
           <w:sz w:val="32"/>
           <w:szCs w:val="32"/>
-          <w:rtl w:val="0"/>
         </w:rPr>
-        <w:t xml:space="preserve">/8 /2026</w:t>
+        <w:t>/8 /2026</w:t>
       </w:r>
     </w:p>
     <w:p>
       <w:pPr>
-        <w:spacing w:after="0" w:lineRule="auto"/>
+        <w:spacing w:after="0"/>
         <w:rPr>
-          <w:b w:val="1"/>
-          <w:bCs w:val="1"/>
+          <w:b/>
+          <w:bCs/>
+          <w:sz w:val="32"/>
+          <w:szCs w:val="32"/>
+        </w:rPr>
+      </w:pPr>
+    </w:p>
+    <w:p>
+      <w:pPr>
+        <w:spacing w:after="0"/>
+        <w:rPr>
+          <w:b/>
+          <w:bCs/>
           <w:sz w:val="32"/>
           <w:szCs w:val="32"/>
         </w:rPr>
       </w:pPr>
       <w:r>
         <w:rPr>
-          <w:rtl w:val="0"/>
+          <w:b/>
+          <w:bCs/>
+          <w:sz w:val="32"/>
+          <w:szCs w:val="32"/>
         </w:rPr>
+        <w:t>Department: IoT &amp; Embedded Systems Department</w:t>
       </w:r>
     </w:p>
     <w:p>
       <w:pPr>
-        <w:spacing w:after="0" w:lineRule="auto"/>
+        <w:spacing w:after="0"/>
         <w:rPr>
-          <w:b w:val="1"/>
-          <w:bCs w:val="1"/>
+          <w:b/>
+          <w:bCs/>
+          <w:sz w:val="32"/>
+          <w:szCs w:val="32"/>
+        </w:rPr>
+      </w:pPr>
+    </w:p>
+    <w:p>
+      <w:pPr>
+        <w:spacing w:after="0"/>
+        <w:rPr>
+          <w:b/>
+          <w:bCs/>
           <w:sz w:val="32"/>
           <w:szCs w:val="32"/>
         </w:rPr>
       </w:pPr>
       <w:r>
         <w:rPr>
-          <w:b w:val="1"/>
-          <w:bCs w:val="1"/>
+          <w:b/>
+          <w:bCs/>
           <w:sz w:val="32"/>
           <w:szCs w:val="32"/>
-          <w:rtl w:val="0"/>
         </w:rPr>
-        <w:t xml:space="preserve">Department: IoT &amp; Embedded Systems Department</w:t>
+        <w:t>Name: Malak Alsharqawi</w:t>
       </w:r>
     </w:p>
     <w:p>
       <w:pPr>
-        <w:spacing w:after="0" w:lineRule="auto"/>
-        <w:rPr>
-          <w:b w:val="1"/>
-          <w:bCs w:val="1"/>
-          <w:sz w:val="32"/>
-          <w:szCs w:val="32"/>
-        </w:rPr>
-      </w:pPr>
-      <w:r>
-        <w:rPr>
-          <w:rtl w:val="0"/>
-        </w:rPr>
-      </w:r>
-    </w:p>
-    <w:p>
-      <w:pPr>
-        <w:spacing w:after="0" w:lineRule="auto"/>
-        <w:rPr>
-          <w:b w:val="1"/>
-          <w:bCs w:val="1"/>
-          <w:sz w:val="32"/>
-          <w:szCs w:val="32"/>
-        </w:rPr>
-      </w:pPr>
-      <w:r>
-        <w:rPr>
-          <w:b w:val="1"/>
-          <w:bCs w:val="1"/>
-          <w:sz w:val="32"/>
-          <w:szCs w:val="32"/>
-          <w:rtl w:val="0"/>
-        </w:rPr>
-        <w:t xml:space="preserve">Name: Malak Alsharqawi</w:t>
-      </w:r>
-    </w:p>
-    <w:p>
-      <w:pPr>
-        <w:spacing w:after="0" w:lineRule="auto"/>
-        <w:rPr/>
+        <w:spacing w:after="0"/>
       </w:pPr>
       <w:r>
         <w:rPr>
           <w:sz w:val="32"/>
           <w:szCs w:val="32"/>
-          <w:rtl w:val="0"/>
         </w:rPr>
         <w:t xml:space="preserve"> </w:t>
-      </w:r>
-      <w:r>
-        <w:rPr>
-          <w:rtl w:val="0"/>
-        </w:rPr>
       </w:r>
     </w:p>
     <w:tbl>
       <w:tblPr>
-        <w:tblStyle w:val="Table1"/>
-        <w:tblW w:w="11420.0" w:type="dxa"/>
+        <w:tblStyle w:val="a"/>
+        <w:tblW w:w="11420" w:type="dxa"/>
         <w:jc w:val="center"/>
+        <w:tblInd w:w="0" w:type="dxa"/>
         <w:tblLayout w:type="fixed"/>
-        <w:tblLook w:val="0400"/>
+        <w:tblLook w:val="0400" w:firstRow="0" w:lastRow="0" w:firstColumn="0" w:lastColumn="0" w:noHBand="0" w:noVBand="1"/>
       </w:tblPr>
       <w:tblGrid>
         <w:gridCol w:w="2378"/>
@@ -2851,102 +3411,81 @@
         <w:gridCol w:w="2401"/>
         <w:gridCol w:w="2070"/>
         <w:gridCol w:w="2785"/>
-        <w:tblGridChange w:id="0">
-          <w:tblGrid>
-            <w:gridCol w:w="2378"/>
-            <w:gridCol w:w="1786"/>
-            <w:gridCol w:w="2401"/>
-            <w:gridCol w:w="2070"/>
-            <w:gridCol w:w="2785"/>
-          </w:tblGrid>
-        </w:tblGridChange>
       </w:tblGrid>
       <w:tr>
         <w:trPr>
-          <w:cantSplit w:val="0"/>
-          <w:trHeight w:val="1498" w:hRule="atLeast"/>
-          <w:tblHeader w:val="0"/>
+          <w:trHeight w:val="1498"/>
+          <w:jc w:val="center"/>
         </w:trPr>
         <w:tc>
           <w:tcPr>
+            <w:tcW w:w="2378" w:type="dxa"/>
             <w:tcBorders>
-              <w:top w:color="000000" w:space="0" w:sz="4" w:val="single"/>
-              <w:left w:color="000000" w:space="0" w:sz="4" w:val="single"/>
-              <w:bottom w:color="000000" w:space="0" w:sz="4" w:val="single"/>
-              <w:right w:color="000000" w:space="0" w:sz="4" w:val="single"/>
+              <w:top w:val="single" w:sz="4" w:space="0" w:color="000000"/>
+              <w:left w:val="single" w:sz="4" w:space="0" w:color="000000"/>
+              <w:bottom w:val="single" w:sz="4" w:space="0" w:color="000000"/>
+              <w:right w:val="single" w:sz="4" w:space="0" w:color="000000"/>
             </w:tcBorders>
           </w:tcPr>
           <w:p>
             <w:pPr>
-              <w:ind w:left="5" w:firstLine="0"/>
+              <w:ind w:left="5"/>
               <w:jc w:val="center"/>
-              <w:rPr/>
             </w:pPr>
             <w:r>
               <w:rPr>
-                <w:b w:val="1"/>
-                <w:bCs w:val="1"/>
+                <w:b/>
+                <w:bCs/>
                 <w:color w:val="009999"/>
                 <w:sz w:val="32"/>
                 <w:szCs w:val="32"/>
-                <w:rtl w:val="0"/>
               </w:rPr>
-              <w:t xml:space="preserve">Tasks</w:t>
-            </w:r>
-            <w:r>
-              <w:rPr>
-                <w:rtl w:val="0"/>
-              </w:rPr>
+              <w:t>Tasks</w:t>
             </w:r>
           </w:p>
         </w:tc>
         <w:tc>
           <w:tcPr>
+            <w:tcW w:w="1786" w:type="dxa"/>
             <w:tcBorders>
-              <w:top w:color="000000" w:space="0" w:sz="4" w:val="single"/>
-              <w:left w:color="000000" w:space="0" w:sz="4" w:val="single"/>
-              <w:bottom w:color="000000" w:space="0" w:sz="4" w:val="single"/>
-              <w:right w:color="000000" w:space="0" w:sz="4" w:val="single"/>
+              <w:top w:val="single" w:sz="4" w:space="0" w:color="000000"/>
+              <w:left w:val="single" w:sz="4" w:space="0" w:color="000000"/>
+              <w:bottom w:val="single" w:sz="4" w:space="0" w:color="000000"/>
+              <w:right w:val="single" w:sz="4" w:space="0" w:color="000000"/>
             </w:tcBorders>
           </w:tcPr>
           <w:p>
             <w:pPr>
               <w:jc w:val="center"/>
-              <w:rPr/>
             </w:pPr>
             <w:r>
               <w:rPr>
-                <w:b w:val="1"/>
-                <w:bCs w:val="1"/>
+                <w:b/>
+                <w:bCs/>
                 <w:color w:val="009999"/>
                 <w:sz w:val="32"/>
                 <w:szCs w:val="32"/>
-                <w:rtl w:val="0"/>
               </w:rPr>
-              <w:t xml:space="preserve">Time</w:t>
-            </w:r>
-            <w:r>
-              <w:rPr>
-                <w:rtl w:val="0"/>
-              </w:rPr>
+              <w:t>Time</w:t>
             </w:r>
           </w:p>
         </w:tc>
         <w:tc>
           <w:tcPr>
+            <w:tcW w:w="2401" w:type="dxa"/>
             <w:tcBorders>
-              <w:top w:color="000000" w:space="0" w:sz="4" w:val="single"/>
-              <w:left w:color="000000" w:space="0" w:sz="4" w:val="single"/>
-              <w:bottom w:color="000000" w:space="0" w:sz="4" w:val="single"/>
-              <w:right w:color="000000" w:space="0" w:sz="4" w:val="single"/>
+              <w:top w:val="single" w:sz="4" w:space="0" w:color="000000"/>
+              <w:left w:val="single" w:sz="4" w:space="0" w:color="000000"/>
+              <w:bottom w:val="single" w:sz="4" w:space="0" w:color="000000"/>
+              <w:right w:val="single" w:sz="4" w:space="0" w:color="000000"/>
             </w:tcBorders>
           </w:tcPr>
           <w:p>
             <w:pPr>
               <w:jc w:val="center"/>
               <w:rPr>
-                <w:b w:val="1"/>
-                <w:bCs w:val="1"/>
+                <w:b/>
+                <w:bCs/>
                 <w:color w:val="009999"/>
                 <w:sz w:val="32"/>
                 <w:szCs w:val="32"/>
@@ -2954,164 +3493,139 @@
             </w:pPr>
             <w:r>
               <w:rPr>
-                <w:b w:val="1"/>
-                <w:bCs w:val="1"/>
+                <w:b/>
+                <w:bCs/>
                 <w:color w:val="009999"/>
                 <w:sz w:val="32"/>
                 <w:szCs w:val="32"/>
-                <w:rtl w:val="0"/>
               </w:rPr>
-              <w:t xml:space="preserve">Status</w:t>
+              <w:t>Status</w:t>
             </w:r>
           </w:p>
           <w:p>
             <w:pPr>
               <w:jc w:val="center"/>
               <w:rPr>
-                <w:b w:val="1"/>
-                <w:bCs w:val="1"/>
+                <w:b/>
+                <w:bCs/>
                 <w:color w:val="009999"/>
+                <w:sz w:val="32"/>
+                <w:szCs w:val="32"/>
+              </w:rPr>
+            </w:pPr>
+          </w:p>
+          <w:p>
+            <w:pPr>
+              <w:jc w:val="center"/>
+            </w:pPr>
+            <w:r>
+              <w:rPr>
+                <w:b/>
+                <w:bCs/>
+                <w:color w:val="FF0000"/>
+                <w:sz w:val="32"/>
+                <w:szCs w:val="32"/>
+              </w:rPr>
+              <w:t>(In progress, Done)</w:t>
+            </w:r>
+          </w:p>
+        </w:tc>
+        <w:tc>
+          <w:tcPr>
+            <w:tcW w:w="2070" w:type="dxa"/>
+            <w:tcBorders>
+              <w:top w:val="single" w:sz="4" w:space="0" w:color="000000"/>
+              <w:left w:val="single" w:sz="4" w:space="0" w:color="000000"/>
+              <w:bottom w:val="single" w:sz="4" w:space="0" w:color="000000"/>
+              <w:right w:val="single" w:sz="4" w:space="0" w:color="000000"/>
+            </w:tcBorders>
+          </w:tcPr>
+          <w:p>
+            <w:pPr>
+              <w:jc w:val="center"/>
+            </w:pPr>
+            <w:r>
+              <w:rPr>
+                <w:b/>
+                <w:bCs/>
+                <w:color w:val="009999"/>
+                <w:sz w:val="32"/>
+                <w:szCs w:val="32"/>
+              </w:rPr>
+              <w:t>Expected end time</w:t>
+            </w:r>
+          </w:p>
+        </w:tc>
+        <w:tc>
+          <w:tcPr>
+            <w:tcW w:w="2785" w:type="dxa"/>
+            <w:tcBorders>
+              <w:top w:val="single" w:sz="4" w:space="0" w:color="000000"/>
+              <w:left w:val="single" w:sz="4" w:space="0" w:color="000000"/>
+              <w:bottom w:val="single" w:sz="4" w:space="0" w:color="000000"/>
+              <w:right w:val="single" w:sz="4" w:space="0" w:color="000000"/>
+            </w:tcBorders>
+          </w:tcPr>
+          <w:p>
+            <w:pPr>
+              <w:jc w:val="center"/>
+            </w:pPr>
+            <w:r>
+              <w:rPr>
+                <w:b/>
+                <w:bCs/>
+                <w:color w:val="009999"/>
+                <w:sz w:val="32"/>
+                <w:szCs w:val="32"/>
+              </w:rPr>
+              <w:t>Comments</w:t>
+            </w:r>
+          </w:p>
+        </w:tc>
+      </w:tr>
+      <w:tr>
+        <w:trPr>
+          <w:trHeight w:val="1492"/>
+          <w:jc w:val="center"/>
+        </w:trPr>
+        <w:tc>
+          <w:tcPr>
+            <w:tcW w:w="2378" w:type="dxa"/>
+            <w:tcBorders>
+              <w:top w:val="single" w:sz="4" w:space="0" w:color="000000"/>
+              <w:left w:val="single" w:sz="4" w:space="0" w:color="000000"/>
+              <w:bottom w:val="single" w:sz="4" w:space="0" w:color="000000"/>
+              <w:right w:val="single" w:sz="4" w:space="0" w:color="000000"/>
+            </w:tcBorders>
+          </w:tcPr>
+          <w:p>
+            <w:pPr>
+              <w:rPr>
+                <w:b/>
+                <w:bCs/>
                 <w:sz w:val="32"/>
                 <w:szCs w:val="32"/>
               </w:rPr>
             </w:pPr>
             <w:r>
               <w:rPr>
-                <w:rtl w:val="0"/>
-              </w:rPr>
-            </w:r>
-          </w:p>
-          <w:p>
-            <w:pPr>
-              <w:jc w:val="center"/>
-              <w:rPr/>
-            </w:pPr>
-            <w:r>
-              <w:rPr>
-                <w:b w:val="1"/>
-                <w:bCs w:val="1"/>
-                <w:color w:val="ff0000"/>
+                <w:b/>
+                <w:bCs/>
                 <w:sz w:val="32"/>
                 <w:szCs w:val="32"/>
-                <w:rtl w:val="0"/>
               </w:rPr>
-              <w:t xml:space="preserve">(In progress, Done)</w:t>
-            </w:r>
-            <w:r>
-              <w:rPr>
-                <w:rtl w:val="0"/>
-              </w:rPr>
+              <w:t>Starting with task 2.4</w:t>
             </w:r>
           </w:p>
         </w:tc>
         <w:tc>
           <w:tcPr>
+            <w:tcW w:w="1786" w:type="dxa"/>
             <w:tcBorders>
-              <w:top w:color="000000" w:space="0" w:sz="4" w:val="single"/>
-              <w:left w:color="000000" w:space="0" w:sz="4" w:val="single"/>
-              <w:bottom w:color="000000" w:space="0" w:sz="4" w:val="single"/>
-              <w:right w:color="000000" w:space="0" w:sz="4" w:val="single"/>
-            </w:tcBorders>
-          </w:tcPr>
-          <w:p>
-            <w:pPr>
-              <w:jc w:val="center"/>
-              <w:rPr/>
-            </w:pPr>
-            <w:r>
-              <w:rPr>
-                <w:b w:val="1"/>
-                <w:bCs w:val="1"/>
-                <w:color w:val="009999"/>
-                <w:sz w:val="32"/>
-                <w:szCs w:val="32"/>
-                <w:rtl w:val="0"/>
-              </w:rPr>
-              <w:t xml:space="preserve">Expected end time</w:t>
-            </w:r>
-            <w:r>
-              <w:rPr>
-                <w:rtl w:val="0"/>
-              </w:rPr>
-            </w:r>
-          </w:p>
-        </w:tc>
-        <w:tc>
-          <w:tcPr>
-            <w:tcBorders>
-              <w:top w:color="000000" w:space="0" w:sz="4" w:val="single"/>
-              <w:left w:color="000000" w:space="0" w:sz="4" w:val="single"/>
-              <w:bottom w:color="000000" w:space="0" w:sz="4" w:val="single"/>
-              <w:right w:color="000000" w:space="0" w:sz="4" w:val="single"/>
-            </w:tcBorders>
-          </w:tcPr>
-          <w:p>
-            <w:pPr>
-              <w:jc w:val="center"/>
-              <w:rPr/>
-            </w:pPr>
-            <w:r>
-              <w:rPr>
-                <w:b w:val="1"/>
-                <w:bCs w:val="1"/>
-                <w:color w:val="009999"/>
-                <w:sz w:val="32"/>
-                <w:szCs w:val="32"/>
-                <w:rtl w:val="0"/>
-              </w:rPr>
-              <w:t xml:space="preserve">Comments</w:t>
-            </w:r>
-            <w:r>
-              <w:rPr>
-                <w:rtl w:val="0"/>
-              </w:rPr>
-            </w:r>
-          </w:p>
-        </w:tc>
-      </w:tr>
-      <w:tr>
-        <w:trPr>
-          <w:cantSplit w:val="0"/>
-          <w:trHeight w:val="1492" w:hRule="atLeast"/>
-          <w:tblHeader w:val="0"/>
-        </w:trPr>
-        <w:tc>
-          <w:tcPr>
-            <w:tcBorders>
-              <w:top w:color="000000" w:space="0" w:sz="4" w:val="single"/>
-              <w:left w:color="000000" w:space="0" w:sz="4" w:val="single"/>
-              <w:bottom w:color="000000" w:space="0" w:sz="4" w:val="single"/>
-              <w:right w:color="000000" w:space="0" w:sz="4" w:val="single"/>
-            </w:tcBorders>
-          </w:tcPr>
-          <w:p>
-            <w:pPr>
-              <w:rPr>
-                <w:b w:val="1"/>
-                <w:bCs w:val="1"/>
-                <w:sz w:val="32"/>
-                <w:szCs w:val="32"/>
-              </w:rPr>
-            </w:pPr>
-            <w:r>
-              <w:rPr>
-                <w:b w:val="1"/>
-                <w:bCs w:val="1"/>
-                <w:sz w:val="32"/>
-                <w:szCs w:val="32"/>
-                <w:rtl w:val="0"/>
-              </w:rPr>
-              <w:t xml:space="preserve">Starting with task 2.4</w:t>
-            </w:r>
-          </w:p>
-        </w:tc>
-        <w:tc>
-          <w:tcPr>
-            <w:tcBorders>
-              <w:top w:color="000000" w:space="0" w:sz="4" w:val="single"/>
-              <w:left w:color="000000" w:space="0" w:sz="4" w:val="single"/>
-              <w:bottom w:color="000000" w:space="0" w:sz="4" w:val="single"/>
-              <w:right w:color="000000" w:space="0" w:sz="4" w:val="single"/>
+              <w:top w:val="single" w:sz="4" w:space="0" w:color="000000"/>
+              <w:left w:val="single" w:sz="4" w:space="0" w:color="000000"/>
+              <w:bottom w:val="single" w:sz="4" w:space="0" w:color="000000"/>
+              <w:right w:val="single" w:sz="4" w:space="0" w:color="000000"/>
             </w:tcBorders>
           </w:tcPr>
           <w:p>
@@ -3126,131 +3640,125 @@
               <w:rPr>
                 <w:sz w:val="28"/>
                 <w:szCs w:val="28"/>
-                <w:rtl w:val="0"/>
               </w:rPr>
-              <w:t xml:space="preserve">9:36 AM</w:t>
+              <w:t>9:36 AM</w:t>
             </w:r>
           </w:p>
         </w:tc>
         <w:tc>
           <w:tcPr>
+            <w:tcW w:w="2401" w:type="dxa"/>
             <w:tcBorders>
-              <w:top w:color="000000" w:space="0" w:sz="4" w:val="single"/>
-              <w:left w:color="000000" w:space="0" w:sz="4" w:val="single"/>
-              <w:bottom w:color="000000" w:space="0" w:sz="4" w:val="single"/>
-              <w:right w:color="000000" w:space="0" w:sz="4" w:val="single"/>
+              <w:top w:val="single" w:sz="4" w:space="0" w:color="000000"/>
+              <w:left w:val="single" w:sz="4" w:space="0" w:color="000000"/>
+              <w:bottom w:val="single" w:sz="4" w:space="0" w:color="000000"/>
+              <w:right w:val="single" w:sz="4" w:space="0" w:color="000000"/>
             </w:tcBorders>
           </w:tcPr>
           <w:p>
             <w:pPr>
               <w:jc w:val="center"/>
               <w:rPr>
-                <w:b w:val="1"/>
-                <w:bCs w:val="1"/>
+                <w:b/>
+                <w:bCs/>
                 <w:sz w:val="36"/>
                 <w:szCs w:val="36"/>
               </w:rPr>
             </w:pPr>
             <w:r>
               <w:rPr>
-                <w:b w:val="1"/>
-                <w:bCs w:val="1"/>
+                <w:b/>
+                <w:bCs/>
                 <w:sz w:val="36"/>
                 <w:szCs w:val="36"/>
-                <w:rtl w:val="0"/>
               </w:rPr>
-              <w:t xml:space="preserve">DONE</w:t>
+              <w:t>DONE</w:t>
             </w:r>
           </w:p>
         </w:tc>
         <w:tc>
           <w:tcPr>
+            <w:tcW w:w="2070" w:type="dxa"/>
             <w:tcBorders>
-              <w:top w:color="000000" w:space="0" w:sz="4" w:val="single"/>
-              <w:left w:color="000000" w:space="0" w:sz="4" w:val="single"/>
-              <w:bottom w:color="000000" w:space="0" w:sz="4" w:val="single"/>
-              <w:right w:color="000000" w:space="0" w:sz="4" w:val="single"/>
+              <w:top w:val="single" w:sz="4" w:space="0" w:color="000000"/>
+              <w:left w:val="single" w:sz="4" w:space="0" w:color="000000"/>
+              <w:bottom w:val="single" w:sz="4" w:space="0" w:color="000000"/>
+              <w:right w:val="single" w:sz="4" w:space="0" w:color="000000"/>
             </w:tcBorders>
           </w:tcPr>
           <w:p>
             <w:pPr>
               <w:jc w:val="center"/>
               <w:rPr>
-                <w:b w:val="1"/>
-                <w:bCs w:val="1"/>
+                <w:b/>
+                <w:bCs/>
                 <w:sz w:val="30"/>
                 <w:szCs w:val="30"/>
               </w:rPr>
             </w:pPr>
             <w:r>
               <w:rPr>
-                <w:b w:val="1"/>
-                <w:bCs w:val="1"/>
+                <w:b/>
+                <w:bCs/>
                 <w:sz w:val="30"/>
                 <w:szCs w:val="30"/>
-                <w:rtl w:val="0"/>
               </w:rPr>
-              <w:t xml:space="preserve">11:00 AM</w:t>
+              <w:t>11:00 AM</w:t>
             </w:r>
           </w:p>
         </w:tc>
         <w:tc>
           <w:tcPr>
+            <w:tcW w:w="2785" w:type="dxa"/>
             <w:tcBorders>
-              <w:top w:color="000000" w:space="0" w:sz="4" w:val="single"/>
-              <w:left w:color="000000" w:space="0" w:sz="4" w:val="single"/>
-              <w:bottom w:color="000000" w:space="0" w:sz="4" w:val="single"/>
-              <w:right w:color="000000" w:space="0" w:sz="4" w:val="single"/>
+              <w:top w:val="single" w:sz="4" w:space="0" w:color="000000"/>
+              <w:left w:val="single" w:sz="4" w:space="0" w:color="000000"/>
+              <w:bottom w:val="single" w:sz="4" w:space="0" w:color="000000"/>
+              <w:right w:val="single" w:sz="4" w:space="0" w:color="000000"/>
             </w:tcBorders>
           </w:tcPr>
           <w:p>
             <w:pPr>
               <w:rPr>
-                <w:b w:val="1"/>
-                <w:bCs w:val="1"/>
+                <w:b/>
+                <w:bCs/>
                 <w:sz w:val="28"/>
                 <w:szCs w:val="28"/>
               </w:rPr>
             </w:pPr>
-            <w:r>
-              <w:rPr>
-                <w:rtl w:val="0"/>
-              </w:rPr>
-            </w:r>
           </w:p>
         </w:tc>
       </w:tr>
       <w:tr>
         <w:trPr>
-          <w:cantSplit w:val="0"/>
-          <w:trHeight w:val="1492" w:hRule="atLeast"/>
-          <w:tblHeader w:val="0"/>
+          <w:trHeight w:val="1492"/>
+          <w:jc w:val="center"/>
         </w:trPr>
         <w:tc>
           <w:tcPr>
+            <w:tcW w:w="2378" w:type="dxa"/>
             <w:tcBorders>
-              <w:top w:color="000000" w:space="0" w:sz="4" w:val="single"/>
-              <w:left w:color="000000" w:space="0" w:sz="4" w:val="single"/>
-              <w:bottom w:color="000000" w:space="0" w:sz="4" w:val="single"/>
-              <w:right w:color="000000" w:space="0" w:sz="4" w:val="single"/>
+              <w:top w:val="single" w:sz="4" w:space="0" w:color="000000"/>
+              <w:left w:val="single" w:sz="4" w:space="0" w:color="000000"/>
+              <w:bottom w:val="single" w:sz="4" w:space="0" w:color="000000"/>
+              <w:right w:val="single" w:sz="4" w:space="0" w:color="000000"/>
             </w:tcBorders>
           </w:tcPr>
           <w:p>
             <w:pPr>
               <w:rPr>
-                <w:b w:val="1"/>
-                <w:bCs w:val="1"/>
+                <w:b/>
+                <w:bCs/>
                 <w:sz w:val="32"/>
                 <w:szCs w:val="32"/>
               </w:rPr>
             </w:pPr>
             <w:r>
               <w:rPr>
-                <w:b w:val="1"/>
-                <w:bCs w:val="1"/>
+                <w:b/>
+                <w:bCs/>
                 <w:sz w:val="32"/>
                 <w:szCs w:val="32"/>
-                <w:rtl w:val="0"/>
               </w:rPr>
               <w:t xml:space="preserve">Writing a simple program and understand library </w:t>
             </w:r>
@@ -3258,155 +3766,150 @@
         </w:tc>
         <w:tc>
           <w:tcPr>
+            <w:tcW w:w="1786" w:type="dxa"/>
             <w:tcBorders>
-              <w:top w:color="000000" w:space="0" w:sz="4" w:val="single"/>
-              <w:left w:color="000000" w:space="0" w:sz="4" w:val="single"/>
-              <w:bottom w:color="000000" w:space="0" w:sz="4" w:val="single"/>
-              <w:right w:color="000000" w:space="0" w:sz="4" w:val="single"/>
+              <w:top w:val="single" w:sz="4" w:space="0" w:color="000000"/>
+              <w:left w:val="single" w:sz="4" w:space="0" w:color="000000"/>
+              <w:bottom w:val="single" w:sz="4" w:space="0" w:color="000000"/>
+              <w:right w:val="single" w:sz="4" w:space="0" w:color="000000"/>
             </w:tcBorders>
           </w:tcPr>
           <w:p>
             <w:pPr>
               <w:jc w:val="center"/>
               <w:rPr>
-                <w:b w:val="1"/>
-                <w:bCs w:val="1"/>
+                <w:b/>
+                <w:bCs/>
                 <w:sz w:val="30"/>
                 <w:szCs w:val="30"/>
               </w:rPr>
             </w:pPr>
             <w:r>
               <w:rPr>
-                <w:b w:val="1"/>
-                <w:bCs w:val="1"/>
+                <w:b/>
+                <w:bCs/>
                 <w:sz w:val="30"/>
                 <w:szCs w:val="30"/>
-                <w:rtl w:val="0"/>
               </w:rPr>
-              <w:t xml:space="preserve">11:00 AM</w:t>
+              <w:t>11:00 AM</w:t>
             </w:r>
           </w:p>
         </w:tc>
         <w:tc>
           <w:tcPr>
+            <w:tcW w:w="2401" w:type="dxa"/>
             <w:tcBorders>
-              <w:top w:color="000000" w:space="0" w:sz="4" w:val="single"/>
-              <w:left w:color="000000" w:space="0" w:sz="4" w:val="single"/>
-              <w:bottom w:color="000000" w:space="0" w:sz="4" w:val="single"/>
-              <w:right w:color="000000" w:space="0" w:sz="4" w:val="single"/>
+              <w:top w:val="single" w:sz="4" w:space="0" w:color="000000"/>
+              <w:left w:val="single" w:sz="4" w:space="0" w:color="000000"/>
+              <w:bottom w:val="single" w:sz="4" w:space="0" w:color="000000"/>
+              <w:right w:val="single" w:sz="4" w:space="0" w:color="000000"/>
             </w:tcBorders>
           </w:tcPr>
           <w:p>
             <w:pPr>
               <w:jc w:val="center"/>
               <w:rPr>
-                <w:b w:val="1"/>
-                <w:bCs w:val="1"/>
+                <w:b/>
+                <w:bCs/>
                 <w:sz w:val="36"/>
                 <w:szCs w:val="36"/>
               </w:rPr>
             </w:pPr>
             <w:r>
               <w:rPr>
-                <w:b w:val="1"/>
-                <w:bCs w:val="1"/>
+                <w:b/>
+                <w:bCs/>
                 <w:sz w:val="36"/>
                 <w:szCs w:val="36"/>
-                <w:rtl w:val="0"/>
               </w:rPr>
-              <w:t xml:space="preserve">DONE</w:t>
+              <w:t>DONE</w:t>
             </w:r>
           </w:p>
         </w:tc>
         <w:tc>
           <w:tcPr>
+            <w:tcW w:w="2070" w:type="dxa"/>
             <w:tcBorders>
-              <w:top w:color="000000" w:space="0" w:sz="4" w:val="single"/>
-              <w:left w:color="000000" w:space="0" w:sz="4" w:val="single"/>
-              <w:bottom w:color="000000" w:space="0" w:sz="4" w:val="single"/>
-              <w:right w:color="000000" w:space="0" w:sz="4" w:val="single"/>
+              <w:top w:val="single" w:sz="4" w:space="0" w:color="000000"/>
+              <w:left w:val="single" w:sz="4" w:space="0" w:color="000000"/>
+              <w:bottom w:val="single" w:sz="4" w:space="0" w:color="000000"/>
+              <w:right w:val="single" w:sz="4" w:space="0" w:color="000000"/>
             </w:tcBorders>
           </w:tcPr>
           <w:p>
             <w:pPr>
-              <w:ind w:left="5" w:firstLine="0"/>
+              <w:ind w:left="5"/>
               <w:jc w:val="center"/>
               <w:rPr>
-                <w:b w:val="1"/>
-                <w:bCs w:val="1"/>
+                <w:b/>
+                <w:bCs/>
                 <w:sz w:val="32"/>
                 <w:szCs w:val="32"/>
               </w:rPr>
             </w:pPr>
             <w:r>
               <w:rPr>
-                <w:b w:val="1"/>
-                <w:bCs w:val="1"/>
+                <w:b/>
+                <w:bCs/>
                 <w:sz w:val="32"/>
                 <w:szCs w:val="32"/>
-                <w:rtl w:val="0"/>
               </w:rPr>
-              <w:t xml:space="preserve">12:30 PM</w:t>
+              <w:t>12:30 PM</w:t>
             </w:r>
           </w:p>
         </w:tc>
         <w:tc>
           <w:tcPr>
+            <w:tcW w:w="2785" w:type="dxa"/>
             <w:tcBorders>
-              <w:top w:color="000000" w:space="0" w:sz="4" w:val="single"/>
-              <w:left w:color="000000" w:space="0" w:sz="4" w:val="single"/>
-              <w:bottom w:color="000000" w:space="0" w:sz="4" w:val="single"/>
-              <w:right w:color="000000" w:space="0" w:sz="4" w:val="single"/>
+              <w:top w:val="single" w:sz="4" w:space="0" w:color="000000"/>
+              <w:left w:val="single" w:sz="4" w:space="0" w:color="000000"/>
+              <w:bottom w:val="single" w:sz="4" w:space="0" w:color="000000"/>
+              <w:right w:val="single" w:sz="4" w:space="0" w:color="000000"/>
             </w:tcBorders>
           </w:tcPr>
           <w:p>
             <w:pPr>
               <w:rPr>
-                <w:b w:val="1"/>
-                <w:bCs w:val="1"/>
+                <w:b/>
+                <w:bCs/>
+                <w:sz w:val="32"/>
+                <w:szCs w:val="32"/>
+              </w:rPr>
+            </w:pPr>
+          </w:p>
+        </w:tc>
+      </w:tr>
+      <w:tr>
+        <w:trPr>
+          <w:trHeight w:val="1804"/>
+          <w:jc w:val="center"/>
+        </w:trPr>
+        <w:tc>
+          <w:tcPr>
+            <w:tcW w:w="2378" w:type="dxa"/>
+            <w:tcBorders>
+              <w:top w:val="single" w:sz="4" w:space="0" w:color="000000"/>
+              <w:left w:val="single" w:sz="4" w:space="0" w:color="000000"/>
+              <w:bottom w:val="single" w:sz="4" w:space="0" w:color="000000"/>
+              <w:right w:val="single" w:sz="4" w:space="0" w:color="000000"/>
+            </w:tcBorders>
+          </w:tcPr>
+          <w:p>
+            <w:pPr>
+              <w:rPr>
+                <w:b/>
+                <w:bCs/>
                 <w:sz w:val="32"/>
                 <w:szCs w:val="32"/>
               </w:rPr>
             </w:pPr>
             <w:r>
               <w:rPr>
-                <w:rtl w:val="0"/>
-              </w:rPr>
-            </w:r>
-          </w:p>
-        </w:tc>
-      </w:tr>
-      <w:tr>
-        <w:trPr>
-          <w:cantSplit w:val="0"/>
-          <w:trHeight w:val="1804" w:hRule="atLeast"/>
-          <w:tblHeader w:val="0"/>
-        </w:trPr>
-        <w:tc>
-          <w:tcPr>
-            <w:tcBorders>
-              <w:top w:color="000000" w:space="0" w:sz="4" w:val="single"/>
-              <w:left w:color="000000" w:space="0" w:sz="4" w:val="single"/>
-              <w:bottom w:color="000000" w:space="0" w:sz="4" w:val="single"/>
-              <w:right w:color="000000" w:space="0" w:sz="4" w:val="single"/>
-            </w:tcBorders>
-          </w:tcPr>
-          <w:p>
-            <w:pPr>
-              <w:rPr>
-                <w:b w:val="1"/>
-                <w:bCs w:val="1"/>
+                <w:b/>
+                <w:bCs/>
                 <w:sz w:val="32"/>
                 <w:szCs w:val="32"/>
-              </w:rPr>
-            </w:pPr>
-            <w:r>
-              <w:rPr>
-                <w:b w:val="1"/>
-                <w:bCs w:val="1"/>
-                <w:sz w:val="32"/>
-                <w:szCs w:val="32"/>
-                <w:rtl w:val="0"/>
               </w:rPr>
               <w:t xml:space="preserve">Writing the code </w:t>
             </w:r>
@@ -3414,11 +3917,12 @@
         </w:tc>
         <w:tc>
           <w:tcPr>
+            <w:tcW w:w="1786" w:type="dxa"/>
             <w:tcBorders>
-              <w:top w:color="000000" w:space="0" w:sz="4" w:val="single"/>
-              <w:left w:color="000000" w:space="0" w:sz="4" w:val="single"/>
-              <w:bottom w:color="000000" w:space="0" w:sz="4" w:val="single"/>
-              <w:right w:color="000000" w:space="0" w:sz="4" w:val="single"/>
+              <w:top w:val="single" w:sz="4" w:space="0" w:color="000000"/>
+              <w:left w:val="single" w:sz="4" w:space="0" w:color="000000"/>
+              <w:bottom w:val="single" w:sz="4" w:space="0" w:color="000000"/>
+              <w:right w:val="single" w:sz="4" w:space="0" w:color="000000"/>
             </w:tcBorders>
           </w:tcPr>
           <w:p>
@@ -3433,135 +3937,131 @@
               <w:rPr>
                 <w:sz w:val="28"/>
                 <w:szCs w:val="28"/>
-                <w:rtl w:val="0"/>
               </w:rPr>
-              <w:t xml:space="preserve">1:30 PM</w:t>
+              <w:t>1:30 PM</w:t>
             </w:r>
           </w:p>
         </w:tc>
         <w:tc>
           <w:tcPr>
+            <w:tcW w:w="2401" w:type="dxa"/>
             <w:tcBorders>
-              <w:top w:color="000000" w:space="0" w:sz="4" w:val="single"/>
-              <w:left w:color="000000" w:space="0" w:sz="4" w:val="single"/>
-              <w:bottom w:color="000000" w:space="0" w:sz="4" w:val="single"/>
-              <w:right w:color="000000" w:space="0" w:sz="4" w:val="single"/>
+              <w:top w:val="single" w:sz="4" w:space="0" w:color="000000"/>
+              <w:left w:val="single" w:sz="4" w:space="0" w:color="000000"/>
+              <w:bottom w:val="single" w:sz="4" w:space="0" w:color="000000"/>
+              <w:right w:val="single" w:sz="4" w:space="0" w:color="000000"/>
             </w:tcBorders>
           </w:tcPr>
           <w:p>
             <w:pPr>
               <w:jc w:val="center"/>
               <w:rPr>
-                <w:b w:val="1"/>
-                <w:bCs w:val="1"/>
+                <w:b/>
+                <w:bCs/>
                 <w:sz w:val="36"/>
                 <w:szCs w:val="36"/>
               </w:rPr>
             </w:pPr>
             <w:r>
               <w:rPr>
-                <w:b w:val="1"/>
-                <w:bCs w:val="1"/>
+                <w:b/>
+                <w:bCs/>
                 <w:sz w:val="36"/>
                 <w:szCs w:val="36"/>
-                <w:rtl w:val="0"/>
               </w:rPr>
-              <w:t xml:space="preserve">In Progress</w:t>
+              <w:t>DONE</w:t>
             </w:r>
           </w:p>
         </w:tc>
         <w:tc>
           <w:tcPr>
+            <w:tcW w:w="2070" w:type="dxa"/>
             <w:tcBorders>
-              <w:top w:color="000000" w:space="0" w:sz="4" w:val="single"/>
-              <w:left w:color="000000" w:space="0" w:sz="4" w:val="single"/>
-              <w:bottom w:color="000000" w:space="0" w:sz="4" w:val="single"/>
-              <w:right w:color="000000" w:space="0" w:sz="4" w:val="single"/>
+              <w:top w:val="single" w:sz="4" w:space="0" w:color="000000"/>
+              <w:left w:val="single" w:sz="4" w:space="0" w:color="000000"/>
+              <w:bottom w:val="single" w:sz="4" w:space="0" w:color="000000"/>
+              <w:right w:val="single" w:sz="4" w:space="0" w:color="000000"/>
             </w:tcBorders>
           </w:tcPr>
           <w:p>
             <w:pPr>
-              <w:ind w:left="5" w:firstLine="0"/>
+              <w:ind w:left="5"/>
               <w:jc w:val="center"/>
               <w:rPr>
-                <w:b w:val="1"/>
-                <w:bCs w:val="1"/>
+                <w:b/>
+                <w:bCs/>
                 <w:sz w:val="32"/>
                 <w:szCs w:val="32"/>
               </w:rPr>
             </w:pPr>
             <w:r>
               <w:rPr>
-                <w:rtl w:val="0"/>
+                <w:b/>
+                <w:bCs/>
+                <w:sz w:val="32"/>
+                <w:szCs w:val="32"/>
               </w:rPr>
+              <w:t>4:00 PM</w:t>
             </w:r>
           </w:p>
         </w:tc>
         <w:tc>
           <w:tcPr>
+            <w:tcW w:w="2785" w:type="dxa"/>
             <w:tcBorders>
-              <w:top w:color="000000" w:space="0" w:sz="4" w:val="single"/>
-              <w:left w:color="000000" w:space="0" w:sz="4" w:val="single"/>
-              <w:bottom w:color="000000" w:space="0" w:sz="4" w:val="single"/>
-              <w:right w:color="000000" w:space="0" w:sz="4" w:val="single"/>
+              <w:top w:val="single" w:sz="4" w:space="0" w:color="000000"/>
+              <w:left w:val="single" w:sz="4" w:space="0" w:color="000000"/>
+              <w:bottom w:val="single" w:sz="4" w:space="0" w:color="000000"/>
+              <w:right w:val="single" w:sz="4" w:space="0" w:color="000000"/>
             </w:tcBorders>
           </w:tcPr>
           <w:p>
             <w:pPr>
               <w:tabs>
-                <w:tab w:val="left" w:leader="none" w:pos="1913"/>
+                <w:tab w:val="left" w:pos="1913"/>
               </w:tabs>
               <w:rPr>
                 <w:sz w:val="32"/>
                 <w:szCs w:val="32"/>
               </w:rPr>
             </w:pPr>
-            <w:r>
-              <w:rPr>
-                <w:rtl w:val="0"/>
-              </w:rPr>
-            </w:r>
           </w:p>
         </w:tc>
       </w:tr>
       <w:tr>
         <w:trPr>
-          <w:cantSplit w:val="0"/>
-          <w:trHeight w:val="1804" w:hRule="atLeast"/>
-          <w:tblHeader w:val="0"/>
+          <w:trHeight w:val="1804"/>
+          <w:jc w:val="center"/>
         </w:trPr>
         <w:tc>
           <w:tcPr>
+            <w:tcW w:w="2378" w:type="dxa"/>
             <w:tcBorders>
-              <w:top w:color="000000" w:space="0" w:sz="4" w:val="single"/>
-              <w:left w:color="000000" w:space="0" w:sz="4" w:val="single"/>
-              <w:bottom w:color="000000" w:space="0" w:sz="4" w:val="single"/>
-              <w:right w:color="000000" w:space="0" w:sz="4" w:val="single"/>
+              <w:top w:val="single" w:sz="4" w:space="0" w:color="000000"/>
+              <w:left w:val="single" w:sz="4" w:space="0" w:color="000000"/>
+              <w:bottom w:val="single" w:sz="4" w:space="0" w:color="000000"/>
+              <w:right w:val="single" w:sz="4" w:space="0" w:color="000000"/>
             </w:tcBorders>
           </w:tcPr>
           <w:p>
             <w:pPr>
               <w:rPr>
-                <w:b w:val="1"/>
-                <w:bCs w:val="1"/>
+                <w:b/>
+                <w:bCs/>
                 <w:sz w:val="32"/>
                 <w:szCs w:val="32"/>
               </w:rPr>
             </w:pPr>
-            <w:r>
-              <w:rPr>
-                <w:rtl w:val="0"/>
-              </w:rPr>
-            </w:r>
           </w:p>
         </w:tc>
         <w:tc>
           <w:tcPr>
+            <w:tcW w:w="1786" w:type="dxa"/>
             <w:tcBorders>
-              <w:top w:color="000000" w:space="0" w:sz="4" w:val="single"/>
-              <w:left w:color="000000" w:space="0" w:sz="4" w:val="single"/>
-              <w:bottom w:color="000000" w:space="0" w:sz="4" w:val="single"/>
-              <w:right w:color="000000" w:space="0" w:sz="4" w:val="single"/>
+              <w:top w:val="single" w:sz="4" w:space="0" w:color="000000"/>
+              <w:left w:val="single" w:sz="4" w:space="0" w:color="000000"/>
+              <w:bottom w:val="single" w:sz="4" w:space="0" w:color="000000"/>
+              <w:right w:val="single" w:sz="4" w:space="0" w:color="000000"/>
             </w:tcBorders>
           </w:tcPr>
           <w:p>
@@ -3572,90 +4072,73 @@
                 <w:szCs w:val="28"/>
               </w:rPr>
             </w:pPr>
-            <w:r>
-              <w:rPr>
-                <w:rtl w:val="0"/>
-              </w:rPr>
-            </w:r>
           </w:p>
         </w:tc>
         <w:tc>
           <w:tcPr>
+            <w:tcW w:w="2401" w:type="dxa"/>
             <w:tcBorders>
-              <w:top w:color="000000" w:space="0" w:sz="4" w:val="single"/>
-              <w:left w:color="000000" w:space="0" w:sz="4" w:val="single"/>
-              <w:bottom w:color="000000" w:space="0" w:sz="4" w:val="single"/>
-              <w:right w:color="000000" w:space="0" w:sz="4" w:val="single"/>
+              <w:top w:val="single" w:sz="4" w:space="0" w:color="000000"/>
+              <w:left w:val="single" w:sz="4" w:space="0" w:color="000000"/>
+              <w:bottom w:val="single" w:sz="4" w:space="0" w:color="000000"/>
+              <w:right w:val="single" w:sz="4" w:space="0" w:color="000000"/>
             </w:tcBorders>
           </w:tcPr>
           <w:p>
             <w:pPr>
               <w:jc w:val="center"/>
               <w:rPr>
-                <w:b w:val="1"/>
-                <w:bCs w:val="1"/>
+                <w:b/>
+                <w:bCs/>
                 <w:sz w:val="36"/>
                 <w:szCs w:val="36"/>
               </w:rPr>
             </w:pPr>
-            <w:r>
-              <w:rPr>
-                <w:rtl w:val="0"/>
-              </w:rPr>
-            </w:r>
           </w:p>
         </w:tc>
         <w:tc>
           <w:tcPr>
+            <w:tcW w:w="2070" w:type="dxa"/>
             <w:tcBorders>
-              <w:top w:color="000000" w:space="0" w:sz="4" w:val="single"/>
-              <w:left w:color="000000" w:space="0" w:sz="4" w:val="single"/>
-              <w:bottom w:color="000000" w:space="0" w:sz="4" w:val="single"/>
-              <w:right w:color="000000" w:space="0" w:sz="4" w:val="single"/>
+              <w:top w:val="single" w:sz="4" w:space="0" w:color="000000"/>
+              <w:left w:val="single" w:sz="4" w:space="0" w:color="000000"/>
+              <w:bottom w:val="single" w:sz="4" w:space="0" w:color="000000"/>
+              <w:right w:val="single" w:sz="4" w:space="0" w:color="000000"/>
             </w:tcBorders>
           </w:tcPr>
           <w:p>
             <w:pPr>
-              <w:ind w:left="5" w:firstLine="0"/>
+              <w:ind w:left="5"/>
               <w:jc w:val="center"/>
               <w:rPr>
-                <w:b w:val="1"/>
-                <w:bCs w:val="1"/>
+                <w:b/>
+                <w:bCs/>
                 <w:sz w:val="32"/>
                 <w:szCs w:val="32"/>
               </w:rPr>
             </w:pPr>
-            <w:r>
-              <w:rPr>
-                <w:rtl w:val="0"/>
-              </w:rPr>
-            </w:r>
           </w:p>
         </w:tc>
         <w:tc>
           <w:tcPr>
+            <w:tcW w:w="2785" w:type="dxa"/>
             <w:tcBorders>
-              <w:top w:color="000000" w:space="0" w:sz="4" w:val="single"/>
-              <w:left w:color="000000" w:space="0" w:sz="4" w:val="single"/>
-              <w:bottom w:color="000000" w:space="0" w:sz="4" w:val="single"/>
-              <w:right w:color="000000" w:space="0" w:sz="4" w:val="single"/>
+              <w:top w:val="single" w:sz="4" w:space="0" w:color="000000"/>
+              <w:left w:val="single" w:sz="4" w:space="0" w:color="000000"/>
+              <w:bottom w:val="single" w:sz="4" w:space="0" w:color="000000"/>
+              <w:right w:val="single" w:sz="4" w:space="0" w:color="000000"/>
             </w:tcBorders>
           </w:tcPr>
           <w:p>
             <w:pPr>
               <w:tabs>
-                <w:tab w:val="left" w:leader="none" w:pos="1913"/>
+                <w:tab w:val="left" w:pos="1913"/>
               </w:tabs>
               <w:rPr>
                 <w:sz w:val="32"/>
                 <w:szCs w:val="32"/>
               </w:rPr>
             </w:pPr>
-            <w:r>
-              <w:rPr>
-                <w:rtl w:val="0"/>
-              </w:rPr>
-            </w:r>
           </w:p>
         </w:tc>
       </w:tr>
@@ -3663,69 +4146,117 @@
     <w:p>
       <w:pPr>
         <w:spacing w:line="360" w:lineRule="auto"/>
-        <w:jc w:val="left"/>
         <w:rPr>
           <w:sz w:val="28"/>
           <w:szCs w:val="28"/>
         </w:rPr>
       </w:pPr>
-      <w:r>
-        <w:rPr>
-          <w:rtl w:val="0"/>
-        </w:rPr>
-      </w:r>
     </w:p>
     <w:sectPr>
-      <w:headerReference r:id="rId9" w:type="default"/>
-      <w:headerReference r:id="rId10" w:type="first"/>
-      <w:headerReference r:id="rId11" w:type="even"/>
-      <w:pgSz w:h="15840" w:w="12240" w:orient="portrait"/>
-      <w:pgMar w:bottom="932" w:top="766" w:left="720" w:right="616" w:header="720" w:footer="720"/>
+      <w:headerReference w:type="even" r:id="rId9"/>
+      <w:headerReference w:type="default" r:id="rId10"/>
+      <w:headerReference w:type="first" r:id="rId11"/>
+      <w:pgSz w:w="12240" w:h="15840"/>
+      <w:pgMar w:top="766" w:right="616" w:bottom="932" w:left="720" w:header="720" w:footer="720" w:gutter="0"/>
       <w:pgNumType w:start="1"/>
-      <w:titlePg w:val="1"/>
+      <w:cols w:space="720"/>
+      <w:titlePg/>
     </w:sectPr>
   </w:body>
 </w:document>
 </file>
 
+<file path=word/endnotes.xml><?xml version="1.0" encoding="utf-8"?>
+<w:endnotes xmlns:wpc="http://schemas.microsoft.com/office/word/2010/wordprocessingCanvas" xmlns:cx="http://schemas.microsoft.com/office/drawing/2014/chartex" xmlns:cx1="http://schemas.microsoft.com/office/drawing/2015/9/8/chartex" xmlns:cx2="http://schemas.microsoft.com/office/drawing/2015/10/21/chartex" xmlns:cx3="http://schemas.microsoft.com/office/drawing/2016/5/9/chartex" xmlns:cx4="http://schemas.microsoft.com/office/drawing/2016/5/10/chartex" xmlns:cx5="http://schemas.microsoft.com/office/drawing/2016/5/11/chartex" xmlns:cx6="http://schemas.microsoft.com/office/drawing/2016/5/12/chartex" xmlns:cx7="http://schemas.microsoft.com/office/drawing/2016/5/13/chartex" xmlns:cx8="http://schemas.microsoft.com/office/drawing/2016/5/14/chartex" xmlns:mc="http://schemas.openxmlformats.org/markup-compatibility/2006" xmlns:aink="http://schemas.microsoft.com/office/drawing/2016/ink" xmlns:am3d="http://schemas.microsoft.com/office/drawing/2017/model3d" xmlns:o="urn:schemas-microsoft-com:office:office" xmlns:oel="http://schemas.microsoft.com/office/2019/extlst" xmlns:r="http://schemas.openxmlformats.org/officeDocument/2006/relationships" xmlns:m="http://schemas.openxmlformats.org/officeDocument/2006/math" xmlns:v="urn:schemas-microsoft-com:vml" xmlns:wp14="http://schemas.microsoft.com/office/word/2010/wordprocessingDrawing" xmlns:wp="http://schemas.openxmlformats.org/drawingml/2006/wordprocessingDrawing" xmlns:w10="urn:schemas-microsoft-com:office:word" xmlns:w="http://schemas.openxmlformats.org/wordprocessingml/2006/main" xmlns:w14="http://schemas.microsoft.com/office/word/2010/wordml" xmlns:w15="http://schemas.microsoft.com/office/word/2012/wordml" xmlns:w16cex="http://schemas.microsoft.com/office/word/2018/wordml/cex" xmlns:w16cid="http://schemas.microsoft.com/office/word/2016/wordml/cid" xmlns:w16="http://schemas.microsoft.com/office/word/2018/wordml" xmlns:w16du="http://schemas.microsoft.com/office/word/2023/wordml/word16du" xmlns:w16sdtdh="http://schemas.microsoft.com/office/word/2020/wordml/sdtdatahash" xmlns:w16sdtfl="http://schemas.microsoft.com/office/word/2024/wordml/sdtformatlock" xmlns:w16se="http://schemas.microsoft.com/office/word/2015/wordml/symex" xmlns:wpg="http://schemas.microsoft.com/office/word/2010/wordprocessingGroup" xmlns:wpi="http://schemas.microsoft.com/office/word/2010/wordprocessingInk" xmlns:wne="http://schemas.microsoft.com/office/word/2006/wordml" xmlns:wps="http://schemas.microsoft.com/office/word/2010/wordprocessingShape" mc:Ignorable="w14 w15 w16se w16cid w16 w16cex w16sdtdh w16sdtfl w16du wp14">
+  <w:endnote w:type="separator" w:id="-1">
+    <w:p>
+      <w:pPr>
+        <w:spacing w:after="0" w:line="240" w:lineRule="auto"/>
+      </w:pPr>
+      <w:r>
+        <w:separator/>
+      </w:r>
+    </w:p>
+  </w:endnote>
+  <w:endnote w:type="continuationSeparator" w:id="0">
+    <w:p>
+      <w:pPr>
+        <w:spacing w:after="0" w:line="240" w:lineRule="auto"/>
+      </w:pPr>
+      <w:r>
+        <w:continuationSeparator/>
+      </w:r>
+    </w:p>
+  </w:endnote>
+</w:endnotes>
+</file>
+
+<file path=word/footnotes.xml><?xml version="1.0" encoding="utf-8"?>
+<w:footnotes xmlns:wpc="http://schemas.microsoft.com/office/word/2010/wordprocessingCanvas" xmlns:cx="http://schemas.microsoft.com/office/drawing/2014/chartex" xmlns:cx1="http://schemas.microsoft.com/office/drawing/2015/9/8/chartex" xmlns:cx2="http://schemas.microsoft.com/office/drawing/2015/10/21/chartex" xmlns:cx3="http://schemas.microsoft.com/office/drawing/2016/5/9/chartex" xmlns:cx4="http://schemas.microsoft.com/office/drawing/2016/5/10/chartex" xmlns:cx5="http://schemas.microsoft.com/office/drawing/2016/5/11/chartex" xmlns:cx6="http://schemas.microsoft.com/office/drawing/2016/5/12/chartex" xmlns:cx7="http://schemas.microsoft.com/office/drawing/2016/5/13/chartex" xmlns:cx8="http://schemas.microsoft.com/office/drawing/2016/5/14/chartex" xmlns:mc="http://schemas.openxmlformats.org/markup-compatibility/2006" xmlns:aink="http://schemas.microsoft.com/office/drawing/2016/ink" xmlns:am3d="http://schemas.microsoft.com/office/drawing/2017/model3d" xmlns:o="urn:schemas-microsoft-com:office:office" xmlns:oel="http://schemas.microsoft.com/office/2019/extlst" xmlns:r="http://schemas.openxmlformats.org/officeDocument/2006/relationships" xmlns:m="http://schemas.openxmlformats.org/officeDocument/2006/math" xmlns:v="urn:schemas-microsoft-com:vml" xmlns:wp14="http://schemas.microsoft.com/office/word/2010/wordprocessingDrawing" xmlns:wp="http://schemas.openxmlformats.org/drawingml/2006/wordprocessingDrawing" xmlns:w10="urn:schemas-microsoft-com:office:word" xmlns:w="http://schemas.openxmlformats.org/wordprocessingml/2006/main" xmlns:w14="http://schemas.microsoft.com/office/word/2010/wordml" xmlns:w15="http://schemas.microsoft.com/office/word/2012/wordml" xmlns:w16cex="http://schemas.microsoft.com/office/word/2018/wordml/cex" xmlns:w16cid="http://schemas.microsoft.com/office/word/2016/wordml/cid" xmlns:w16="http://schemas.microsoft.com/office/word/2018/wordml" xmlns:w16du="http://schemas.microsoft.com/office/word/2023/wordml/word16du" xmlns:w16sdtdh="http://schemas.microsoft.com/office/word/2020/wordml/sdtdatahash" xmlns:w16sdtfl="http://schemas.microsoft.com/office/word/2024/wordml/sdtformatlock" xmlns:w16se="http://schemas.microsoft.com/office/word/2015/wordml/symex" xmlns:wpg="http://schemas.microsoft.com/office/word/2010/wordprocessingGroup" xmlns:wpi="http://schemas.microsoft.com/office/word/2010/wordprocessingInk" xmlns:wne="http://schemas.microsoft.com/office/word/2006/wordml" xmlns:wps="http://schemas.microsoft.com/office/word/2010/wordprocessingShape" mc:Ignorable="w14 w15 w16se w16cid w16 w16cex w16sdtdh w16sdtfl w16du wp14">
+  <w:footnote w:type="separator" w:id="-1">
+    <w:p>
+      <w:pPr>
+        <w:spacing w:after="0" w:line="240" w:lineRule="auto"/>
+      </w:pPr>
+      <w:r>
+        <w:separator/>
+      </w:r>
+    </w:p>
+  </w:footnote>
+  <w:footnote w:type="continuationSeparator" w:id="0">
+    <w:p>
+      <w:pPr>
+        <w:spacing w:after="0" w:line="240" w:lineRule="auto"/>
+      </w:pPr>
+      <w:r>
+        <w:continuationSeparator/>
+      </w:r>
+    </w:p>
+  </w:footnote>
+</w:footnotes>
+</file>
+
 <file path=word/header1.xml><?xml version="1.0" encoding="utf-8"?>
-<w:hdr xmlns:mc="http://schemas.openxmlformats.org/markup-compatibility/2006" xmlns:o="urn:schemas-microsoft-com:office:office" xmlns:r="http://schemas.openxmlformats.org/officeDocument/2006/relationships" xmlns:m="http://schemas.openxmlformats.org/officeDocument/2006/math" xmlns:v="urn:schemas-microsoft-com:vml" xmlns:wp="http://schemas.openxmlformats.org/drawingml/2006/wordprocessingDrawing" xmlns:w10="urn:schemas-microsoft-com:office:word" xmlns:w="http://schemas.openxmlformats.org/wordprocessingml/2006/main" xmlns:wne="http://schemas.microsoft.com/office/word/2006/wordml" xmlns:sl="http://schemas.openxmlformats.org/schemaLibrary/2006/main" xmlns:a="http://schemas.openxmlformats.org/drawingml/2006/main" xmlns:pic="http://schemas.openxmlformats.org/drawingml/2006/picture" xmlns:c="http://schemas.openxmlformats.org/drawingml/2006/chart" xmlns:lc="http://schemas.openxmlformats.org/drawingml/2006/lockedCanvas" xmlns:dgm="http://schemas.openxmlformats.org/drawingml/2006/diagram" xmlns:wps="http://schemas.microsoft.com/office/word/2010/wordprocessingShape" xmlns:wpg="http://schemas.microsoft.com/office/word/2010/wordprocessingGroup" xmlns:w14="http://schemas.microsoft.com/office/word/2010/wordml" xmlns:w15="http://schemas.microsoft.com/office/word/2012/wordml" xmlns:w16="http://schemas.microsoft.com/office/word/2018/wordml" xmlns:w16cex="http://schemas.microsoft.com/office/word/2018/wordml/cex" xmlns:w16cid="http://schemas.microsoft.com/office/word/2016/wordml/cid" xmlns="http://schemas.microsoft.com/office/tasks/2019/documenttasks" xmlns:cr="http://schemas.microsoft.com/office/comments/2020/reactions">
+<w:hdr xmlns:wpc="http://schemas.microsoft.com/office/word/2010/wordprocessingCanvas" xmlns:cx="http://schemas.microsoft.com/office/drawing/2014/chartex" xmlns:cx1="http://schemas.microsoft.com/office/drawing/2015/9/8/chartex" xmlns:cx2="http://schemas.microsoft.com/office/drawing/2015/10/21/chartex" xmlns:cx3="http://schemas.microsoft.com/office/drawing/2016/5/9/chartex" xmlns:cx4="http://schemas.microsoft.com/office/drawing/2016/5/10/chartex" xmlns:cx5="http://schemas.microsoft.com/office/drawing/2016/5/11/chartex" xmlns:cx6="http://schemas.microsoft.com/office/drawing/2016/5/12/chartex" xmlns:cx7="http://schemas.microsoft.com/office/drawing/2016/5/13/chartex" xmlns:cx8="http://schemas.microsoft.com/office/drawing/2016/5/14/chartex" xmlns:mc="http://schemas.openxmlformats.org/markup-compatibility/2006" xmlns:aink="http://schemas.microsoft.com/office/drawing/2016/ink" xmlns:am3d="http://schemas.microsoft.com/office/drawing/2017/model3d" xmlns:o="urn:schemas-microsoft-com:office:office" xmlns:oel="http://schemas.microsoft.com/office/2019/extlst" xmlns:r="http://schemas.openxmlformats.org/officeDocument/2006/relationships" xmlns:m="http://schemas.openxmlformats.org/officeDocument/2006/math" xmlns:v="urn:schemas-microsoft-com:vml" xmlns:wp14="http://schemas.microsoft.com/office/word/2010/wordprocessingDrawing" xmlns:wp="http://schemas.openxmlformats.org/drawingml/2006/wordprocessingDrawing" xmlns:w10="urn:schemas-microsoft-com:office:word" xmlns:w="http://schemas.openxmlformats.org/wordprocessingml/2006/main" xmlns:w14="http://schemas.microsoft.com/office/word/2010/wordml" xmlns:w15="http://schemas.microsoft.com/office/word/2012/wordml" xmlns:w16cex="http://schemas.microsoft.com/office/word/2018/wordml/cex" xmlns:w16cid="http://schemas.microsoft.com/office/word/2016/wordml/cid" xmlns:w16="http://schemas.microsoft.com/office/word/2018/wordml" xmlns:w16du="http://schemas.microsoft.com/office/word/2023/wordml/word16du" xmlns:w16sdtdh="http://schemas.microsoft.com/office/word/2020/wordml/sdtdatahash" xmlns:w16sdtfl="http://schemas.microsoft.com/office/word/2024/wordml/sdtformatlock" xmlns:w16se="http://schemas.microsoft.com/office/word/2015/wordml/symex" xmlns:wpg="http://schemas.microsoft.com/office/word/2010/wordprocessingGroup" xmlns:wpi="http://schemas.microsoft.com/office/word/2010/wordprocessingInk" xmlns:wne="http://schemas.microsoft.com/office/word/2006/wordml" xmlns:wps="http://schemas.microsoft.com/office/word/2010/wordprocessingShape" mc:Ignorable="w14 w15 w16se w16cid w16 w16cex w16sdtdh w16sdtfl w16du wp14">
   <w:p>
     <w:pPr>
-      <w:spacing w:after="0" w:lineRule="auto"/>
-      <w:ind w:right="11624"/>
-      <w:rPr/>
+      <w:spacing w:after="0"/>
+      <w:ind w:left="-720" w:right="11624"/>
     </w:pPr>
     <w:r>
-      <w:rPr/>
+      <w:rPr>
+        <w:noProof/>
+      </w:rPr>
       <mc:AlternateContent>
         <mc:Choice Requires="wpg">
           <w:drawing>
-            <wp:anchor allowOverlap="1" behindDoc="0" distB="0" distT="0" distL="114300" distR="114300" hidden="0" layoutInCell="1" locked="0" relativeHeight="0" simplePos="0">
+            <wp:anchor distT="0" distB="0" distL="114300" distR="114300" simplePos="0" relativeHeight="251660288" behindDoc="0" locked="0" layoutInCell="1" hidden="0" allowOverlap="1" wp14:anchorId="491A91F0" wp14:editId="1B5D7D6E">
               <wp:simplePos x="0" y="0"/>
               <wp:positionH relativeFrom="page">
-                <wp:align>center</wp:align>
+                <wp:posOffset>57150</wp:posOffset>
               </wp:positionH>
               <wp:positionV relativeFrom="page">
-                <wp:posOffset>-61908</wp:posOffset>
+                <wp:posOffset>0</wp:posOffset>
               </wp:positionV>
               <wp:extent cx="7686675" cy="866140"/>
-              <wp:effectExtent b="0" l="0" r="0" t="0"/>
-              <wp:wrapSquare wrapText="bothSides" distB="0" distT="0" distL="114300" distR="114300"/>
-              <wp:docPr id="1" name=""/>
-              <a:graphic>
+              <wp:effectExtent l="0" t="0" r="0" b="0"/>
+              <wp:wrapSquare wrapText="bothSides" distT="0" distB="0" distL="114300" distR="114300"/>
+              <wp:docPr id="3" name="Group 3"/>
+              <wp:cNvGraphicFramePr/>
+              <a:graphic xmlns:a="http://schemas.openxmlformats.org/drawingml/2006/main">
                 <a:graphicData uri="http://schemas.microsoft.com/office/word/2010/wordprocessingGroup">
                   <wpg:wgp>
                     <wpg:cNvGrpSpPr/>
                     <wpg:grpSpPr>
                       <a:xfrm>
-                        <a:off x="1502650" y="3346925"/>
+                        <a:off x="0" y="0"/>
                         <a:ext cx="7686675" cy="866140"/>
                         <a:chOff x="1502650" y="3346925"/>
                         <a:chExt cx="7686700" cy="866150"/>
                       </a:xfrm>
                     </wpg:grpSpPr>
                     <wpg:grpSp>
+                      <wpg:cNvPr id="476400738" name="Group 476400738"/>
                       <wpg:cNvGrpSpPr/>
                       <wpg:grpSpPr>
                         <a:xfrm>
@@ -3736,8 +4267,8 @@
                         </a:xfrm>
                       </wpg:grpSpPr>
                       <wps:wsp>
+                        <wps:cNvPr id="81021940" name="Rectangle 81021940"/>
                         <wps:cNvSpPr/>
-                        <wps:cNvPr id="3" name="Shape 3"/>
                         <wps:spPr>
                           <a:xfrm>
                             <a:off x="1502650" y="3346925"/>
@@ -3755,19 +4286,18 @@
                           <w:txbxContent>
                             <w:p>
                               <w:pPr>
-                                <w:spacing w:after="0" w:before="0" w:line="240"/>
-                                <w:ind w:left="0" w:right="0" w:firstLine="0"/>
-                                <w:jc w:val="left"/>
+                                <w:spacing w:after="0" w:line="240" w:lineRule="auto"/>
                                 <w:textDirection w:val="btLr"/>
                               </w:pPr>
                             </w:p>
                           </w:txbxContent>
                         </wps:txbx>
-                        <wps:bodyPr anchorCtr="0" anchor="ctr" bIns="91425" lIns="91425" spcFirstLastPara="1" rIns="91425" wrap="square" tIns="91425">
+                        <wps:bodyPr spcFirstLastPara="1" wrap="square" lIns="91425" tIns="91425" rIns="91425" bIns="91425" anchor="ctr" anchorCtr="0">
                           <a:noAutofit/>
                         </wps:bodyPr>
                       </wps:wsp>
                       <wpg:grpSp>
+                        <wpg:cNvPr id="1328035659" name="Group 1328035659"/>
                         <wpg:cNvGrpSpPr/>
                         <wpg:grpSpPr>
                           <a:xfrm>
@@ -3778,8 +4308,8 @@
                           </a:xfrm>
                         </wpg:grpSpPr>
                         <wps:wsp>
+                          <wps:cNvPr id="226052327" name="Rectangle 226052327"/>
                           <wps:cNvSpPr/>
-                          <wps:cNvPr id="5" name="Shape 5"/>
                           <wps:spPr>
                             <a:xfrm>
                               <a:off x="1502650" y="3346925"/>
@@ -3797,35 +4327,34 @@
                             <w:txbxContent>
                               <w:p>
                                 <w:pPr>
-                                  <w:spacing w:after="0" w:before="0" w:line="240"/>
-                                  <w:ind w:left="0" w:right="0" w:firstLine="0"/>
-                                  <w:jc w:val="left"/>
+                                  <w:spacing w:after="0" w:line="240" w:lineRule="auto"/>
                                   <w:textDirection w:val="btLr"/>
                                 </w:pPr>
                               </w:p>
                             </w:txbxContent>
                           </wps:txbx>
-                          <wps:bodyPr anchorCtr="0" anchor="ctr" bIns="91425" lIns="91425" spcFirstLastPara="1" rIns="91425" wrap="square" tIns="91425">
+                          <wps:bodyPr spcFirstLastPara="1" wrap="square" lIns="91425" tIns="91425" rIns="91425" bIns="91425" anchor="ctr" anchorCtr="0">
                             <a:noAutofit/>
                           </wps:bodyPr>
                         </wps:wsp>
                         <wpg:grpSp>
+                          <wpg:cNvPr id="634800922" name="Group 634800922"/>
                           <wpg:cNvGrpSpPr/>
                           <wpg:grpSpPr>
                             <a:xfrm>
                               <a:off x="1502663" y="3346930"/>
-                              <a:ext cx="7686675" cy="866140"/>
+                              <a:ext cx="7686675" cy="866125"/>
                               <a:chOff x="0" y="0"/>
-                              <a:chExt cx="7686675" cy="865632"/>
+                              <a:chExt cx="7686675" cy="866125"/>
                             </a:xfrm>
                           </wpg:grpSpPr>
                           <wps:wsp>
+                            <wps:cNvPr id="647846018" name="Rectangle 647846018"/>
                             <wps:cNvSpPr/>
-                            <wps:cNvPr id="7" name="Shape 7"/>
                             <wps:spPr>
                               <a:xfrm>
                                 <a:off x="0" y="0"/>
-                                <a:ext cx="7686675" cy="865625"/>
+                                <a:ext cx="7686675" cy="866125"/>
                               </a:xfrm>
                               <a:prstGeom prst="rect">
                                 <a:avLst/>
@@ -3839,21 +4368,19 @@
                               <w:txbxContent>
                                 <w:p>
                                   <w:pPr>
-                                    <w:spacing w:after="0" w:before="0" w:line="240"/>
-                                    <w:ind w:left="0" w:right="0" w:firstLine="0"/>
-                                    <w:jc w:val="left"/>
+                                    <w:spacing w:after="0" w:line="240" w:lineRule="auto"/>
                                     <w:textDirection w:val="btLr"/>
                                   </w:pPr>
                                 </w:p>
                               </w:txbxContent>
                             </wps:txbx>
-                            <wps:bodyPr anchorCtr="0" anchor="ctr" bIns="91425" lIns="91425" spcFirstLastPara="1" rIns="91425" wrap="square" tIns="91425">
+                            <wps:bodyPr spcFirstLastPara="1" wrap="square" lIns="91425" tIns="91425" rIns="91425" bIns="91425" anchor="ctr" anchorCtr="0">
                               <a:noAutofit/>
                             </wps:bodyPr>
                           </wps:wsp>
                           <wps:wsp>
+                            <wps:cNvPr id="734538063" name="Rectangle 734538063"/>
                             <wps:cNvSpPr/>
-                            <wps:cNvPr id="8" name="Shape 8"/>
                             <wps:spPr>
                               <a:xfrm>
                                 <a:off x="1747901" y="486410"/>
@@ -3871,41 +4398,32 @@
                               <w:txbxContent>
                                 <w:p>
                                   <w:pPr>
-                                    <w:spacing w:after="160" w:before="0" w:line="258.99999618530273"/>
-                                    <w:ind w:left="0" w:right="0" w:firstLine="0"/>
-                                    <w:jc w:val="left"/>
+                                    <w:spacing w:line="258" w:lineRule="auto"/>
                                     <w:textDirection w:val="btLr"/>
                                   </w:pPr>
                                   <w:r>
                                     <w:rPr>
-                                      <w:rFonts w:ascii="Calibri" w:cs="Calibri" w:eastAsia="Calibri" w:hAnsi="Calibri"/>
-                                      <w:b w:val="0"/>
-                                      <w:i w:val="0"/>
-                                      <w:smallCaps w:val="0"/>
-                                      <w:strike w:val="0"/>
                                       <w:color w:val="000000"/>
-                                      <w:sz w:val="22"/>
-                                      <w:vertAlign w:val="baseline"/>
                                     </w:rPr>
                                     <w:t xml:space="preserve"> </w:t>
                                   </w:r>
                                 </w:p>
                               </w:txbxContent>
                             </wps:txbx>
-                            <wps:bodyPr anchorCtr="0" anchor="t" bIns="0" lIns="0" spcFirstLastPara="1" rIns="0" wrap="square" tIns="0">
+                            <wps:bodyPr spcFirstLastPara="1" wrap="square" lIns="0" tIns="0" rIns="0" bIns="0" anchor="t" anchorCtr="0">
                               <a:noAutofit/>
                             </wps:bodyPr>
                           </wps:wsp>
-                          <pic:pic>
+                          <pic:pic xmlns:pic="http://schemas.openxmlformats.org/drawingml/2006/picture">
                             <pic:nvPicPr>
-                              <pic:cNvPr id="9" name="Shape 9"/>
+                              <pic:cNvPr id="76" name="Shape 76"/>
                               <pic:cNvPicPr preferRelativeResize="0"/>
                             </pic:nvPicPr>
                             <pic:blipFill rotWithShape="1">
                               <a:blip r:embed="rId1">
                                 <a:alphaModFix/>
                               </a:blip>
-                              <a:srcRect b="0" l="0" r="0" t="0"/>
+                              <a:srcRect/>
                               <a:stretch/>
                             </pic:blipFill>
                             <pic:spPr>
@@ -3923,17 +4441,21 @@
                             </pic:spPr>
                           </pic:pic>
                           <wps:wsp>
+                            <wps:cNvPr id="447030109" name="Freeform: Shape 447030109"/>
                             <wps:cNvSpPr/>
-                            <wps:cNvPr id="10" name="Shape 10"/>
                             <wps:spPr>
                               <a:xfrm>
                                 <a:off x="0" y="592455"/>
                                 <a:ext cx="7686675" cy="19685"/>
                               </a:xfrm>
                               <a:custGeom>
-                                <a:rect b="b" l="l" r="r" t="t"/>
+                                <a:avLst/>
+                                <a:gdLst/>
+                                <a:ahLst/>
+                                <a:cxnLst/>
+                                <a:rect l="l" t="t" r="r" b="b"/>
                                 <a:pathLst>
-                                  <a:path extrusionOk="0" h="19685" w="7686675">
+                                  <a:path w="7686675" h="19685" extrusionOk="0">
                                     <a:moveTo>
                                       <a:pt x="0" y="0"/>
                                     </a:moveTo>
@@ -3944,17 +4466,17 @@
                                 </a:pathLst>
                               </a:custGeom>
                               <a:noFill/>
-                              <a:ln cap="flat" cmpd="sng" w="9525">
+                              <a:ln w="9525" cap="flat" cmpd="sng">
                                 <a:solidFill>
                                   <a:srgbClr val="000000"/>
                                 </a:solidFill>
                                 <a:prstDash val="solid"/>
                                 <a:miter lim="0"/>
-                                <a:headEnd len="sm" w="sm" type="none"/>
-                                <a:tailEnd len="sm" w="sm" type="none"/>
+                                <a:headEnd type="none" w="sm" len="sm"/>
+                                <a:tailEnd type="none" w="sm" len="sm"/>
                               </a:ln>
                             </wps:spPr>
-                            <wps:bodyPr anchorCtr="0" anchor="ctr" bIns="91425" lIns="91425" spcFirstLastPara="1" rIns="91425" wrap="square" tIns="91425">
+                            <wps:bodyPr spcFirstLastPara="1" wrap="square" lIns="91425" tIns="91425" rIns="91425" bIns="91425" anchor="ctr" anchorCtr="0">
                               <a:noAutofit/>
                             </wps:bodyPr>
                           </wps:wsp>
@@ -3968,8 +4490,120 @@
           </w:drawing>
         </mc:Choice>
         <mc:Fallback>
+          <w:pict>
+            <v:group w14:anchorId="491A91F0" id="Group 3" o:spid="_x0000_s1087" style="position:absolute;left:0;text-align:left;margin-left:4.5pt;margin-top:0;width:605.25pt;height:68.2pt;z-index:251660288;mso-position-horizontal-relative:page;mso-position-vertical-relative:page" coordorigin="15026,33469" coordsize="76867,8661" o:gfxdata="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">
+              <v:group id="Group 476400738" o:spid="_x0000_s1088" style="position:absolute;left:15026;top:33469;width:76867;height:8661" coordorigin="15026,33469" coordsize="76867,8661" o:gfxdata="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">
+                <v:rect id="Rectangle 81021940" o:spid="_x0000_s1089" style="position:absolute;left:15026;top:33469;width:76867;height:8661;visibility:visible;mso-wrap-style:square;v-text-anchor:middle" o:gfxdata="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" filled="f" stroked="f">
+                  <v:textbox inset="2.53958mm,2.53958mm,2.53958mm,2.53958mm">
+                    <w:txbxContent>
+                      <w:p>
+                        <w:pPr>
+                          <w:spacing w:after="0" w:line="240" w:lineRule="auto"/>
+                          <w:textDirection w:val="btLr"/>
+                        </w:pPr>
+                      </w:p>
+                    </w:txbxContent>
+                  </v:textbox>
+                </v:rect>
+                <v:group id="Group 1328035659" o:spid="_x0000_s1090" style="position:absolute;left:15026;top:33469;width:76867;height:8661" coordorigin="15026,33469" coordsize="76867,8661" o:gfxdata="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">
+                  <v:rect id="Rectangle 226052327" o:spid="_x0000_s1091" style="position:absolute;left:15026;top:33469;width:76867;height:8661;visibility:visible;mso-wrap-style:square;v-text-anchor:middle" o:gfxdata="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" filled="f" stroked="f">
+                    <v:textbox inset="2.53958mm,2.53958mm,2.53958mm,2.53958mm">
+                      <w:txbxContent>
+                        <w:p>
+                          <w:pPr>
+                            <w:spacing w:after="0" w:line="240" w:lineRule="auto"/>
+                            <w:textDirection w:val="btLr"/>
+                          </w:pPr>
+                        </w:p>
+                      </w:txbxContent>
+                    </v:textbox>
+                  </v:rect>
+                  <v:group id="Group 634800922" o:spid="_x0000_s1092" style="position:absolute;left:15026;top:33469;width:76867;height:8661" coordsize="76866,8661" o:gfxdata="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">
+                    <v:rect id="Rectangle 647846018" o:spid="_x0000_s1093" style="position:absolute;width:76866;height:8661;visibility:visible;mso-wrap-style:square;v-text-anchor:middle" o:gfxdata="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" filled="f" stroked="f">
+                      <v:textbox inset="2.53958mm,2.53958mm,2.53958mm,2.53958mm">
+                        <w:txbxContent>
+                          <w:p>
+                            <w:pPr>
+                              <w:spacing w:after="0" w:line="240" w:lineRule="auto"/>
+                              <w:textDirection w:val="btLr"/>
+                            </w:pPr>
+                          </w:p>
+                        </w:txbxContent>
+                      </v:textbox>
+                    </v:rect>
+                    <v:rect id="Rectangle 734538063" o:spid="_x0000_s1094" style="position:absolute;left:17479;top:4864;width:421;height:1899;visibility:visible;mso-wrap-style:square;v-text-anchor:top" o:gfxdata="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" filled="f" stroked="f">
+                      <v:textbox inset="0,0,0,0">
+                        <w:txbxContent>
+                          <w:p>
+                            <w:pPr>
+                              <w:spacing w:line="258" w:lineRule="auto"/>
+                              <w:textDirection w:val="btLr"/>
+                            </w:pPr>
+                            <w:r>
+                              <w:rPr>
+                                <w:color w:val="000000"/>
+                              </w:rPr>
+                              <w:t xml:space="preserve"> </w:t>
+                            </w:r>
+                          </w:p>
+                        </w:txbxContent>
+                      </v:textbox>
+                    </v:rect>
+                    <v:shapetype id="_x0000_t75" coordsize="21600,21600" o:spt="75" o:preferrelative="t" path="m@4@5l@4@11@9@11@9@5xe" filled="f" stroked="f">
+                      <v:stroke joinstyle="miter"/>
+                      <v:formulas>
+                        <v:f eqn="if lineDrawn pixelLineWidth 0"/>
+                        <v:f eqn="sum @0 1 0"/>
+                        <v:f eqn="sum 0 0 @1"/>
+                        <v:f eqn="prod @2 1 2"/>
+                        <v:f eqn="prod @3 21600 pixelWidth"/>
+                        <v:f eqn="prod @3 21600 pixelHeight"/>
+                        <v:f eqn="sum @0 0 1"/>
+                        <v:f eqn="prod @6 1 2"/>
+                        <v:f eqn="prod @7 21600 pixelWidth"/>
+                        <v:f eqn="sum @8 21600 0"/>
+                        <v:f eqn="prod @7 21600 pixelHeight"/>
+                        <v:f eqn="sum @10 21600 0"/>
+                      </v:formulas>
+                      <v:path o:extrusionok="f" gradientshapeok="t" o:connecttype="rect"/>
+                      <o:lock v:ext="edit" aspectratio="t"/>
+                    </v:shapetype>
+                    <v:shape id="Shape 76" o:spid="_x0000_s1095" type="#_x0000_t75" style="position:absolute;left:99;width:16215;height:8656;visibility:visible;mso-wrap-style:square" o:preferrelative="f" o:gfxdata="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">
+                      <v:imagedata r:id="rId2" o:title=""/>
+                    </v:shape>
+                    <v:shape id="Freeform: Shape 447030109" o:spid="_x0000_s1096" style="position:absolute;top:5924;width:76866;height:197;visibility:visible;mso-wrap-style:square;v-text-anchor:middle" coordsize="7686675,19685" o:gfxdata="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" path="m,l7686675,19685e" filled="f">
+                      <v:stroke startarrowwidth="narrow" startarrowlength="short" endarrowwidth="narrow" endarrowlength="short" miterlimit="0" joinstyle="miter"/>
+                      <v:path arrowok="t" o:extrusionok="f"/>
+                    </v:shape>
+                  </v:group>
+                </v:group>
+              </v:group>
+              <w10:wrap type="square" anchorx="page" anchory="page"/>
+            </v:group>
+          </w:pict>
+        </mc:Fallback>
+      </mc:AlternateContent>
+    </w:r>
+  </w:p>
+  <w:p/>
+</w:hdr>
+</file>
+
+<file path=word/header2.xml><?xml version="1.0" encoding="utf-8"?>
+<w:hdr xmlns:wpc="http://schemas.microsoft.com/office/word/2010/wordprocessingCanvas" xmlns:cx="http://schemas.microsoft.com/office/drawing/2014/chartex" xmlns:cx1="http://schemas.microsoft.com/office/drawing/2015/9/8/chartex" xmlns:cx2="http://schemas.microsoft.com/office/drawing/2015/10/21/chartex" xmlns:cx3="http://schemas.microsoft.com/office/drawing/2016/5/9/chartex" xmlns:cx4="http://schemas.microsoft.com/office/drawing/2016/5/10/chartex" xmlns:cx5="http://schemas.microsoft.com/office/drawing/2016/5/11/chartex" xmlns:cx6="http://schemas.microsoft.com/office/drawing/2016/5/12/chartex" xmlns:cx7="http://schemas.microsoft.com/office/drawing/2016/5/13/chartex" xmlns:cx8="http://schemas.microsoft.com/office/drawing/2016/5/14/chartex" xmlns:mc="http://schemas.openxmlformats.org/markup-compatibility/2006" xmlns:aink="http://schemas.microsoft.com/office/drawing/2016/ink" xmlns:am3d="http://schemas.microsoft.com/office/drawing/2017/model3d" xmlns:o="urn:schemas-microsoft-com:office:office" xmlns:oel="http://schemas.microsoft.com/office/2019/extlst" xmlns:r="http://schemas.openxmlformats.org/officeDocument/2006/relationships" xmlns:m="http://schemas.openxmlformats.org/officeDocument/2006/math" xmlns:v="urn:schemas-microsoft-com:vml" xmlns:wp14="http://schemas.microsoft.com/office/word/2010/wordprocessingDrawing" xmlns:wp="http://schemas.openxmlformats.org/drawingml/2006/wordprocessingDrawing" xmlns:w10="urn:schemas-microsoft-com:office:word" xmlns:w="http://schemas.openxmlformats.org/wordprocessingml/2006/main" xmlns:w14="http://schemas.microsoft.com/office/word/2010/wordml" xmlns:w15="http://schemas.microsoft.com/office/word/2012/wordml" xmlns:w16cex="http://schemas.microsoft.com/office/word/2018/wordml/cex" xmlns:w16cid="http://schemas.microsoft.com/office/word/2016/wordml/cid" xmlns:w16="http://schemas.microsoft.com/office/word/2018/wordml" xmlns:w16du="http://schemas.microsoft.com/office/word/2023/wordml/word16du" xmlns:w16sdtdh="http://schemas.microsoft.com/office/word/2020/wordml/sdtdatahash" xmlns:w16sdtfl="http://schemas.microsoft.com/office/word/2024/wordml/sdtformatlock" xmlns:w16se="http://schemas.microsoft.com/office/word/2015/wordml/symex" xmlns:wpg="http://schemas.microsoft.com/office/word/2010/wordprocessingGroup" xmlns:wpi="http://schemas.microsoft.com/office/word/2010/wordprocessingInk" xmlns:wne="http://schemas.microsoft.com/office/word/2006/wordml" xmlns:wps="http://schemas.microsoft.com/office/word/2010/wordprocessingShape" mc:Ignorable="w14 w15 w16se w16cid w16 w16cex w16sdtdh w16sdtfl w16du wp14">
+  <w:p>
+    <w:pPr>
+      <w:spacing w:after="0"/>
+      <w:ind w:right="11624"/>
+    </w:pPr>
+    <w:r>
+      <w:rPr>
+        <w:noProof/>
+      </w:rPr>
+      <mc:AlternateContent>
+        <mc:Choice Requires="wpg">
           <w:drawing>
-            <wp:anchor allowOverlap="1" behindDoc="0" distB="0" distT="0" distL="114300" distR="114300" hidden="0" layoutInCell="1" locked="0" relativeHeight="0" simplePos="0">
+            <wp:anchor distT="0" distB="0" distL="114300" distR="114300" simplePos="0" relativeHeight="251658240" behindDoc="0" locked="0" layoutInCell="1" hidden="0" allowOverlap="1" wp14:anchorId="6CA1A53F" wp14:editId="104D5C3F">
               <wp:simplePos x="0" y="0"/>
               <wp:positionH relativeFrom="page">
                 <wp:align>center</wp:align>
@@ -3978,84 +4612,24 @@
                 <wp:posOffset>-61908</wp:posOffset>
               </wp:positionV>
               <wp:extent cx="7686675" cy="866140"/>
-              <wp:effectExtent b="0" l="0" r="0" t="0"/>
-              <wp:wrapSquare wrapText="bothSides" distB="0" distT="0" distL="114300" distR="114300"/>
-              <wp:docPr id="1" name="image1.png"/>
-              <a:graphic>
-                <a:graphicData uri="http://schemas.openxmlformats.org/drawingml/2006/picture">
-                  <pic:pic>
-                    <pic:nvPicPr>
-                      <pic:cNvPr id="0" name="image1.png"/>
-                      <pic:cNvPicPr preferRelativeResize="0"/>
-                    </pic:nvPicPr>
-                    <pic:blipFill>
-                      <a:blip r:embed="rId2"/>
-                      <a:srcRect/>
-                      <a:stretch>
-                        <a:fillRect/>
-                      </a:stretch>
-                    </pic:blipFill>
-                    <pic:spPr>
-                      <a:xfrm>
-                        <a:off x="0" y="0"/>
-                        <a:ext cx="7686675" cy="866140"/>
-                      </a:xfrm>
-                      <a:prstGeom prst="rect"/>
-                      <a:ln/>
-                    </pic:spPr>
-                  </pic:pic>
-                </a:graphicData>
-              </a:graphic>
-            </wp:anchor>
-          </w:drawing>
-        </mc:Fallback>
-      </mc:AlternateContent>
-    </w:r>
-    <w:r>
-      <w:rPr>
-        <w:rtl w:val="0"/>
-      </w:rPr>
-    </w:r>
-  </w:p>
-</w:hdr>
-</file>
-
-<file path=word/header2.xml><?xml version="1.0" encoding="utf-8"?>
-<w:hdr xmlns:mc="http://schemas.openxmlformats.org/markup-compatibility/2006" xmlns:o="urn:schemas-microsoft-com:office:office" xmlns:r="http://schemas.openxmlformats.org/officeDocument/2006/relationships" xmlns:m="http://schemas.openxmlformats.org/officeDocument/2006/math" xmlns:v="urn:schemas-microsoft-com:vml" xmlns:wp="http://schemas.openxmlformats.org/drawingml/2006/wordprocessingDrawing" xmlns:w10="urn:schemas-microsoft-com:office:word" xmlns:w="http://schemas.openxmlformats.org/wordprocessingml/2006/main" xmlns:wne="http://schemas.microsoft.com/office/word/2006/wordml" xmlns:sl="http://schemas.openxmlformats.org/schemaLibrary/2006/main" xmlns:a="http://schemas.openxmlformats.org/drawingml/2006/main" xmlns:pic="http://schemas.openxmlformats.org/drawingml/2006/picture" xmlns:c="http://schemas.openxmlformats.org/drawingml/2006/chart" xmlns:lc="http://schemas.openxmlformats.org/drawingml/2006/lockedCanvas" xmlns:dgm="http://schemas.openxmlformats.org/drawingml/2006/diagram" xmlns:wps="http://schemas.microsoft.com/office/word/2010/wordprocessingShape" xmlns:wpg="http://schemas.microsoft.com/office/word/2010/wordprocessingGroup" xmlns:w14="http://schemas.microsoft.com/office/word/2010/wordml" xmlns:w15="http://schemas.microsoft.com/office/word/2012/wordml" xmlns:w16="http://schemas.microsoft.com/office/word/2018/wordml" xmlns:w16cex="http://schemas.microsoft.com/office/word/2018/wordml/cex" xmlns:w16cid="http://schemas.microsoft.com/office/word/2016/wordml/cid" xmlns="http://schemas.microsoft.com/office/tasks/2019/documenttasks" xmlns:cr="http://schemas.microsoft.com/office/comments/2020/reactions">
-  <w:p>
-    <w:pPr>
-      <w:rPr/>
-    </w:pPr>
-    <w:r>
-      <w:rPr/>
-      <mc:AlternateContent>
-        <mc:Choice Requires="wpg">
-          <w:drawing>
-            <wp:anchor allowOverlap="1" behindDoc="1" distB="0" distT="0" distL="0" distR="0" hidden="0" layoutInCell="1" locked="0" relativeHeight="0" simplePos="0">
-              <wp:simplePos x="0" y="0"/>
-              <wp:positionH relativeFrom="page">
-                <wp:posOffset>57150</wp:posOffset>
-              </wp:positionH>
-              <wp:positionV relativeFrom="page">
-                <wp:posOffset>0</wp:posOffset>
-              </wp:positionV>
-              <wp:extent cx="7686675" cy="866140"/>
-              <wp:effectExtent b="0" l="0" r="0" t="0"/>
-              <wp:wrapNone/>
-              <wp:docPr id="4" name=""/>
-              <a:graphic>
+              <wp:effectExtent l="0" t="0" r="0" b="0"/>
+              <wp:wrapSquare wrapText="bothSides" distT="0" distB="0" distL="114300" distR="114300"/>
+              <wp:docPr id="1" name="Group 1"/>
+              <wp:cNvGraphicFramePr/>
+              <a:graphic xmlns:a="http://schemas.openxmlformats.org/drawingml/2006/main">
                 <a:graphicData uri="http://schemas.microsoft.com/office/word/2010/wordprocessingGroup">
                   <wpg:wgp>
                     <wpg:cNvGrpSpPr/>
                     <wpg:grpSpPr>
                       <a:xfrm>
-                        <a:off x="1502650" y="3346925"/>
+                        <a:off x="0" y="0"/>
                         <a:ext cx="7686675" cy="866140"/>
                         <a:chOff x="1502650" y="3346925"/>
                         <a:chExt cx="7686700" cy="866150"/>
                       </a:xfrm>
                     </wpg:grpSpPr>
                     <wpg:grpSp>
+                      <wpg:cNvPr id="1883738704" name="Group 1883738704"/>
                       <wpg:cNvGrpSpPr/>
                       <wpg:grpSpPr>
                         <a:xfrm>
@@ -4066,8 +4640,8 @@
                         </a:xfrm>
                       </wpg:grpSpPr>
                       <wps:wsp>
+                        <wps:cNvPr id="2140281598" name="Rectangle 2140281598"/>
                         <wps:cNvSpPr/>
-                        <wps:cNvPr id="3" name="Shape 3"/>
                         <wps:spPr>
                           <a:xfrm>
                             <a:off x="1502650" y="3346925"/>
@@ -4085,19 +4659,18 @@
                           <w:txbxContent>
                             <w:p>
                               <w:pPr>
-                                <w:spacing w:after="0" w:before="0" w:line="240"/>
-                                <w:ind w:left="0" w:right="0" w:firstLine="0"/>
-                                <w:jc w:val="left"/>
+                                <w:spacing w:after="0" w:line="240" w:lineRule="auto"/>
                                 <w:textDirection w:val="btLr"/>
                               </w:pPr>
                             </w:p>
                           </w:txbxContent>
                         </wps:txbx>
-                        <wps:bodyPr anchorCtr="0" anchor="ctr" bIns="91425" lIns="91425" spcFirstLastPara="1" rIns="91425" wrap="square" tIns="91425">
+                        <wps:bodyPr spcFirstLastPara="1" wrap="square" lIns="91425" tIns="91425" rIns="91425" bIns="91425" anchor="ctr" anchorCtr="0">
                           <a:noAutofit/>
                         </wps:bodyPr>
                       </wps:wsp>
                       <wpg:grpSp>
+                        <wpg:cNvPr id="1962178621" name="Group 1962178621"/>
                         <wpg:cNvGrpSpPr/>
                         <wpg:grpSpPr>
                           <a:xfrm>
@@ -4108,8 +4681,8 @@
                           </a:xfrm>
                         </wpg:grpSpPr>
                         <wps:wsp>
+                          <wps:cNvPr id="2121599870" name="Rectangle 2121599870"/>
                           <wps:cNvSpPr/>
-                          <wps:cNvPr id="80" name="Shape 80"/>
                           <wps:spPr>
                             <a:xfrm>
                               <a:off x="1502650" y="3346925"/>
@@ -4127,35 +4700,34 @@
                             <w:txbxContent>
                               <w:p>
                                 <w:pPr>
-                                  <w:spacing w:after="0" w:before="0" w:line="240"/>
-                                  <w:ind w:left="0" w:right="0" w:firstLine="0"/>
-                                  <w:jc w:val="left"/>
+                                  <w:spacing w:after="0" w:line="240" w:lineRule="auto"/>
                                   <w:textDirection w:val="btLr"/>
                                 </w:pPr>
                               </w:p>
                             </w:txbxContent>
                           </wps:txbx>
-                          <wps:bodyPr anchorCtr="0" anchor="ctr" bIns="91425" lIns="91425" spcFirstLastPara="1" rIns="91425" wrap="square" tIns="91425">
+                          <wps:bodyPr spcFirstLastPara="1" wrap="square" lIns="91425" tIns="91425" rIns="91425" bIns="91425" anchor="ctr" anchorCtr="0">
                             <a:noAutofit/>
                           </wps:bodyPr>
                         </wps:wsp>
                         <wpg:grpSp>
+                          <wpg:cNvPr id="1534849549" name="Group 1534849549"/>
                           <wpg:cNvGrpSpPr/>
                           <wpg:grpSpPr>
                             <a:xfrm>
                               <a:off x="1502663" y="3346930"/>
-                              <a:ext cx="7686675" cy="866125"/>
+                              <a:ext cx="7686675" cy="866140"/>
                               <a:chOff x="0" y="0"/>
-                              <a:chExt cx="7686675" cy="866125"/>
+                              <a:chExt cx="7686675" cy="865632"/>
                             </a:xfrm>
                           </wpg:grpSpPr>
                           <wps:wsp>
+                            <wps:cNvPr id="1270677271" name="Rectangle 1270677271"/>
                             <wps:cNvSpPr/>
-                            <wps:cNvPr id="82" name="Shape 82"/>
                             <wps:spPr>
                               <a:xfrm>
                                 <a:off x="0" y="0"/>
-                                <a:ext cx="7686675" cy="866125"/>
+                                <a:ext cx="7686675" cy="865625"/>
                               </a:xfrm>
                               <a:prstGeom prst="rect">
                                 <a:avLst/>
@@ -4169,28 +4741,62 @@
                               <w:txbxContent>
                                 <w:p>
                                   <w:pPr>
-                                    <w:spacing w:after="0" w:before="0" w:line="240"/>
-                                    <w:ind w:left="0" w:right="0" w:firstLine="0"/>
-                                    <w:jc w:val="left"/>
+                                    <w:spacing w:after="0" w:line="240" w:lineRule="auto"/>
                                     <w:textDirection w:val="btLr"/>
                                   </w:pPr>
                                 </w:p>
                               </w:txbxContent>
                             </wps:txbx>
-                            <wps:bodyPr anchorCtr="0" anchor="ctr" bIns="91425" lIns="91425" spcFirstLastPara="1" rIns="91425" wrap="square" tIns="91425">
+                            <wps:bodyPr spcFirstLastPara="1" wrap="square" lIns="91425" tIns="91425" rIns="91425" bIns="91425" anchor="ctr" anchorCtr="0">
                               <a:noAutofit/>
                             </wps:bodyPr>
                           </wps:wsp>
-                          <pic:pic>
+                          <wps:wsp>
+                            <wps:cNvPr id="1828710895" name="Rectangle 1828710895"/>
+                            <wps:cNvSpPr/>
+                            <wps:spPr>
+                              <a:xfrm>
+                                <a:off x="1747901" y="486410"/>
+                                <a:ext cx="42144" cy="189937"/>
+                              </a:xfrm>
+                              <a:prstGeom prst="rect">
+                                <a:avLst/>
+                              </a:prstGeom>
+                              <a:noFill/>
+                              <a:ln>
+                                <a:noFill/>
+                              </a:ln>
+                            </wps:spPr>
+                            <wps:txbx>
+                              <w:txbxContent>
+                                <w:p>
+                                  <w:pPr>
+                                    <w:spacing w:line="258" w:lineRule="auto"/>
+                                    <w:textDirection w:val="btLr"/>
+                                  </w:pPr>
+                                  <w:r>
+                                    <w:rPr>
+                                      <w:color w:val="000000"/>
+                                    </w:rPr>
+                                    <w:t xml:space="preserve"> </w:t>
+                                  </w:r>
+                                </w:p>
+                              </w:txbxContent>
+                            </wps:txbx>
+                            <wps:bodyPr spcFirstLastPara="1" wrap="square" lIns="0" tIns="0" rIns="0" bIns="0" anchor="t" anchorCtr="0">
+                              <a:noAutofit/>
+                            </wps:bodyPr>
+                          </wps:wsp>
+                          <pic:pic xmlns:pic="http://schemas.openxmlformats.org/drawingml/2006/picture">
                             <pic:nvPicPr>
-                              <pic:cNvPr id="83" name="Shape 83"/>
+                              <pic:cNvPr id="9" name="Shape 9"/>
                               <pic:cNvPicPr preferRelativeResize="0"/>
                             </pic:nvPicPr>
                             <pic:blipFill rotWithShape="1">
                               <a:blip r:embed="rId1">
                                 <a:alphaModFix/>
                               </a:blip>
-                              <a:srcRect b="0" l="0" r="0" t="0"/>
+                              <a:srcRect/>
                               <a:stretch/>
                             </pic:blipFill>
                             <pic:spPr>
@@ -4208,17 +4814,21 @@
                             </pic:spPr>
                           </pic:pic>
                           <wps:wsp>
+                            <wps:cNvPr id="492172480" name="Freeform: Shape 492172480"/>
                             <wps:cNvSpPr/>
-                            <wps:cNvPr id="84" name="Shape 84"/>
                             <wps:spPr>
                               <a:xfrm>
                                 <a:off x="0" y="592455"/>
                                 <a:ext cx="7686675" cy="19685"/>
                               </a:xfrm>
                               <a:custGeom>
-                                <a:rect b="b" l="l" r="r" t="t"/>
+                                <a:avLst/>
+                                <a:gdLst/>
+                                <a:ahLst/>
+                                <a:cxnLst/>
+                                <a:rect l="l" t="t" r="r" b="b"/>
                                 <a:pathLst>
-                                  <a:path extrusionOk="0" h="19685" w="7686675">
+                                  <a:path w="7686675" h="19685" extrusionOk="0">
                                     <a:moveTo>
                                       <a:pt x="0" y="0"/>
                                     </a:moveTo>
@@ -4229,17 +4839,17 @@
                                 </a:pathLst>
                               </a:custGeom>
                               <a:noFill/>
-                              <a:ln cap="flat" cmpd="sng" w="9525">
+                              <a:ln w="9525" cap="flat" cmpd="sng">
                                 <a:solidFill>
                                   <a:srgbClr val="000000"/>
                                 </a:solidFill>
                                 <a:prstDash val="solid"/>
                                 <a:miter lim="0"/>
-                                <a:headEnd len="sm" w="sm" type="none"/>
-                                <a:tailEnd len="sm" w="sm" type="none"/>
+                                <a:headEnd type="none" w="sm" len="sm"/>
+                                <a:tailEnd type="none" w="sm" len="sm"/>
                               </a:ln>
                             </wps:spPr>
-                            <wps:bodyPr anchorCtr="0" anchor="ctr" bIns="91425" lIns="91425" spcFirstLastPara="1" rIns="91425" wrap="square" tIns="91425">
+                            <wps:bodyPr spcFirstLastPara="1" wrap="square" lIns="91425" tIns="91425" rIns="91425" bIns="91425" anchor="ctr" anchorCtr="0">
                               <a:noAutofit/>
                             </wps:bodyPr>
                           </wps:wsp>
@@ -4253,8 +4863,115 @@
           </w:drawing>
         </mc:Choice>
         <mc:Fallback>
+          <w:pict>
+            <v:group w14:anchorId="6CA1A53F" id="Group 1" o:spid="_x0000_s1097" style="position:absolute;margin-left:0;margin-top:-4.85pt;width:605.25pt;height:68.2pt;z-index:251658240;mso-position-horizontal:center;mso-position-horizontal-relative:page;mso-position-vertical-relative:page" coordorigin="15026,33469" coordsize="76867,8661" o:gfxdata="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">
+              <v:group id="Group 1883738704" o:spid="_x0000_s1098" style="position:absolute;left:15026;top:33469;width:76867;height:8661" coordorigin="15026,33469" coordsize="76867,8661" o:gfxdata="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">
+                <v:rect id="Rectangle 2140281598" o:spid="_x0000_s1099" style="position:absolute;left:15026;top:33469;width:76867;height:8661;visibility:visible;mso-wrap-style:square;v-text-anchor:middle" o:gfxdata="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" filled="f" stroked="f">
+                  <v:textbox inset="2.53958mm,2.53958mm,2.53958mm,2.53958mm">
+                    <w:txbxContent>
+                      <w:p>
+                        <w:pPr>
+                          <w:spacing w:after="0" w:line="240" w:lineRule="auto"/>
+                          <w:textDirection w:val="btLr"/>
+                        </w:pPr>
+                      </w:p>
+                    </w:txbxContent>
+                  </v:textbox>
+                </v:rect>
+                <v:group id="Group 1962178621" o:spid="_x0000_s1100" style="position:absolute;left:15026;top:33469;width:76867;height:8661" coordorigin="15026,33469" coordsize="76867,8661" o:gfxdata="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">
+                  <v:rect id="Rectangle 2121599870" o:spid="_x0000_s1101" style="position:absolute;left:15026;top:33469;width:76867;height:8661;visibility:visible;mso-wrap-style:square;v-text-anchor:middle" o:gfxdata="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" filled="f" stroked="f">
+                    <v:textbox inset="2.53958mm,2.53958mm,2.53958mm,2.53958mm">
+                      <w:txbxContent>
+                        <w:p>
+                          <w:pPr>
+                            <w:spacing w:after="0" w:line="240" w:lineRule="auto"/>
+                            <w:textDirection w:val="btLr"/>
+                          </w:pPr>
+                        </w:p>
+                      </w:txbxContent>
+                    </v:textbox>
+                  </v:rect>
+                  <v:group id="Group 1534849549" o:spid="_x0000_s1102" style="position:absolute;left:15026;top:33469;width:76867;height:8661" coordsize="76866,8656" o:gfxdata="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">
+                    <v:rect id="Rectangle 1270677271" o:spid="_x0000_s1103" style="position:absolute;width:76866;height:8656;visibility:visible;mso-wrap-style:square;v-text-anchor:middle" o:gfxdata="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" filled="f" stroked="f">
+                      <v:textbox inset="2.53958mm,2.53958mm,2.53958mm,2.53958mm">
+                        <w:txbxContent>
+                          <w:p>
+                            <w:pPr>
+                              <w:spacing w:after="0" w:line="240" w:lineRule="auto"/>
+                              <w:textDirection w:val="btLr"/>
+                            </w:pPr>
+                          </w:p>
+                        </w:txbxContent>
+                      </v:textbox>
+                    </v:rect>
+                    <v:rect id="Rectangle 1828710895" o:spid="_x0000_s1104" style="position:absolute;left:17479;top:4864;width:421;height:1899;visibility:visible;mso-wrap-style:square;v-text-anchor:top" o:gfxdata="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" filled="f" stroked="f">
+                      <v:textbox inset="0,0,0,0">
+                        <w:txbxContent>
+                          <w:p>
+                            <w:pPr>
+                              <w:spacing w:line="258" w:lineRule="auto"/>
+                              <w:textDirection w:val="btLr"/>
+                            </w:pPr>
+                            <w:r>
+                              <w:rPr>
+                                <w:color w:val="000000"/>
+                              </w:rPr>
+                              <w:t xml:space="preserve"> </w:t>
+                            </w:r>
+                          </w:p>
+                        </w:txbxContent>
+                      </v:textbox>
+                    </v:rect>
+                    <v:shapetype id="_x0000_t75" coordsize="21600,21600" o:spt="75" o:preferrelative="t" path="m@4@5l@4@11@9@11@9@5xe" filled="f" stroked="f">
+                      <v:stroke joinstyle="miter"/>
+                      <v:formulas>
+                        <v:f eqn="if lineDrawn pixelLineWidth 0"/>
+                        <v:f eqn="sum @0 1 0"/>
+                        <v:f eqn="sum 0 0 @1"/>
+                        <v:f eqn="prod @2 1 2"/>
+                        <v:f eqn="prod @3 21600 pixelWidth"/>
+                        <v:f eqn="prod @3 21600 pixelHeight"/>
+                        <v:f eqn="sum @0 0 1"/>
+                        <v:f eqn="prod @6 1 2"/>
+                        <v:f eqn="prod @7 21600 pixelWidth"/>
+                        <v:f eqn="sum @8 21600 0"/>
+                        <v:f eqn="prod @7 21600 pixelHeight"/>
+                        <v:f eqn="sum @10 21600 0"/>
+                      </v:formulas>
+                      <v:path o:extrusionok="f" gradientshapeok="t" o:connecttype="rect"/>
+                      <o:lock v:ext="edit" aspectratio="t"/>
+                    </v:shapetype>
+                    <v:shape id="Shape 9" o:spid="_x0000_s1105" type="#_x0000_t75" style="position:absolute;left:99;width:16215;height:8656;visibility:visible;mso-wrap-style:square" o:preferrelative="f" o:gfxdata="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">
+                      <v:imagedata r:id="rId2" o:title=""/>
+                    </v:shape>
+                    <v:shape id="Freeform: Shape 492172480" o:spid="_x0000_s1106" style="position:absolute;top:5924;width:76866;height:197;visibility:visible;mso-wrap-style:square;v-text-anchor:middle" coordsize="7686675,19685" o:gfxdata="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" path="m,l7686675,19685e" filled="f">
+                      <v:stroke startarrowwidth="narrow" startarrowlength="short" endarrowwidth="narrow" endarrowlength="short" miterlimit="0" joinstyle="miter"/>
+                      <v:path arrowok="t" o:extrusionok="f"/>
+                    </v:shape>
+                  </v:group>
+                </v:group>
+              </v:group>
+              <w10:wrap type="square" anchorx="page" anchory="page"/>
+            </v:group>
+          </w:pict>
+        </mc:Fallback>
+      </mc:AlternateContent>
+    </w:r>
+  </w:p>
+</w:hdr>
+</file>
+
+<file path=word/header3.xml><?xml version="1.0" encoding="utf-8"?>
+<w:hdr xmlns:wpc="http://schemas.microsoft.com/office/word/2010/wordprocessingCanvas" xmlns:cx="http://schemas.microsoft.com/office/drawing/2014/chartex" xmlns:cx1="http://schemas.microsoft.com/office/drawing/2015/9/8/chartex" xmlns:cx2="http://schemas.microsoft.com/office/drawing/2015/10/21/chartex" xmlns:cx3="http://schemas.microsoft.com/office/drawing/2016/5/9/chartex" xmlns:cx4="http://schemas.microsoft.com/office/drawing/2016/5/10/chartex" xmlns:cx5="http://schemas.microsoft.com/office/drawing/2016/5/11/chartex" xmlns:cx6="http://schemas.microsoft.com/office/drawing/2016/5/12/chartex" xmlns:cx7="http://schemas.microsoft.com/office/drawing/2016/5/13/chartex" xmlns:cx8="http://schemas.microsoft.com/office/drawing/2016/5/14/chartex" xmlns:mc="http://schemas.openxmlformats.org/markup-compatibility/2006" xmlns:aink="http://schemas.microsoft.com/office/drawing/2016/ink" xmlns:am3d="http://schemas.microsoft.com/office/drawing/2017/model3d" xmlns:o="urn:schemas-microsoft-com:office:office" xmlns:oel="http://schemas.microsoft.com/office/2019/extlst" xmlns:r="http://schemas.openxmlformats.org/officeDocument/2006/relationships" xmlns:m="http://schemas.openxmlformats.org/officeDocument/2006/math" xmlns:v="urn:schemas-microsoft-com:vml" xmlns:wp14="http://schemas.microsoft.com/office/word/2010/wordprocessingDrawing" xmlns:wp="http://schemas.openxmlformats.org/drawingml/2006/wordprocessingDrawing" xmlns:w10="urn:schemas-microsoft-com:office:word" xmlns:w="http://schemas.openxmlformats.org/wordprocessingml/2006/main" xmlns:w14="http://schemas.microsoft.com/office/word/2010/wordml" xmlns:w15="http://schemas.microsoft.com/office/word/2012/wordml" xmlns:w16cex="http://schemas.microsoft.com/office/word/2018/wordml/cex" xmlns:w16cid="http://schemas.microsoft.com/office/word/2016/wordml/cid" xmlns:w16="http://schemas.microsoft.com/office/word/2018/wordml" xmlns:w16du="http://schemas.microsoft.com/office/word/2023/wordml/word16du" xmlns:w16sdtdh="http://schemas.microsoft.com/office/word/2020/wordml/sdtdatahash" xmlns:w16sdtfl="http://schemas.microsoft.com/office/word/2024/wordml/sdtformatlock" xmlns:w16se="http://schemas.microsoft.com/office/word/2015/wordml/symex" xmlns:wpg="http://schemas.microsoft.com/office/word/2010/wordprocessingGroup" xmlns:wpi="http://schemas.microsoft.com/office/word/2010/wordprocessingInk" xmlns:wne="http://schemas.microsoft.com/office/word/2006/wordml" xmlns:wps="http://schemas.microsoft.com/office/word/2010/wordprocessingShape" mc:Ignorable="w14 w15 w16se w16cid w16 w16cex w16sdtdh w16sdtfl w16du wp14">
+  <w:p>
+    <w:r>
+      <w:rPr>
+        <w:noProof/>
+      </w:rPr>
+      <mc:AlternateContent>
+        <mc:Choice Requires="wpg">
           <w:drawing>
-            <wp:anchor allowOverlap="1" behindDoc="1" distB="0" distT="0" distL="0" distR="0" hidden="0" layoutInCell="1" locked="0" relativeHeight="0" simplePos="0">
+            <wp:anchor distT="0" distB="0" distL="0" distR="0" simplePos="0" relativeHeight="251659264" behindDoc="1" locked="0" layoutInCell="1" hidden="0" allowOverlap="1" wp14:anchorId="02D8A832" wp14:editId="4CB92855">
               <wp:simplePos x="0" y="0"/>
               <wp:positionH relativeFrom="page">
                 <wp:posOffset>57150</wp:posOffset>
@@ -4263,86 +4980,24 @@
                 <wp:posOffset>0</wp:posOffset>
               </wp:positionV>
               <wp:extent cx="7686675" cy="866140"/>
-              <wp:effectExtent b="0" l="0" r="0" t="0"/>
+              <wp:effectExtent l="0" t="0" r="0" b="0"/>
               <wp:wrapNone/>
-              <wp:docPr id="4" name="image6.png"/>
-              <a:graphic>
-                <a:graphicData uri="http://schemas.openxmlformats.org/drawingml/2006/picture">
-                  <pic:pic>
-                    <pic:nvPicPr>
-                      <pic:cNvPr id="0" name="image6.png"/>
-                      <pic:cNvPicPr preferRelativeResize="0"/>
-                    </pic:nvPicPr>
-                    <pic:blipFill>
-                      <a:blip r:embed="rId2"/>
-                      <a:srcRect/>
-                      <a:stretch>
-                        <a:fillRect/>
-                      </a:stretch>
-                    </pic:blipFill>
-                    <pic:spPr>
-                      <a:xfrm>
-                        <a:off x="0" y="0"/>
-                        <a:ext cx="7686675" cy="866140"/>
-                      </a:xfrm>
-                      <a:prstGeom prst="rect"/>
-                      <a:ln/>
-                    </pic:spPr>
-                  </pic:pic>
-                </a:graphicData>
-              </a:graphic>
-            </wp:anchor>
-          </w:drawing>
-        </mc:Fallback>
-      </mc:AlternateContent>
-    </w:r>
-    <w:r>
-      <w:rPr>
-        <w:rtl w:val="0"/>
-      </w:rPr>
-    </w:r>
-  </w:p>
-</w:hdr>
-</file>
-
-<file path=word/header3.xml><?xml version="1.0" encoding="utf-8"?>
-<w:hdr xmlns:mc="http://schemas.openxmlformats.org/markup-compatibility/2006" xmlns:o="urn:schemas-microsoft-com:office:office" xmlns:r="http://schemas.openxmlformats.org/officeDocument/2006/relationships" xmlns:m="http://schemas.openxmlformats.org/officeDocument/2006/math" xmlns:v="urn:schemas-microsoft-com:vml" xmlns:wp="http://schemas.openxmlformats.org/drawingml/2006/wordprocessingDrawing" xmlns:w10="urn:schemas-microsoft-com:office:word" xmlns:w="http://schemas.openxmlformats.org/wordprocessingml/2006/main" xmlns:wne="http://schemas.microsoft.com/office/word/2006/wordml" xmlns:sl="http://schemas.openxmlformats.org/schemaLibrary/2006/main" xmlns:a="http://schemas.openxmlformats.org/drawingml/2006/main" xmlns:pic="http://schemas.openxmlformats.org/drawingml/2006/picture" xmlns:c="http://schemas.openxmlformats.org/drawingml/2006/chart" xmlns:lc="http://schemas.openxmlformats.org/drawingml/2006/lockedCanvas" xmlns:dgm="http://schemas.openxmlformats.org/drawingml/2006/diagram" xmlns:wps="http://schemas.microsoft.com/office/word/2010/wordprocessingShape" xmlns:wpg="http://schemas.microsoft.com/office/word/2010/wordprocessingGroup" xmlns:w14="http://schemas.microsoft.com/office/word/2010/wordml" xmlns:w15="http://schemas.microsoft.com/office/word/2012/wordml" xmlns:w16="http://schemas.microsoft.com/office/word/2018/wordml" xmlns:w16cex="http://schemas.microsoft.com/office/word/2018/wordml/cex" xmlns:w16cid="http://schemas.microsoft.com/office/word/2016/wordml/cid" xmlns="http://schemas.microsoft.com/office/tasks/2019/documenttasks" xmlns:cr="http://schemas.microsoft.com/office/comments/2020/reactions">
-  <w:p>
-    <w:pPr>
-      <w:spacing w:after="0" w:lineRule="auto"/>
-      <w:ind w:left="-720" w:right="11624" w:firstLine="0"/>
-      <w:rPr/>
-    </w:pPr>
-    <w:r>
-      <w:rPr/>
-      <mc:AlternateContent>
-        <mc:Choice Requires="wpg">
-          <w:drawing>
-            <wp:anchor allowOverlap="1" behindDoc="0" distB="0" distT="0" distL="114300" distR="114300" hidden="0" layoutInCell="1" locked="0" relativeHeight="0" simplePos="0">
-              <wp:simplePos x="0" y="0"/>
-              <wp:positionH relativeFrom="page">
-                <wp:posOffset>57150</wp:posOffset>
-              </wp:positionH>
-              <wp:positionV relativeFrom="page">
-                <wp:posOffset>0</wp:posOffset>
-              </wp:positionV>
-              <wp:extent cx="7686675" cy="866140"/>
-              <wp:effectExtent b="0" l="0" r="0" t="0"/>
-              <wp:wrapSquare wrapText="bothSides" distB="0" distT="0" distL="114300" distR="114300"/>
-              <wp:docPr id="3" name=""/>
-              <a:graphic>
+              <wp:docPr id="4" name="Group 4"/>
+              <wp:cNvGraphicFramePr/>
+              <a:graphic xmlns:a="http://schemas.openxmlformats.org/drawingml/2006/main">
                 <a:graphicData uri="http://schemas.microsoft.com/office/word/2010/wordprocessingGroup">
                   <wpg:wgp>
                     <wpg:cNvGrpSpPr/>
                     <wpg:grpSpPr>
                       <a:xfrm>
-                        <a:off x="1502650" y="3346925"/>
+                        <a:off x="0" y="0"/>
                         <a:ext cx="7686675" cy="866140"/>
                         <a:chOff x="1502650" y="3346925"/>
                         <a:chExt cx="7686700" cy="866150"/>
                       </a:xfrm>
                     </wpg:grpSpPr>
                     <wpg:grpSp>
+                      <wpg:cNvPr id="2098512679" name="Group 2098512679"/>
                       <wpg:cNvGrpSpPr/>
                       <wpg:grpSpPr>
                         <a:xfrm>
@@ -4353,8 +5008,8 @@
                         </a:xfrm>
                       </wpg:grpSpPr>
                       <wps:wsp>
+                        <wps:cNvPr id="2009839067" name="Rectangle 2009839067"/>
                         <wps:cNvSpPr/>
-                        <wps:cNvPr id="3" name="Shape 3"/>
                         <wps:spPr>
                           <a:xfrm>
                             <a:off x="1502650" y="3346925"/>
@@ -4372,19 +5027,18 @@
                           <w:txbxContent>
                             <w:p>
                               <w:pPr>
-                                <w:spacing w:after="0" w:before="0" w:line="240"/>
-                                <w:ind w:left="0" w:right="0" w:firstLine="0"/>
-                                <w:jc w:val="left"/>
+                                <w:spacing w:after="0" w:line="240" w:lineRule="auto"/>
                                 <w:textDirection w:val="btLr"/>
                               </w:pPr>
                             </w:p>
                           </w:txbxContent>
                         </wps:txbx>
-                        <wps:bodyPr anchorCtr="0" anchor="ctr" bIns="91425" lIns="91425" spcFirstLastPara="1" rIns="91425" wrap="square" tIns="91425">
+                        <wps:bodyPr spcFirstLastPara="1" wrap="square" lIns="91425" tIns="91425" rIns="91425" bIns="91425" anchor="ctr" anchorCtr="0">
                           <a:noAutofit/>
                         </wps:bodyPr>
                       </wps:wsp>
                       <wpg:grpSp>
+                        <wpg:cNvPr id="1725364947" name="Group 1725364947"/>
                         <wpg:cNvGrpSpPr/>
                         <wpg:grpSpPr>
                           <a:xfrm>
@@ -4395,8 +5049,8 @@
                           </a:xfrm>
                         </wpg:grpSpPr>
                         <wps:wsp>
+                          <wps:cNvPr id="1535011750" name="Rectangle 1535011750"/>
                           <wps:cNvSpPr/>
-                          <wps:cNvPr id="72" name="Shape 72"/>
                           <wps:spPr>
                             <a:xfrm>
                               <a:off x="1502650" y="3346925"/>
@@ -4414,19 +5068,18 @@
                             <w:txbxContent>
                               <w:p>
                                 <w:pPr>
-                                  <w:spacing w:after="0" w:before="0" w:line="240"/>
-                                  <w:ind w:left="0" w:right="0" w:firstLine="0"/>
-                                  <w:jc w:val="left"/>
+                                  <w:spacing w:after="0" w:line="240" w:lineRule="auto"/>
                                   <w:textDirection w:val="btLr"/>
                                 </w:pPr>
                               </w:p>
                             </w:txbxContent>
                           </wps:txbx>
-                          <wps:bodyPr anchorCtr="0" anchor="ctr" bIns="91425" lIns="91425" spcFirstLastPara="1" rIns="91425" wrap="square" tIns="91425">
+                          <wps:bodyPr spcFirstLastPara="1" wrap="square" lIns="91425" tIns="91425" rIns="91425" bIns="91425" anchor="ctr" anchorCtr="0">
                             <a:noAutofit/>
                           </wps:bodyPr>
                         </wps:wsp>
                         <wpg:grpSp>
+                          <wpg:cNvPr id="1612421947" name="Group 1612421947"/>
                           <wpg:cNvGrpSpPr/>
                           <wpg:grpSpPr>
                             <a:xfrm>
@@ -4437,8 +5090,8 @@
                             </a:xfrm>
                           </wpg:grpSpPr>
                           <wps:wsp>
+                            <wps:cNvPr id="1201239067" name="Rectangle 1201239067"/>
                             <wps:cNvSpPr/>
-                            <wps:cNvPr id="74" name="Shape 74"/>
                             <wps:spPr>
                               <a:xfrm>
                                 <a:off x="0" y="0"/>
@@ -4456,73 +5109,26 @@
                               <w:txbxContent>
                                 <w:p>
                                   <w:pPr>
-                                    <w:spacing w:after="0" w:before="0" w:line="240"/>
-                                    <w:ind w:left="0" w:right="0" w:firstLine="0"/>
-                                    <w:jc w:val="left"/>
+                                    <w:spacing w:after="0" w:line="240" w:lineRule="auto"/>
                                     <w:textDirection w:val="btLr"/>
                                   </w:pPr>
                                 </w:p>
                               </w:txbxContent>
                             </wps:txbx>
-                            <wps:bodyPr anchorCtr="0" anchor="ctr" bIns="91425" lIns="91425" spcFirstLastPara="1" rIns="91425" wrap="square" tIns="91425">
+                            <wps:bodyPr spcFirstLastPara="1" wrap="square" lIns="91425" tIns="91425" rIns="91425" bIns="91425" anchor="ctr" anchorCtr="0">
                               <a:noAutofit/>
                             </wps:bodyPr>
                           </wps:wsp>
-                          <wps:wsp>
-                            <wps:cNvSpPr/>
-                            <wps:cNvPr id="75" name="Shape 75"/>
-                            <wps:spPr>
-                              <a:xfrm>
-                                <a:off x="1747901" y="486410"/>
-                                <a:ext cx="42144" cy="189937"/>
-                              </a:xfrm>
-                              <a:prstGeom prst="rect">
-                                <a:avLst/>
-                              </a:prstGeom>
-                              <a:noFill/>
-                              <a:ln>
-                                <a:noFill/>
-                              </a:ln>
-                            </wps:spPr>
-                            <wps:txbx>
-                              <w:txbxContent>
-                                <w:p>
-                                  <w:pPr>
-                                    <w:spacing w:after="160" w:before="0" w:line="258.99999618530273"/>
-                                    <w:ind w:left="0" w:right="0" w:firstLine="0"/>
-                                    <w:jc w:val="left"/>
-                                    <w:textDirection w:val="btLr"/>
-                                  </w:pPr>
-                                  <w:r>
-                                    <w:rPr>
-                                      <w:rFonts w:ascii="Calibri" w:cs="Calibri" w:eastAsia="Calibri" w:hAnsi="Calibri"/>
-                                      <w:b w:val="0"/>
-                                      <w:i w:val="0"/>
-                                      <w:smallCaps w:val="0"/>
-                                      <w:strike w:val="0"/>
-                                      <w:color w:val="000000"/>
-                                      <w:sz w:val="22"/>
-                                      <w:vertAlign w:val="baseline"/>
-                                    </w:rPr>
-                                    <w:t xml:space="preserve"> </w:t>
-                                  </w:r>
-                                </w:p>
-                              </w:txbxContent>
-                            </wps:txbx>
-                            <wps:bodyPr anchorCtr="0" anchor="t" bIns="0" lIns="0" spcFirstLastPara="1" rIns="0" wrap="square" tIns="0">
-                              <a:noAutofit/>
-                            </wps:bodyPr>
-                          </wps:wsp>
-                          <pic:pic>
+                          <pic:pic xmlns:pic="http://schemas.openxmlformats.org/drawingml/2006/picture">
                             <pic:nvPicPr>
-                              <pic:cNvPr id="76" name="Shape 76"/>
+                              <pic:cNvPr id="83" name="Shape 83"/>
                               <pic:cNvPicPr preferRelativeResize="0"/>
                             </pic:nvPicPr>
                             <pic:blipFill rotWithShape="1">
                               <a:blip r:embed="rId1">
                                 <a:alphaModFix/>
                               </a:blip>
-                              <a:srcRect b="0" l="0" r="0" t="0"/>
+                              <a:srcRect/>
                               <a:stretch/>
                             </pic:blipFill>
                             <pic:spPr>
@@ -4540,17 +5146,21 @@
                             </pic:spPr>
                           </pic:pic>
                           <wps:wsp>
+                            <wps:cNvPr id="1415755132" name="Freeform: Shape 1415755132"/>
                             <wps:cNvSpPr/>
-                            <wps:cNvPr id="77" name="Shape 77"/>
                             <wps:spPr>
                               <a:xfrm>
                                 <a:off x="0" y="592455"/>
                                 <a:ext cx="7686675" cy="19685"/>
                               </a:xfrm>
                               <a:custGeom>
-                                <a:rect b="b" l="l" r="r" t="t"/>
+                                <a:avLst/>
+                                <a:gdLst/>
+                                <a:ahLst/>
+                                <a:cxnLst/>
+                                <a:rect l="l" t="t" r="r" b="b"/>
                                 <a:pathLst>
-                                  <a:path extrusionOk="0" h="19685" w="7686675">
+                                  <a:path w="7686675" h="19685" extrusionOk="0">
                                     <a:moveTo>
                                       <a:pt x="0" y="0"/>
                                     </a:moveTo>
@@ -4561,17 +5171,17 @@
                                 </a:pathLst>
                               </a:custGeom>
                               <a:noFill/>
-                              <a:ln cap="flat" cmpd="sng" w="9525">
+                              <a:ln w="9525" cap="flat" cmpd="sng">
                                 <a:solidFill>
                                   <a:srgbClr val="000000"/>
                                 </a:solidFill>
                                 <a:prstDash val="solid"/>
                                 <a:miter lim="0"/>
-                                <a:headEnd len="sm" w="sm" type="none"/>
-                                <a:tailEnd len="sm" w="sm" type="none"/>
+                                <a:headEnd type="none" w="sm" len="sm"/>
+                                <a:tailEnd type="none" w="sm" len="sm"/>
                               </a:ln>
                             </wps:spPr>
-                            <wps:bodyPr anchorCtr="0" anchor="ctr" bIns="91425" lIns="91425" spcFirstLastPara="1" rIns="91425" wrap="square" tIns="91425">
+                            <wps:bodyPr spcFirstLastPara="1" wrap="square" lIns="91425" tIns="91425" rIns="91425" bIns="91425" anchor="ctr" anchorCtr="0">
                               <a:noAutofit/>
                             </wps:bodyPr>
                           </wps:wsp>
@@ -4585,81 +5195,95 @@
           </w:drawing>
         </mc:Choice>
         <mc:Fallback>
-          <w:drawing>
-            <wp:anchor allowOverlap="1" behindDoc="0" distB="0" distT="0" distL="114300" distR="114300" hidden="0" layoutInCell="1" locked="0" relativeHeight="0" simplePos="0">
-              <wp:simplePos x="0" y="0"/>
-              <wp:positionH relativeFrom="page">
-                <wp:posOffset>57150</wp:posOffset>
-              </wp:positionH>
-              <wp:positionV relativeFrom="page">
-                <wp:posOffset>0</wp:posOffset>
-              </wp:positionV>
-              <wp:extent cx="7686675" cy="866140"/>
-              <wp:effectExtent b="0" l="0" r="0" t="0"/>
-              <wp:wrapSquare wrapText="bothSides" distB="0" distT="0" distL="114300" distR="114300"/>
-              <wp:docPr id="3" name="image5.png"/>
-              <a:graphic>
-                <a:graphicData uri="http://schemas.openxmlformats.org/drawingml/2006/picture">
-                  <pic:pic>
-                    <pic:nvPicPr>
-                      <pic:cNvPr id="0" name="image5.png"/>
-                      <pic:cNvPicPr preferRelativeResize="0"/>
-                    </pic:nvPicPr>
-                    <pic:blipFill>
-                      <a:blip r:embed="rId2"/>
-                      <a:srcRect/>
-                      <a:stretch>
-                        <a:fillRect/>
-                      </a:stretch>
-                    </pic:blipFill>
-                    <pic:spPr>
-                      <a:xfrm>
-                        <a:off x="0" y="0"/>
-                        <a:ext cx="7686675" cy="866140"/>
-                      </a:xfrm>
-                      <a:prstGeom prst="rect"/>
-                      <a:ln/>
-                    </pic:spPr>
-                  </pic:pic>
-                </a:graphicData>
-              </a:graphic>
-            </wp:anchor>
-          </w:drawing>
+          <w:pict>
+            <v:group w14:anchorId="02D8A832" id="Group 4" o:spid="_x0000_s1107" style="position:absolute;margin-left:4.5pt;margin-top:0;width:605.25pt;height:68.2pt;z-index:-251657216;mso-wrap-distance-left:0;mso-wrap-distance-right:0;mso-position-horizontal-relative:page;mso-position-vertical-relative:page" coordorigin="15026,33469" coordsize="76867,8661" o:gfxdata="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">
+              <v:group id="Group 2098512679" o:spid="_x0000_s1108" style="position:absolute;left:15026;top:33469;width:76867;height:8661" coordorigin="15026,33469" coordsize="76867,8661" o:gfxdata="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">
+                <v:rect id="Rectangle 2009839067" o:spid="_x0000_s1109" style="position:absolute;left:15026;top:33469;width:76867;height:8661;visibility:visible;mso-wrap-style:square;v-text-anchor:middle" o:gfxdata="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" filled="f" stroked="f">
+                  <v:textbox inset="2.53958mm,2.53958mm,2.53958mm,2.53958mm">
+                    <w:txbxContent>
+                      <w:p>
+                        <w:pPr>
+                          <w:spacing w:after="0" w:line="240" w:lineRule="auto"/>
+                          <w:textDirection w:val="btLr"/>
+                        </w:pPr>
+                      </w:p>
+                    </w:txbxContent>
+                  </v:textbox>
+                </v:rect>
+                <v:group id="Group 1725364947" o:spid="_x0000_s1110" style="position:absolute;left:15026;top:33469;width:76867;height:8661" coordorigin="15026,33469" coordsize="76867,8661" o:gfxdata="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">
+                  <v:rect id="Rectangle 1535011750" o:spid="_x0000_s1111" style="position:absolute;left:15026;top:33469;width:76867;height:8661;visibility:visible;mso-wrap-style:square;v-text-anchor:middle" o:gfxdata="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" filled="f" stroked="f">
+                    <v:textbox inset="2.53958mm,2.53958mm,2.53958mm,2.53958mm">
+                      <w:txbxContent>
+                        <w:p>
+                          <w:pPr>
+                            <w:spacing w:after="0" w:line="240" w:lineRule="auto"/>
+                            <w:textDirection w:val="btLr"/>
+                          </w:pPr>
+                        </w:p>
+                      </w:txbxContent>
+                    </v:textbox>
+                  </v:rect>
+                  <v:group id="Group 1612421947" o:spid="_x0000_s1112" style="position:absolute;left:15026;top:33469;width:76867;height:8661" coordsize="76866,8661" o:gfxdata="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">
+                    <v:rect id="Rectangle 1201239067" o:spid="_x0000_s1113" style="position:absolute;width:76866;height:8661;visibility:visible;mso-wrap-style:square;v-text-anchor:middle" o:gfxdata="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" filled="f" stroked="f">
+                      <v:textbox inset="2.53958mm,2.53958mm,2.53958mm,2.53958mm">
+                        <w:txbxContent>
+                          <w:p>
+                            <w:pPr>
+                              <w:spacing w:after="0" w:line="240" w:lineRule="auto"/>
+                              <w:textDirection w:val="btLr"/>
+                            </w:pPr>
+                          </w:p>
+                        </w:txbxContent>
+                      </v:textbox>
+                    </v:rect>
+                    <v:shapetype id="_x0000_t75" coordsize="21600,21600" o:spt="75" o:preferrelative="t" path="m@4@5l@4@11@9@11@9@5xe" filled="f" stroked="f">
+                      <v:stroke joinstyle="miter"/>
+                      <v:formulas>
+                        <v:f eqn="if lineDrawn pixelLineWidth 0"/>
+                        <v:f eqn="sum @0 1 0"/>
+                        <v:f eqn="sum 0 0 @1"/>
+                        <v:f eqn="prod @2 1 2"/>
+                        <v:f eqn="prod @3 21600 pixelWidth"/>
+                        <v:f eqn="prod @3 21600 pixelHeight"/>
+                        <v:f eqn="sum @0 0 1"/>
+                        <v:f eqn="prod @6 1 2"/>
+                        <v:f eqn="prod @7 21600 pixelWidth"/>
+                        <v:f eqn="sum @8 21600 0"/>
+                        <v:f eqn="prod @7 21600 pixelHeight"/>
+                        <v:f eqn="sum @10 21600 0"/>
+                      </v:formulas>
+                      <v:path o:extrusionok="f" gradientshapeok="t" o:connecttype="rect"/>
+                      <o:lock v:ext="edit" aspectratio="t"/>
+                    </v:shapetype>
+                    <v:shape id="Shape 83" o:spid="_x0000_s1114" type="#_x0000_t75" style="position:absolute;left:99;width:16215;height:8656;visibility:visible;mso-wrap-style:square" o:preferrelative="f" o:gfxdata="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">
+                      <v:imagedata r:id="rId2" o:title=""/>
+                    </v:shape>
+                    <v:shape id="Freeform: Shape 1415755132" o:spid="_x0000_s1115" style="position:absolute;top:5924;width:76866;height:197;visibility:visible;mso-wrap-style:square;v-text-anchor:middle" coordsize="7686675,19685" o:gfxdata="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" path="m,l7686675,19685e" filled="f">
+                      <v:stroke startarrowwidth="narrow" startarrowlength="short" endarrowwidth="narrow" endarrowlength="short" miterlimit="0" joinstyle="miter"/>
+                      <v:path arrowok="t" o:extrusionok="f"/>
+                    </v:shape>
+                  </v:group>
+                </v:group>
+              </v:group>
+              <w10:wrap anchorx="page" anchory="page"/>
+            </v:group>
+          </w:pict>
         </mc:Fallback>
       </mc:AlternateContent>
-    </w:r>
-    <w:r>
-      <w:rPr>
-        <w:rtl w:val="0"/>
-      </w:rPr>
-    </w:r>
-  </w:p>
-  <w:p>
-    <w:pPr>
-      <w:rPr/>
-    </w:pPr>
-    <w:r>
-      <w:rPr>
-        <w:rtl w:val="0"/>
-      </w:rPr>
     </w:r>
   </w:p>
 </w:hdr>
 </file>
 
-<file path=word/numbering.xml><?xml version="1.0" encoding="utf-8"?>
-<w:numbering xmlns:mc="http://schemas.openxmlformats.org/markup-compatibility/2006" xmlns:o="urn:schemas-microsoft-com:office:office" xmlns:r="http://schemas.openxmlformats.org/officeDocument/2006/relationships" xmlns:m="http://schemas.openxmlformats.org/officeDocument/2006/math" xmlns:v="urn:schemas-microsoft-com:vml" xmlns:wp="http://schemas.openxmlformats.org/drawingml/2006/wordprocessingDrawing" xmlns:w10="urn:schemas-microsoft-com:office:word" xmlns:w="http://schemas.openxmlformats.org/wordprocessingml/2006/main" xmlns:wne="http://schemas.microsoft.com/office/word/2006/wordml" xmlns:sl="http://schemas.openxmlformats.org/schemaLibrary/2006/main" xmlns:a="http://schemas.openxmlformats.org/drawingml/2006/main" xmlns:pic="http://schemas.openxmlformats.org/drawingml/2006/picture" xmlns:c="http://schemas.openxmlformats.org/drawingml/2006/chart" xmlns:lc="http://schemas.openxmlformats.org/drawingml/2006/lockedCanvas" xmlns:dgm="http://schemas.openxmlformats.org/drawingml/2006/diagram" xmlns:wps="http://schemas.microsoft.com/office/word/2010/wordprocessingShape" xmlns:wpg="http://schemas.microsoft.com/office/word/2010/wordprocessingGroup" xmlns:w14="http://schemas.microsoft.com/office/word/2010/wordml" xmlns:w15="http://schemas.microsoft.com/office/word/2012/wordml" xmlns:w16="http://schemas.microsoft.com/office/word/2018/wordml" xmlns:w16cex="http://schemas.microsoft.com/office/word/2018/wordml/cex" xmlns:w16cid="http://schemas.microsoft.com/office/word/2016/wordml/cid" xmlns="http://schemas.microsoft.com/office/tasks/2019/documenttasks" xmlns:cr="http://schemas.microsoft.com/office/comments/2020/reactions"/>
-</file>
-
 <file path=word/styles.xml><?xml version="1.0" encoding="utf-8"?>
-<w:styles xmlns:mc="http://schemas.openxmlformats.org/markup-compatibility/2006" xmlns:o="urn:schemas-microsoft-com:office:office" xmlns:r="http://schemas.openxmlformats.org/officeDocument/2006/relationships" xmlns:m="http://schemas.openxmlformats.org/officeDocument/2006/math" xmlns:v="urn:schemas-microsoft-com:vml" xmlns:wp="http://schemas.openxmlformats.org/drawingml/2006/wordprocessingDrawing" xmlns:w10="urn:schemas-microsoft-com:office:word" xmlns:w="http://schemas.openxmlformats.org/wordprocessingml/2006/main" xmlns:wne="http://schemas.microsoft.com/office/word/2006/wordml" xmlns:sl="http://schemas.openxmlformats.org/schemaLibrary/2006/main" xmlns:a="http://schemas.openxmlformats.org/drawingml/2006/main" xmlns:pic="http://schemas.openxmlformats.org/drawingml/2006/picture" xmlns:c="http://schemas.openxmlformats.org/drawingml/2006/chart" xmlns:lc="http://schemas.openxmlformats.org/drawingml/2006/lockedCanvas" xmlns:dgm="http://schemas.openxmlformats.org/drawingml/2006/diagram" xmlns:wps="http://schemas.microsoft.com/office/word/2010/wordprocessingShape" xmlns:wpg="http://schemas.microsoft.com/office/word/2010/wordprocessingGroup" xmlns:w14="http://schemas.microsoft.com/office/word/2010/wordml" xmlns:w15="http://schemas.microsoft.com/office/word/2012/wordml" xmlns:w16="http://schemas.microsoft.com/office/word/2018/wordml" xmlns:w16cex="http://schemas.microsoft.com/office/word/2018/wordml/cex" xmlns:w16cid="http://schemas.microsoft.com/office/word/2016/wordml/cid" xmlns="http://schemas.microsoft.com/office/tasks/2019/documenttasks" xmlns:cr="http://schemas.microsoft.com/office/comments/2020/reactions">
+<w:styles xmlns:mc="http://schemas.openxmlformats.org/markup-compatibility/2006" xmlns:r="http://schemas.openxmlformats.org/officeDocument/2006/relationships" xmlns:w="http://schemas.openxmlformats.org/wordprocessingml/2006/main" xmlns:w14="http://schemas.microsoft.com/office/word/2010/wordml" xmlns:w15="http://schemas.microsoft.com/office/word/2012/wordml" xmlns:w16cex="http://schemas.microsoft.com/office/word/2018/wordml/cex" xmlns:w16cid="http://schemas.microsoft.com/office/word/2016/wordml/cid" xmlns:w16="http://schemas.microsoft.com/office/word/2018/wordml" xmlns:w16du="http://schemas.microsoft.com/office/word/2023/wordml/word16du" xmlns:w16sdtdh="http://schemas.microsoft.com/office/word/2020/wordml/sdtdatahash" xmlns:w16sdtfl="http://schemas.microsoft.com/office/word/2024/wordml/sdtformatlock" xmlns:w16se="http://schemas.microsoft.com/office/word/2015/wordml/symex" mc:Ignorable="w14 w15 w16se w16cid w16 w16cex w16sdtdh w16sdtfl w16du">
   <w:docDefaults>
     <w:rPrDefault>
       <w:rPr>
-        <w:rFonts w:ascii="Calibri" w:cs="Calibri" w:eastAsia="Calibri" w:hAnsi="Calibri"/>
+        <w:rFonts w:ascii="Calibri" w:eastAsia="Calibri" w:hAnsi="Calibri" w:cs="Calibri"/>
         <w:sz w:val="22"/>
         <w:szCs w:val="22"/>
-        <w:lang w:val="en"/>
+        <w:lang w:val="en" w:eastAsia="en-US" w:bidi="ar-SA"/>
       </w:rPr>
     </w:rPrDefault>
     <w:pPrDefault>
@@ -4668,33 +5292,403 @@
       </w:pPr>
     </w:pPrDefault>
   </w:docDefaults>
-  <w:style w:type="table" w:styleId="TableNormal" w:default="1">
-    <w:name w:val="TableNormal"/>
-    <w:tblPr>
-      <w:tblCellMar>
-        <w:top w:w="100.0" w:type="dxa"/>
-        <w:left w:w="100.0" w:type="dxa"/>
-        <w:bottom w:w="100.0" w:type="dxa"/>
-        <w:right w:w="100.0" w:type="dxa"/>
-      </w:tblCellMar>
-    </w:tblPr>
-  </w:style>
-  <w:style w:type="paragraph" w:styleId="Normal" w:default="1">
-    <w:name w:val="normal"/>
+  <w:latentStyles w:defLockedState="0" w:defUIPriority="99" w:defSemiHidden="0" w:defUnhideWhenUsed="0" w:defQFormat="0" w:count="376">
+    <w:lsdException w:name="Normal" w:uiPriority="0" w:qFormat="1"/>
+    <w:lsdException w:name="heading 1" w:uiPriority="9" w:qFormat="1"/>
+    <w:lsdException w:name="heading 2" w:semiHidden="1" w:uiPriority="9" w:unhideWhenUsed="1" w:qFormat="1"/>
+    <w:lsdException w:name="heading 3" w:semiHidden="1" w:uiPriority="9" w:unhideWhenUsed="1" w:qFormat="1"/>
+    <w:lsdException w:name="heading 4" w:semiHidden="1" w:uiPriority="9" w:unhideWhenUsed="1" w:qFormat="1"/>
+    <w:lsdException w:name="heading 5" w:semiHidden="1" w:uiPriority="9" w:unhideWhenUsed="1" w:qFormat="1"/>
+    <w:lsdException w:name="heading 6" w:semiHidden="1" w:uiPriority="9" w:unhideWhenUsed="1" w:qFormat="1"/>
+    <w:lsdException w:name="heading 7" w:semiHidden="1" w:uiPriority="9" w:unhideWhenUsed="1" w:qFormat="1"/>
+    <w:lsdException w:name="heading 8" w:semiHidden="1" w:uiPriority="9" w:unhideWhenUsed="1" w:qFormat="1"/>
+    <w:lsdException w:name="heading 9" w:semiHidden="1" w:uiPriority="9" w:unhideWhenUsed="1" w:qFormat="1"/>
+    <w:lsdException w:name="index 1" w:semiHidden="1" w:unhideWhenUsed="1"/>
+    <w:lsdException w:name="index 2" w:semiHidden="1" w:unhideWhenUsed="1"/>
+    <w:lsdException w:name="index 3" w:semiHidden="1" w:unhideWhenUsed="1"/>
+    <w:lsdException w:name="index 4" w:semiHidden="1" w:unhideWhenUsed="1"/>
+    <w:lsdException w:name="index 5" w:semiHidden="1" w:unhideWhenUsed="1"/>
+    <w:lsdException w:name="index 6" w:semiHidden="1" w:unhideWhenUsed="1"/>
+    <w:lsdException w:name="index 7" w:semiHidden="1" w:unhideWhenUsed="1"/>
+    <w:lsdException w:name="index 8" w:semiHidden="1" w:unhideWhenUsed="1"/>
+    <w:lsdException w:name="index 9" w:semiHidden="1" w:unhideWhenUsed="1"/>
+    <w:lsdException w:name="toc 1" w:semiHidden="1" w:uiPriority="39" w:unhideWhenUsed="1"/>
+    <w:lsdException w:name="toc 2" w:semiHidden="1" w:uiPriority="39" w:unhideWhenUsed="1"/>
+    <w:lsdException w:name="toc 3" w:semiHidden="1" w:uiPriority="39" w:unhideWhenUsed="1"/>
+    <w:lsdException w:name="toc 4" w:semiHidden="1" w:uiPriority="39" w:unhideWhenUsed="1"/>
+    <w:lsdException w:name="toc 5" w:semiHidden="1" w:uiPriority="39" w:unhideWhenUsed="1"/>
+    <w:lsdException w:name="toc 6" w:semiHidden="1" w:uiPriority="39" w:unhideWhenUsed="1"/>
+    <w:lsdException w:name="toc 7" w:semiHidden="1" w:uiPriority="39" w:unhideWhenUsed="1"/>
+    <w:lsdException w:name="toc 8" w:semiHidden="1" w:uiPriority="39" w:unhideWhenUsed="1"/>
+    <w:lsdException w:name="toc 9" w:semiHidden="1" w:uiPriority="39" w:unhideWhenUsed="1"/>
+    <w:lsdException w:name="Normal Indent" w:semiHidden="1" w:unhideWhenUsed="1"/>
+    <w:lsdException w:name="footnote text" w:semiHidden="1" w:unhideWhenUsed="1"/>
+    <w:lsdException w:name="annotation text" w:semiHidden="1" w:unhideWhenUsed="1"/>
+    <w:lsdException w:name="header" w:semiHidden="1" w:unhideWhenUsed="1"/>
+    <w:lsdException w:name="footer" w:semiHidden="1" w:unhideWhenUsed="1"/>
+    <w:lsdException w:name="index heading" w:semiHidden="1" w:unhideWhenUsed="1"/>
+    <w:lsdException w:name="caption" w:semiHidden="1" w:uiPriority="35" w:unhideWhenUsed="1" w:qFormat="1"/>
+    <w:lsdException w:name="table of figures" w:semiHidden="1" w:unhideWhenUsed="1"/>
+    <w:lsdException w:name="envelope address" w:semiHidden="1" w:unhideWhenUsed="1"/>
+    <w:lsdException w:name="envelope return" w:semiHidden="1" w:unhideWhenUsed="1"/>
+    <w:lsdException w:name="footnote reference" w:semiHidden="1" w:unhideWhenUsed="1"/>
+    <w:lsdException w:name="annotation reference" w:semiHidden="1" w:unhideWhenUsed="1"/>
+    <w:lsdException w:name="line number" w:semiHidden="1" w:unhideWhenUsed="1"/>
+    <w:lsdException w:name="page number" w:semiHidden="1" w:unhideWhenUsed="1"/>
+    <w:lsdException w:name="endnote reference" w:semiHidden="1" w:unhideWhenUsed="1"/>
+    <w:lsdException w:name="endnote text" w:semiHidden="1" w:unhideWhenUsed="1"/>
+    <w:lsdException w:name="table of authorities" w:semiHidden="1" w:unhideWhenUsed="1"/>
+    <w:lsdException w:name="macro" w:semiHidden="1" w:unhideWhenUsed="1"/>
+    <w:lsdException w:name="toa heading" w:semiHidden="1" w:unhideWhenUsed="1"/>
+    <w:lsdException w:name="List" w:semiHidden="1" w:unhideWhenUsed="1"/>
+    <w:lsdException w:name="List Bullet" w:semiHidden="1" w:unhideWhenUsed="1"/>
+    <w:lsdException w:name="List Number" w:semiHidden="1" w:unhideWhenUsed="1"/>
+    <w:lsdException w:name="List 2" w:semiHidden="1" w:unhideWhenUsed="1"/>
+    <w:lsdException w:name="List 3" w:semiHidden="1" w:unhideWhenUsed="1"/>
+    <w:lsdException w:name="List 4" w:semiHidden="1" w:unhideWhenUsed="1"/>
+    <w:lsdException w:name="List 5" w:semiHidden="1" w:unhideWhenUsed="1"/>
+    <w:lsdException w:name="List Bullet 2" w:semiHidden="1" w:unhideWhenUsed="1"/>
+    <w:lsdException w:name="List Bullet 3" w:semiHidden="1" w:unhideWhenUsed="1"/>
+    <w:lsdException w:name="List Bullet 4" w:semiHidden="1" w:unhideWhenUsed="1"/>
+    <w:lsdException w:name="List Bullet 5" w:semiHidden="1" w:unhideWhenUsed="1"/>
+    <w:lsdException w:name="List Number 2" w:semiHidden="1" w:unhideWhenUsed="1"/>
+    <w:lsdException w:name="List Number 3" w:semiHidden="1" w:unhideWhenUsed="1"/>
+    <w:lsdException w:name="List Number 4" w:semiHidden="1" w:unhideWhenUsed="1"/>
+    <w:lsdException w:name="List Number 5" w:semiHidden="1" w:unhideWhenUsed="1"/>
+    <w:lsdException w:name="Title" w:uiPriority="10" w:qFormat="1"/>
+    <w:lsdException w:name="Closing" w:semiHidden="1" w:unhideWhenUsed="1"/>
+    <w:lsdException w:name="Signature" w:semiHidden="1" w:unhideWhenUsed="1"/>
+    <w:lsdException w:name="Default Paragraph Font" w:semiHidden="1" w:uiPriority="1" w:unhideWhenUsed="1"/>
+    <w:lsdException w:name="Body Text" w:semiHidden="1" w:unhideWhenUsed="1"/>
+    <w:lsdException w:name="Body Text Indent" w:semiHidden="1" w:unhideWhenUsed="1"/>
+    <w:lsdException w:name="List Continue" w:semiHidden="1" w:unhideWhenUsed="1"/>
+    <w:lsdException w:name="List Continue 2" w:semiHidden="1" w:unhideWhenUsed="1"/>
+    <w:lsdException w:name="List Continue 3" w:semiHidden="1" w:unhideWhenUsed="1"/>
+    <w:lsdException w:name="List Continue 4" w:semiHidden="1" w:unhideWhenUsed="1"/>
+    <w:lsdException w:name="List Continue 5" w:semiHidden="1" w:unhideWhenUsed="1"/>
+    <w:lsdException w:name="Message Header" w:semiHidden="1" w:unhideWhenUsed="1"/>
+    <w:lsdException w:name="Subtitle" w:uiPriority="11" w:qFormat="1"/>
+    <w:lsdException w:name="Salutation" w:semiHidden="1" w:unhideWhenUsed="1"/>
+    <w:lsdException w:name="Date" w:semiHidden="1" w:unhideWhenUsed="1"/>
+    <w:lsdException w:name="Body Text First Indent" w:semiHidden="1" w:unhideWhenUsed="1"/>
+    <w:lsdException w:name="Body Text First Indent 2" w:semiHidden="1" w:unhideWhenUsed="1"/>
+    <w:lsdException w:name="Note Heading" w:semiHidden="1" w:unhideWhenUsed="1"/>
+    <w:lsdException w:name="Body Text 2" w:semiHidden="1" w:unhideWhenUsed="1"/>
+    <w:lsdException w:name="Body Text 3" w:semiHidden="1" w:unhideWhenUsed="1"/>
+    <w:lsdException w:name="Body Text Indent 2" w:semiHidden="1" w:unhideWhenUsed="1"/>
+    <w:lsdException w:name="Body Text Indent 3" w:semiHidden="1" w:unhideWhenUsed="1"/>
+    <w:lsdException w:name="Block Text" w:semiHidden="1" w:unhideWhenUsed="1"/>
+    <w:lsdException w:name="Hyperlink" w:semiHidden="1" w:unhideWhenUsed="1"/>
+    <w:lsdException w:name="FollowedHyperlink" w:semiHidden="1" w:unhideWhenUsed="1"/>
+    <w:lsdException w:name="Strong" w:uiPriority="22" w:qFormat="1"/>
+    <w:lsdException w:name="Emphasis" w:uiPriority="20" w:qFormat="1"/>
+    <w:lsdException w:name="Document Map" w:semiHidden="1" w:unhideWhenUsed="1"/>
+    <w:lsdException w:name="Plain Text" w:semiHidden="1" w:unhideWhenUsed="1"/>
+    <w:lsdException w:name="E-mail Signature" w:semiHidden="1" w:unhideWhenUsed="1"/>
+    <w:lsdException w:name="HTML Top of Form" w:semiHidden="1" w:unhideWhenUsed="1"/>
+    <w:lsdException w:name="HTML Bottom of Form" w:semiHidden="1" w:unhideWhenUsed="1"/>
+    <w:lsdException w:name="Normal (Web)" w:semiHidden="1" w:unhideWhenUsed="1"/>
+    <w:lsdException w:name="HTML Acronym" w:semiHidden="1" w:unhideWhenUsed="1"/>
+    <w:lsdException w:name="HTML Address" w:semiHidden="1" w:unhideWhenUsed="1"/>
+    <w:lsdException w:name="HTML Cite" w:semiHidden="1" w:unhideWhenUsed="1"/>
+    <w:lsdException w:name="HTML Code" w:semiHidden="1" w:unhideWhenUsed="1"/>
+    <w:lsdException w:name="HTML Definition" w:semiHidden="1" w:unhideWhenUsed="1"/>
+    <w:lsdException w:name="HTML Keyboard" w:semiHidden="1" w:unhideWhenUsed="1"/>
+    <w:lsdException w:name="HTML Preformatted" w:semiHidden="1" w:unhideWhenUsed="1"/>
+    <w:lsdException w:name="HTML Sample" w:semiHidden="1" w:unhideWhenUsed="1"/>
+    <w:lsdException w:name="HTML Typewriter" w:semiHidden="1" w:unhideWhenUsed="1"/>
+    <w:lsdException w:name="HTML Variable" w:semiHidden="1" w:unhideWhenUsed="1"/>
+    <w:lsdException w:name="Normal Table" w:semiHidden="1" w:unhideWhenUsed="1"/>
+    <w:lsdException w:name="annotation subject" w:semiHidden="1" w:unhideWhenUsed="1"/>
+    <w:lsdException w:name="No List" w:semiHidden="1" w:unhideWhenUsed="1"/>
+    <w:lsdException w:name="Outline List 1" w:semiHidden="1" w:unhideWhenUsed="1"/>
+    <w:lsdException w:name="Outline List 2" w:semiHidden="1" w:unhideWhenUsed="1"/>
+    <w:lsdException w:name="Outline List 3" w:semiHidden="1" w:unhideWhenUsed="1"/>
+    <w:lsdException w:name="Table Simple 1" w:semiHidden="1" w:unhideWhenUsed="1"/>
+    <w:lsdException w:name="Table Simple 2" w:semiHidden="1" w:unhideWhenUsed="1"/>
+    <w:lsdException w:name="Table Simple 3" w:semiHidden="1" w:unhideWhenUsed="1"/>
+    <w:lsdException w:name="Table Classic 1" w:semiHidden="1" w:unhideWhenUsed="1"/>
+    <w:lsdException w:name="Table Classic 2" w:semiHidden="1" w:unhideWhenUsed="1"/>
+    <w:lsdException w:name="Table Classic 3" w:semiHidden="1" w:unhideWhenUsed="1"/>
+    <w:lsdException w:name="Table Classic 4" w:semiHidden="1" w:unhideWhenUsed="1"/>
+    <w:lsdException w:name="Table Colorful 1" w:semiHidden="1" w:unhideWhenUsed="1"/>
+    <w:lsdException w:name="Table Colorful 2" w:semiHidden="1" w:unhideWhenUsed="1"/>
+    <w:lsdException w:name="Table Colorful 3" w:semiHidden="1" w:unhideWhenUsed="1"/>
+    <w:lsdException w:name="Table Columns 1" w:semiHidden="1" w:unhideWhenUsed="1"/>
+    <w:lsdException w:name="Table Columns 2" w:semiHidden="1" w:unhideWhenUsed="1"/>
+    <w:lsdException w:name="Table Columns 3" w:semiHidden="1" w:unhideWhenUsed="1"/>
+    <w:lsdException w:name="Table Columns 4" w:semiHidden="1" w:unhideWhenUsed="1"/>
+    <w:lsdException w:name="Table Columns 5" w:semiHidden="1" w:unhideWhenUsed="1"/>
+    <w:lsdException w:name="Table Grid 1" w:semiHidden="1" w:unhideWhenUsed="1"/>
+    <w:lsdException w:name="Table Grid 2" w:semiHidden="1" w:unhideWhenUsed="1"/>
+    <w:lsdException w:name="Table Grid 3" w:semiHidden="1" w:unhideWhenUsed="1"/>
+    <w:lsdException w:name="Table Grid 4" w:semiHidden="1" w:unhideWhenUsed="1"/>
+    <w:lsdException w:name="Table Grid 5" w:semiHidden="1" w:unhideWhenUsed="1"/>
+    <w:lsdException w:name="Table Grid 6" w:semiHidden="1" w:unhideWhenUsed="1"/>
+    <w:lsdException w:name="Table Grid 7" w:semiHidden="1" w:unhideWhenUsed="1"/>
+    <w:lsdException w:name="Table Grid 8" w:semiHidden="1" w:unhideWhenUsed="1"/>
+    <w:lsdException w:name="Table List 1" w:semiHidden="1" w:unhideWhenUsed="1"/>
+    <w:lsdException w:name="Table List 2" w:semiHidden="1" w:unhideWhenUsed="1"/>
+    <w:lsdException w:name="Table List 3" w:semiHidden="1" w:unhideWhenUsed="1"/>
+    <w:lsdException w:name="Table List 4" w:semiHidden="1" w:unhideWhenUsed="1"/>
+    <w:lsdException w:name="Table List 5" w:semiHidden="1" w:unhideWhenUsed="1"/>
+    <w:lsdException w:name="Table List 6" w:semiHidden="1" w:unhideWhenUsed="1"/>
+    <w:lsdException w:name="Table List 7" w:semiHidden="1" w:unhideWhenUsed="1"/>
+    <w:lsdException w:name="Table List 8" w:semiHidden="1" w:unhideWhenUsed="1"/>
+    <w:lsdException w:name="Table 3D effects 1" w:semiHidden="1" w:unhideWhenUsed="1"/>
+    <w:lsdException w:name="Table 3D effects 2" w:semiHidden="1" w:unhideWhenUsed="1"/>
+    <w:lsdException w:name="Table 3D effects 3" w:semiHidden="1" w:unhideWhenUsed="1"/>
+    <w:lsdException w:name="Table Contemporary" w:semiHidden="1" w:unhideWhenUsed="1"/>
+    <w:lsdException w:name="Table Elegant" w:semiHidden="1" w:unhideWhenUsed="1"/>
+    <w:lsdException w:name="Table Professional" w:semiHidden="1" w:unhideWhenUsed="1"/>
+    <w:lsdException w:name="Table Subtle 1" w:semiHidden="1" w:unhideWhenUsed="1"/>
+    <w:lsdException w:name="Table Subtle 2" w:semiHidden="1" w:unhideWhenUsed="1"/>
+    <w:lsdException w:name="Table Web 1" w:semiHidden="1" w:unhideWhenUsed="1"/>
+    <w:lsdException w:name="Table Web 2" w:semiHidden="1" w:unhideWhenUsed="1"/>
+    <w:lsdException w:name="Table Web 3" w:semiHidden="1" w:unhideWhenUsed="1"/>
+    <w:lsdException w:name="Balloon Text" w:semiHidden="1" w:unhideWhenUsed="1"/>
+    <w:lsdException w:name="Table Grid" w:uiPriority="39"/>
+    <w:lsdException w:name="Table Theme" w:semiHidden="1" w:unhideWhenUsed="1"/>
+    <w:lsdException w:name="Placeholder Text" w:semiHidden="1"/>
+    <w:lsdException w:name="No Spacing" w:uiPriority="1" w:qFormat="1"/>
+    <w:lsdException w:name="Light Shading" w:uiPriority="60"/>
+    <w:lsdException w:name="Light List" w:uiPriority="61"/>
+    <w:lsdException w:name="Light Grid" w:uiPriority="62"/>
+    <w:lsdException w:name="Medium Shading 1" w:uiPriority="63"/>
+    <w:lsdException w:name="Medium Shading 2" w:uiPriority="64"/>
+    <w:lsdException w:name="Medium List 1" w:uiPriority="65"/>
+    <w:lsdException w:name="Medium List 2" w:uiPriority="66"/>
+    <w:lsdException w:name="Medium Grid 1" w:uiPriority="67"/>
+    <w:lsdException w:name="Medium Grid 2" w:uiPriority="68"/>
+    <w:lsdException w:name="Medium Grid 3" w:uiPriority="69"/>
+    <w:lsdException w:name="Dark List" w:uiPriority="70"/>
+    <w:lsdException w:name="Colorful Shading" w:uiPriority="71"/>
+    <w:lsdException w:name="Colorful List" w:uiPriority="72"/>
+    <w:lsdException w:name="Colorful Grid" w:uiPriority="73"/>
+    <w:lsdException w:name="Light Shading Accent 1" w:uiPriority="60"/>
+    <w:lsdException w:name="Light List Accent 1" w:uiPriority="61"/>
+    <w:lsdException w:name="Light Grid Accent 1" w:uiPriority="62"/>
+    <w:lsdException w:name="Medium Shading 1 Accent 1" w:uiPriority="63"/>
+    <w:lsdException w:name="Medium Shading 2 Accent 1" w:uiPriority="64"/>
+    <w:lsdException w:name="Medium List 1 Accent 1" w:uiPriority="65"/>
+    <w:lsdException w:name="Revision" w:semiHidden="1"/>
+    <w:lsdException w:name="List Paragraph" w:uiPriority="34" w:qFormat="1"/>
+    <w:lsdException w:name="Quote" w:uiPriority="29" w:qFormat="1"/>
+    <w:lsdException w:name="Intense Quote" w:uiPriority="30" w:qFormat="1"/>
+    <w:lsdException w:name="Medium List 2 Accent 1" w:uiPriority="66"/>
+    <w:lsdException w:name="Medium Grid 1 Accent 1" w:uiPriority="67"/>
+    <w:lsdException w:name="Medium Grid 2 Accent 1" w:uiPriority="68"/>
+    <w:lsdException w:name="Medium Grid 3 Accent 1" w:uiPriority="69"/>
+    <w:lsdException w:name="Dark List Accent 1" w:uiPriority="70"/>
+    <w:lsdException w:name="Colorful Shading Accent 1" w:uiPriority="71"/>
+    <w:lsdException w:name="Colorful List Accent 1" w:uiPriority="72"/>
+    <w:lsdException w:name="Colorful Grid Accent 1" w:uiPriority="73"/>
+    <w:lsdException w:name="Light Shading Accent 2" w:uiPriority="60"/>
+    <w:lsdException w:name="Light List Accent 2" w:uiPriority="61"/>
+    <w:lsdException w:name="Light Grid Accent 2" w:uiPriority="62"/>
+    <w:lsdException w:name="Medium Shading 1 Accent 2" w:uiPriority="63"/>
+    <w:lsdException w:name="Medium Shading 2 Accent 2" w:uiPriority="64"/>
+    <w:lsdException w:name="Medium List 1 Accent 2" w:uiPriority="65"/>
+    <w:lsdException w:name="Medium List 2 Accent 2" w:uiPriority="66"/>
+    <w:lsdException w:name="Medium Grid 1 Accent 2" w:uiPriority="67"/>
+    <w:lsdException w:name="Medium Grid 2 Accent 2" w:uiPriority="68"/>
+    <w:lsdException w:name="Medium Grid 3 Accent 2" w:uiPriority="69"/>
+    <w:lsdException w:name="Dark List Accent 2" w:uiPriority="70"/>
+    <w:lsdException w:name="Colorful Shading Accent 2" w:uiPriority="71"/>
+    <w:lsdException w:name="Colorful List Accent 2" w:uiPriority="72"/>
+    <w:lsdException w:name="Colorful Grid Accent 2" w:uiPriority="73"/>
+    <w:lsdException w:name="Light Shading Accent 3" w:uiPriority="60"/>
+    <w:lsdException w:name="Light List Accent 3" w:uiPriority="61"/>
+    <w:lsdException w:name="Light Grid Accent 3" w:uiPriority="62"/>
+    <w:lsdException w:name="Medium Shading 1 Accent 3" w:uiPriority="63"/>
+    <w:lsdException w:name="Medium Shading 2 Accent 3" w:uiPriority="64"/>
+    <w:lsdException w:name="Medium List 1 Accent 3" w:uiPriority="65"/>
+    <w:lsdException w:name="Medium List 2 Accent 3" w:uiPriority="66"/>
+    <w:lsdException w:name="Medium Grid 1 Accent 3" w:uiPriority="67"/>
+    <w:lsdException w:name="Medium Grid 2 Accent 3" w:uiPriority="68"/>
+    <w:lsdException w:name="Medium Grid 3 Accent 3" w:uiPriority="69"/>
+    <w:lsdException w:name="Dark List Accent 3" w:uiPriority="70"/>
+    <w:lsdException w:name="Colorful Shading Accent 3" w:uiPriority="71"/>
+    <w:lsdException w:name="Colorful List Accent 3" w:uiPriority="72"/>
+    <w:lsdException w:name="Colorful Grid Accent 3" w:uiPriority="73"/>
+    <w:lsdException w:name="Light Shading Accent 4" w:uiPriority="60"/>
+    <w:lsdException w:name="Light List Accent 4" w:uiPriority="61"/>
+    <w:lsdException w:name="Light Grid Accent 4" w:uiPriority="62"/>
+    <w:lsdException w:name="Medium Shading 1 Accent 4" w:uiPriority="63"/>
+    <w:lsdException w:name="Medium Shading 2 Accent 4" w:uiPriority="64"/>
+    <w:lsdException w:name="Medium List 1 Accent 4" w:uiPriority="65"/>
+    <w:lsdException w:name="Medium List 2 Accent 4" w:uiPriority="66"/>
+    <w:lsdException w:name="Medium Grid 1 Accent 4" w:uiPriority="67"/>
+    <w:lsdException w:name="Medium Grid 2 Accent 4" w:uiPriority="68"/>
+    <w:lsdException w:name="Medium Grid 3 Accent 4" w:uiPriority="69"/>
+    <w:lsdException w:name="Dark List Accent 4" w:uiPriority="70"/>
+    <w:lsdException w:name="Colorful Shading Accent 4" w:uiPriority="71"/>
+    <w:lsdException w:name="Colorful List Accent 4" w:uiPriority="72"/>
+    <w:lsdException w:name="Colorful Grid Accent 4" w:uiPriority="73"/>
+    <w:lsdException w:name="Light Shading Accent 5" w:uiPriority="60"/>
+    <w:lsdException w:name="Light List Accent 5" w:uiPriority="61"/>
+    <w:lsdException w:name="Light Grid Accent 5" w:uiPriority="62"/>
+    <w:lsdException w:name="Medium Shading 1 Accent 5" w:uiPriority="63"/>
+    <w:lsdException w:name="Medium Shading 2 Accent 5" w:uiPriority="64"/>
+    <w:lsdException w:name="Medium List 1 Accent 5" w:uiPriority="65"/>
+    <w:lsdException w:name="Medium List 2 Accent 5" w:uiPriority="66"/>
+    <w:lsdException w:name="Medium Grid 1 Accent 5" w:uiPriority="67"/>
+    <w:lsdException w:name="Medium Grid 2 Accent 5" w:uiPriority="68"/>
+    <w:lsdException w:name="Medium Grid 3 Accent 5" w:uiPriority="69"/>
+    <w:lsdException w:name="Dark List Accent 5" w:uiPriority="70"/>
+    <w:lsdException w:name="Colorful Shading Accent 5" w:uiPriority="71"/>
+    <w:lsdException w:name="Colorful List Accent 5" w:uiPriority="72"/>
+    <w:lsdException w:name="Colorful Grid Accent 5" w:uiPriority="73"/>
+    <w:lsdException w:name="Light Shading Accent 6" w:uiPriority="60"/>
+    <w:lsdException w:name="Light List Accent 6" w:uiPriority="61"/>
+    <w:lsdException w:name="Light Grid Accent 6" w:uiPriority="62"/>
+    <w:lsdException w:name="Medium Shading 1 Accent 6" w:uiPriority="63"/>
+    <w:lsdException w:name="Medium Shading 2 Accent 6" w:uiPriority="64"/>
+    <w:lsdException w:name="Medium List 1 Accent 6" w:uiPriority="65"/>
+    <w:lsdException w:name="Medium List 2 Accent 6" w:uiPriority="66"/>
+    <w:lsdException w:name="Medium Grid 1 Accent 6" w:uiPriority="67"/>
+    <w:lsdException w:name="Medium Grid 2 Accent 6" w:uiPriority="68"/>
+    <w:lsdException w:name="Medium Grid 3 Accent 6" w:uiPriority="69"/>
+    <w:lsdException w:name="Dark List Accent 6" w:uiPriority="70"/>
+    <w:lsdException w:name="Colorful Shading Accent 6" w:uiPriority="71"/>
+    <w:lsdException w:name="Colorful List Accent 6" w:uiPriority="72"/>
+    <w:lsdException w:name="Colorful Grid Accent 6" w:uiPriority="73"/>
+    <w:lsdException w:name="Subtle Emphasis" w:uiPriority="19" w:qFormat="1"/>
+    <w:lsdException w:name="Intense Emphasis" w:uiPriority="21" w:qFormat="1"/>
+    <w:lsdException w:name="Subtle Reference" w:uiPriority="31" w:qFormat="1"/>
+    <w:lsdException w:name="Intense Reference" w:uiPriority="32" w:qFormat="1"/>
+    <w:lsdException w:name="Book Title" w:uiPriority="33" w:qFormat="1"/>
+    <w:lsdException w:name="Bibliography" w:semiHidden="1" w:uiPriority="37" w:unhideWhenUsed="1"/>
+    <w:lsdException w:name="TOC Heading" w:semiHidden="1" w:uiPriority="39" w:unhideWhenUsed="1" w:qFormat="1"/>
+    <w:lsdException w:name="Plain Table 1" w:uiPriority="41"/>
+    <w:lsdException w:name="Plain Table 2" w:uiPriority="42"/>
+    <w:lsdException w:name="Plain Table 3" w:uiPriority="43"/>
+    <w:lsdException w:name="Plain Table 4" w:uiPriority="44"/>
+    <w:lsdException w:name="Plain Table 5" w:uiPriority="45"/>
+    <w:lsdException w:name="Grid Table Light" w:uiPriority="40"/>
+    <w:lsdException w:name="Grid Table 1 Light" w:uiPriority="46"/>
+    <w:lsdException w:name="Grid Table 2" w:uiPriority="47"/>
+    <w:lsdException w:name="Grid Table 3" w:uiPriority="48"/>
+    <w:lsdException w:name="Grid Table 4" w:uiPriority="49"/>
+    <w:lsdException w:name="Grid Table 5 Dark" w:uiPriority="50"/>
+    <w:lsdException w:name="Grid Table 6 Colorful" w:uiPriority="51"/>
+    <w:lsdException w:name="Grid Table 7 Colorful" w:uiPriority="52"/>
+    <w:lsdException w:name="Grid Table 1 Light Accent 1" w:uiPriority="46"/>
+    <w:lsdException w:name="Grid Table 2 Accent 1" w:uiPriority="47"/>
+    <w:lsdException w:name="Grid Table 3 Accent 1" w:uiPriority="48"/>
+    <w:lsdException w:name="Grid Table 4 Accent 1" w:uiPriority="49"/>
+    <w:lsdException w:name="Grid Table 5 Dark Accent 1" w:uiPriority="50"/>
+    <w:lsdException w:name="Grid Table 6 Colorful Accent 1" w:uiPriority="51"/>
+    <w:lsdException w:name="Grid Table 7 Colorful Accent 1" w:uiPriority="52"/>
+    <w:lsdException w:name="Grid Table 1 Light Accent 2" w:uiPriority="46"/>
+    <w:lsdException w:name="Grid Table 2 Accent 2" w:uiPriority="47"/>
+    <w:lsdException w:name="Grid Table 3 Accent 2" w:uiPriority="48"/>
+    <w:lsdException w:name="Grid Table 4 Accent 2" w:uiPriority="49"/>
+    <w:lsdException w:name="Grid Table 5 Dark Accent 2" w:uiPriority="50"/>
+    <w:lsdException w:name="Grid Table 6 Colorful Accent 2" w:uiPriority="51"/>
+    <w:lsdException w:name="Grid Table 7 Colorful Accent 2" w:uiPriority="52"/>
+    <w:lsdException w:name="Grid Table 1 Light Accent 3" w:uiPriority="46"/>
+    <w:lsdException w:name="Grid Table 2 Accent 3" w:uiPriority="47"/>
+    <w:lsdException w:name="Grid Table 3 Accent 3" w:uiPriority="48"/>
+    <w:lsdException w:name="Grid Table 4 Accent 3" w:uiPriority="49"/>
+    <w:lsdException w:name="Grid Table 5 Dark Accent 3" w:uiPriority="50"/>
+    <w:lsdException w:name="Grid Table 6 Colorful Accent 3" w:uiPriority="51"/>
+    <w:lsdException w:name="Grid Table 7 Colorful Accent 3" w:uiPriority="52"/>
+    <w:lsdException w:name="Grid Table 1 Light Accent 4" w:uiPriority="46"/>
+    <w:lsdException w:name="Grid Table 2 Accent 4" w:uiPriority="47"/>
+    <w:lsdException w:name="Grid Table 3 Accent 4" w:uiPriority="48"/>
+    <w:lsdException w:name="Grid Table 4 Accent 4" w:uiPriority="49"/>
+    <w:lsdException w:name="Grid Table 5 Dark Accent 4" w:uiPriority="50"/>
+    <w:lsdException w:name="Grid Table 6 Colorful Accent 4" w:uiPriority="51"/>
+    <w:lsdException w:name="Grid Table 7 Colorful Accent 4" w:uiPriority="52"/>
+    <w:lsdException w:name="Grid Table 1 Light Accent 5" w:uiPriority="46"/>
+    <w:lsdException w:name="Grid Table 2 Accent 5" w:uiPriority="47"/>
+    <w:lsdException w:name="Grid Table 3 Accent 5" w:uiPriority="48"/>
+    <w:lsdException w:name="Grid Table 4 Accent 5" w:uiPriority="49"/>
+    <w:lsdException w:name="Grid Table 5 Dark Accent 5" w:uiPriority="50"/>
+    <w:lsdException w:name="Grid Table 6 Colorful Accent 5" w:uiPriority="51"/>
+    <w:lsdException w:name="Grid Table 7 Colorful Accent 5" w:uiPriority="52"/>
+    <w:lsdException w:name="Grid Table 1 Light Accent 6" w:uiPriority="46"/>
+    <w:lsdException w:name="Grid Table 2 Accent 6" w:uiPriority="47"/>
+    <w:lsdException w:name="Grid Table 3 Accent 6" w:uiPriority="48"/>
+    <w:lsdException w:name="Grid Table 4 Accent 6" w:uiPriority="49"/>
+    <w:lsdException w:name="Grid Table 5 Dark Accent 6" w:uiPriority="50"/>
+    <w:lsdException w:name="Grid Table 6 Colorful Accent 6" w:uiPriority="51"/>
+    <w:lsdException w:name="Grid Table 7 Colorful Accent 6" w:uiPriority="52"/>
+    <w:lsdException w:name="List Table 1 Light" w:uiPriority="46"/>
+    <w:lsdException w:name="List Table 2" w:uiPriority="47"/>
+    <w:lsdException w:name="List Table 3" w:uiPriority="48"/>
+    <w:lsdException w:name="List Table 4" w:uiPriority="49"/>
+    <w:lsdException w:name="List Table 5 Dark" w:uiPriority="50"/>
+    <w:lsdException w:name="List Table 6 Colorful" w:uiPriority="51"/>
+    <w:lsdException w:name="List Table 7 Colorful" w:uiPriority="52"/>
+    <w:lsdException w:name="List Table 1 Light Accent 1" w:uiPriority="46"/>
+    <w:lsdException w:name="List Table 2 Accent 1" w:uiPriority="47"/>
+    <w:lsdException w:name="List Table 3 Accent 1" w:uiPriority="48"/>
+    <w:lsdException w:name="List Table 4 Accent 1" w:uiPriority="49"/>
+    <w:lsdException w:name="List Table 5 Dark Accent 1" w:uiPriority="50"/>
+    <w:lsdException w:name="List Table 6 Colorful Accent 1" w:uiPriority="51"/>
+    <w:lsdException w:name="List Table 7 Colorful Accent 1" w:uiPriority="52"/>
+    <w:lsdException w:name="List Table 1 Light Accent 2" w:uiPriority="46"/>
+    <w:lsdException w:name="List Table 2 Accent 2" w:uiPriority="47"/>
+    <w:lsdException w:name="List Table 3 Accent 2" w:uiPriority="48"/>
+    <w:lsdException w:name="List Table 4 Accent 2" w:uiPriority="49"/>
+    <w:lsdException w:name="List Table 5 Dark Accent 2" w:uiPriority="50"/>
+    <w:lsdException w:name="List Table 6 Colorful Accent 2" w:uiPriority="51"/>
+    <w:lsdException w:name="List Table 7 Colorful Accent 2" w:uiPriority="52"/>
+    <w:lsdException w:name="List Table 1 Light Accent 3" w:uiPriority="46"/>
+    <w:lsdException w:name="List Table 2 Accent 3" w:uiPriority="47"/>
+    <w:lsdException w:name="List Table 3 Accent 3" w:uiPriority="48"/>
+    <w:lsdException w:name="List Table 4 Accent 3" w:uiPriority="49"/>
+    <w:lsdException w:name="List Table 5 Dark Accent 3" w:uiPriority="50"/>
+    <w:lsdException w:name="List Table 6 Colorful Accent 3" w:uiPriority="51"/>
+    <w:lsdException w:name="List Table 7 Colorful Accent 3" w:uiPriority="52"/>
+    <w:lsdException w:name="List Table 1 Light Accent 4" w:uiPriority="46"/>
+    <w:lsdException w:name="List Table 2 Accent 4" w:uiPriority="47"/>
+    <w:lsdException w:name="List Table 3 Accent 4" w:uiPriority="48"/>
+    <w:lsdException w:name="List Table 4 Accent 4" w:uiPriority="49"/>
+    <w:lsdException w:name="List Table 5 Dark Accent 4" w:uiPriority="50"/>
+    <w:lsdException w:name="List Table 6 Colorful Accent 4" w:uiPriority="51"/>
+    <w:lsdException w:name="List Table 7 Colorful Accent 4" w:uiPriority="52"/>
+    <w:lsdException w:name="List Table 1 Light Accent 5" w:uiPriority="46"/>
+    <w:lsdException w:name="List Table 2 Accent 5" w:uiPriority="47"/>
+    <w:lsdException w:name="List Table 3 Accent 5" w:uiPriority="48"/>
+    <w:lsdException w:name="List Table 4 Accent 5" w:uiPriority="49"/>
+    <w:lsdException w:name="List Table 5 Dark Accent 5" w:uiPriority="50"/>
+    <w:lsdException w:name="List Table 6 Colorful Accent 5" w:uiPriority="51"/>
+    <w:lsdException w:name="List Table 7 Colorful Accent 5" w:uiPriority="52"/>
+    <w:lsdException w:name="List Table 1 Light Accent 6" w:uiPriority="46"/>
+    <w:lsdException w:name="List Table 2 Accent 6" w:uiPriority="47"/>
+    <w:lsdException w:name="List Table 3 Accent 6" w:uiPriority="48"/>
+    <w:lsdException w:name="List Table 4 Accent 6" w:uiPriority="49"/>
+    <w:lsdException w:name="List Table 5 Dark Accent 6" w:uiPriority="50"/>
+    <w:lsdException w:name="List Table 6 Colorful Accent 6" w:uiPriority="51"/>
+    <w:lsdException w:name="List Table 7 Colorful Accent 6" w:uiPriority="52"/>
+    <w:lsdException w:name="Mention" w:semiHidden="1" w:unhideWhenUsed="1"/>
+    <w:lsdException w:name="Smart Hyperlink" w:semiHidden="1" w:unhideWhenUsed="1"/>
+    <w:lsdException w:name="Hashtag" w:semiHidden="1" w:unhideWhenUsed="1"/>
+    <w:lsdException w:name="Unresolved Mention" w:semiHidden="1" w:unhideWhenUsed="1"/>
+    <w:lsdException w:name="Smart Link" w:semiHidden="1" w:unhideWhenUsed="1"/>
+  </w:latentStyles>
+  <w:style w:type="paragraph" w:default="1" w:styleId="Normal">
+    <w:name w:val="Normal"/>
+    <w:qFormat/>
   </w:style>
   <w:style w:type="paragraph" w:styleId="Heading1">
     <w:name w:val="heading 1"/>
     <w:basedOn w:val="Normal"/>
     <w:next w:val="Normal"/>
+    <w:uiPriority w:val="9"/>
+    <w:qFormat/>
     <w:pPr>
-      <w:keepNext w:val="1"/>
-      <w:keepLines w:val="1"/>
-      <w:pageBreakBefore w:val="0"/>
-      <w:spacing w:after="120" w:before="480" w:lineRule="auto"/>
+      <w:keepNext/>
+      <w:keepLines/>
+      <w:spacing w:before="480" w:after="120"/>
+      <w:outlineLvl w:val="0"/>
     </w:pPr>
     <w:rPr>
-      <w:b w:val="1"/>
-      <w:bCs w:val="1"/>
+      <w:b/>
+      <w:bCs/>
       <w:sz w:val="48"/>
       <w:szCs w:val="48"/>
     </w:rPr>
@@ -4703,15 +5697,19 @@
     <w:name w:val="heading 2"/>
     <w:basedOn w:val="Normal"/>
     <w:next w:val="Normal"/>
+    <w:uiPriority w:val="9"/>
+    <w:semiHidden/>
+    <w:unhideWhenUsed/>
+    <w:qFormat/>
     <w:pPr>
-      <w:keepNext w:val="1"/>
-      <w:keepLines w:val="1"/>
-      <w:pageBreakBefore w:val="0"/>
-      <w:spacing w:after="80" w:before="360" w:lineRule="auto"/>
+      <w:keepNext/>
+      <w:keepLines/>
+      <w:spacing w:before="360" w:after="80"/>
+      <w:outlineLvl w:val="1"/>
     </w:pPr>
     <w:rPr>
-      <w:b w:val="1"/>
-      <w:bCs w:val="1"/>
+      <w:b/>
+      <w:bCs/>
       <w:sz w:val="36"/>
       <w:szCs w:val="36"/>
     </w:rPr>
@@ -4720,15 +5718,19 @@
     <w:name w:val="heading 3"/>
     <w:basedOn w:val="Normal"/>
     <w:next w:val="Normal"/>
+    <w:uiPriority w:val="9"/>
+    <w:semiHidden/>
+    <w:unhideWhenUsed/>
+    <w:qFormat/>
     <w:pPr>
-      <w:keepNext w:val="1"/>
-      <w:keepLines w:val="1"/>
-      <w:pageBreakBefore w:val="0"/>
-      <w:spacing w:after="80" w:before="280" w:lineRule="auto"/>
+      <w:keepNext/>
+      <w:keepLines/>
+      <w:spacing w:before="280" w:after="80"/>
+      <w:outlineLvl w:val="2"/>
     </w:pPr>
     <w:rPr>
-      <w:b w:val="1"/>
-      <w:bCs w:val="1"/>
+      <w:b/>
+      <w:bCs/>
       <w:sz w:val="28"/>
       <w:szCs w:val="28"/>
     </w:rPr>
@@ -4737,15 +5739,19 @@
     <w:name w:val="heading 4"/>
     <w:basedOn w:val="Normal"/>
     <w:next w:val="Normal"/>
+    <w:uiPriority w:val="9"/>
+    <w:semiHidden/>
+    <w:unhideWhenUsed/>
+    <w:qFormat/>
     <w:pPr>
-      <w:keepNext w:val="1"/>
-      <w:keepLines w:val="1"/>
-      <w:pageBreakBefore w:val="0"/>
-      <w:spacing w:after="40" w:before="240" w:lineRule="auto"/>
+      <w:keepNext/>
+      <w:keepLines/>
+      <w:spacing w:before="240" w:after="40"/>
+      <w:outlineLvl w:val="3"/>
     </w:pPr>
     <w:rPr>
-      <w:b w:val="1"/>
-      <w:bCs w:val="1"/>
+      <w:b/>
+      <w:bCs/>
       <w:sz w:val="24"/>
       <w:szCs w:val="24"/>
     </w:rPr>
@@ -4754,49 +5760,94 @@
     <w:name w:val="heading 5"/>
     <w:basedOn w:val="Normal"/>
     <w:next w:val="Normal"/>
+    <w:uiPriority w:val="9"/>
+    <w:semiHidden/>
+    <w:unhideWhenUsed/>
+    <w:qFormat/>
     <w:pPr>
-      <w:keepNext w:val="1"/>
-      <w:keepLines w:val="1"/>
-      <w:pageBreakBefore w:val="0"/>
-      <w:spacing w:after="40" w:before="220" w:lineRule="auto"/>
+      <w:keepNext/>
+      <w:keepLines/>
+      <w:spacing w:before="220" w:after="40"/>
+      <w:outlineLvl w:val="4"/>
     </w:pPr>
     <w:rPr>
-      <w:b w:val="1"/>
-      <w:bCs w:val="1"/>
-      <w:sz w:val="22"/>
-      <w:szCs w:val="22"/>
+      <w:b/>
+      <w:bCs/>
     </w:rPr>
   </w:style>
   <w:style w:type="paragraph" w:styleId="Heading6">
     <w:name w:val="heading 6"/>
     <w:basedOn w:val="Normal"/>
     <w:next w:val="Normal"/>
+    <w:uiPriority w:val="9"/>
+    <w:semiHidden/>
+    <w:unhideWhenUsed/>
+    <w:qFormat/>
     <w:pPr>
-      <w:keepNext w:val="1"/>
-      <w:keepLines w:val="1"/>
-      <w:pageBreakBefore w:val="0"/>
-      <w:spacing w:after="40" w:before="200" w:lineRule="auto"/>
+      <w:keepNext/>
+      <w:keepLines/>
+      <w:spacing w:before="200" w:after="40"/>
+      <w:outlineLvl w:val="5"/>
     </w:pPr>
     <w:rPr>
-      <w:b w:val="1"/>
-      <w:bCs w:val="1"/>
+      <w:b/>
+      <w:bCs/>
       <w:sz w:val="20"/>
       <w:szCs w:val="20"/>
     </w:rPr>
+  </w:style>
+  <w:style w:type="character" w:default="1" w:styleId="DefaultParagraphFont">
+    <w:name w:val="Default Paragraph Font"/>
+    <w:uiPriority w:val="1"/>
+    <w:semiHidden/>
+    <w:unhideWhenUsed/>
+  </w:style>
+  <w:style w:type="table" w:default="1" w:styleId="TableNormal">
+    <w:name w:val="Normal Table"/>
+    <w:uiPriority w:val="99"/>
+    <w:semiHidden/>
+    <w:unhideWhenUsed/>
+    <w:tblPr>
+      <w:tblInd w:w="0" w:type="dxa"/>
+      <w:tblCellMar>
+        <w:top w:w="0" w:type="dxa"/>
+        <w:left w:w="108" w:type="dxa"/>
+        <w:bottom w:w="0" w:type="dxa"/>
+        <w:right w:w="108" w:type="dxa"/>
+      </w:tblCellMar>
+    </w:tblPr>
+  </w:style>
+  <w:style w:type="numbering" w:default="1" w:styleId="NoList">
+    <w:name w:val="No List"/>
+    <w:uiPriority w:val="99"/>
+    <w:semiHidden/>
+    <w:unhideWhenUsed/>
+  </w:style>
+  <w:style w:type="table" w:customStyle="1" w:styleId="TableNormal0">
+    <w:name w:val="TableNormal"/>
+    <w:tblPr>
+      <w:tblCellMar>
+        <w:top w:w="100" w:type="dxa"/>
+        <w:left w:w="100" w:type="dxa"/>
+        <w:bottom w:w="100" w:type="dxa"/>
+        <w:right w:w="100" w:type="dxa"/>
+      </w:tblCellMar>
+    </w:tblPr>
   </w:style>
   <w:style w:type="paragraph" w:styleId="Title">
     <w:name w:val="Title"/>
     <w:basedOn w:val="Normal"/>
     <w:next w:val="Normal"/>
+    <w:uiPriority w:val="10"/>
+    <w:qFormat/>
     <w:pPr>
-      <w:keepNext w:val="1"/>
-      <w:keepLines w:val="1"/>
-      <w:pageBreakBefore w:val="0"/>
-      <w:spacing w:after="120" w:before="480" w:lineRule="auto"/>
+      <w:keepNext/>
+      <w:keepLines/>
+      <w:spacing w:before="480" w:after="120"/>
     </w:pPr>
     <w:rPr>
-      <w:b w:val="1"/>
-      <w:bCs w:val="1"/>
+      <w:b/>
+      <w:bCs/>
       <w:sz w:val="72"/>
       <w:szCs w:val="72"/>
     </w:rPr>
@@ -4805,23 +5856,24 @@
     <w:name w:val="Subtitle"/>
     <w:basedOn w:val="Normal"/>
     <w:next w:val="Normal"/>
+    <w:uiPriority w:val="11"/>
+    <w:qFormat/>
     <w:pPr>
-      <w:keepNext w:val="1"/>
-      <w:keepLines w:val="1"/>
-      <w:pageBreakBefore w:val="0"/>
-      <w:spacing w:after="80" w:before="360" w:lineRule="auto"/>
+      <w:keepNext/>
+      <w:keepLines/>
+      <w:spacing w:before="360" w:after="80"/>
     </w:pPr>
     <w:rPr>
-      <w:rFonts w:ascii="Georgia" w:cs="Georgia" w:eastAsia="Georgia" w:hAnsi="Georgia"/>
-      <w:i w:val="1"/>
-      <w:iCs w:val="1"/>
+      <w:rFonts w:ascii="Georgia" w:eastAsia="Georgia" w:hAnsi="Georgia" w:cs="Georgia"/>
+      <w:i/>
+      <w:iCs/>
       <w:color w:val="666666"/>
       <w:sz w:val="48"/>
       <w:szCs w:val="48"/>
     </w:rPr>
   </w:style>
-  <w:style w:type="table" w:styleId="Table1">
-    <w:basedOn w:val="TableNormal"/>
+  <w:style w:type="table" w:customStyle="1" w:styleId="a">
+    <w:basedOn w:val="TableNormal0"/>
     <w:pPr>
       <w:spacing w:after="0" w:line="240" w:lineRule="auto"/>
     </w:pPr>
@@ -4829,10 +5881,10 @@
       <w:tblStyleRowBandSize w:val="1"/>
       <w:tblStyleColBandSize w:val="1"/>
       <w:tblCellMar>
-        <w:top w:w="66.0" w:type="dxa"/>
-        <w:left w:w="106.0" w:type="dxa"/>
-        <w:bottom w:w="0.0" w:type="dxa"/>
-        <w:right w:w="124.0" w:type="dxa"/>
+        <w:top w:w="66" w:type="dxa"/>
+        <w:left w:w="106" w:type="dxa"/>
+        <w:bottom w:w="0" w:type="dxa"/>
+        <w:right w:w="124" w:type="dxa"/>
       </w:tblCellMar>
     </w:tblPr>
   </w:style>
@@ -5159,17 +6211,17 @@
 </a:theme>
 </file>
 
-<file path=customXML/item1.xml><?xml version="1.0" encoding="utf-8"?>
+<file path=customXml/item1.xml><?xml version="1.0" encoding="utf-8"?>
 <go:gDocsCustomXmlDataStorage xmlns:go="http://customooxmlschemas.google.com/" xmlns:r="http://schemas.openxmlformats.org/officeDocument/2006/relationships" uri="GoogleDocsCustomDataVersion2">
   <go:docsCustomData xmlns:go="http://customooxmlschemas.google.com/" roundtripDataSignature="AMtx7mgATH9FIMtKaFTSs9MFpojhx4fPFQ==">CgMxLjA4AHIhMV9XbUk2V2dBdm5BLUdrenJ1X193XzVoczVFeXhySEpN</go:docsCustomData>
 </go:gDocsCustomXmlDataStorage>
 </file>
 
-<file path=customXML/itemProps1.xml><?xml version="1.0" encoding="utf-8"?>
+<file path=customXml/itemProps1.xml><?xml version="1.0" encoding="utf-8"?>
 <ds:datastoreItem xmlns:ds="http://schemas.openxmlformats.org/officeDocument/2006/customXml" ds:itemID="{11111111-1234-1234-1234-123412341234}">
   <ds:schemaRefs>
+    <ds:schemaRef ds:uri="http://customooxmlschemas.google.com/"/>
     <ds:schemaRef ds:uri="http://schemas.openxmlformats.org/officeDocument/2006/relationships"/>
-    <ds:schemaRef ds:uri="http://customooxmlschemas.google.com/"/>
   </ds:schemaRefs>
 </ds:datastoreItem>
 </file>